--- a/NoteStandard_Anchor_Client_Service_Agreement.docx
+++ b/NoteStandard_Anchor_Client_Service_Agreement.docx
@@ -10406,9 +10406,51 @@
         </w:rPr>
       </w:pPr>
       <w:r>
-        <w:rPr>
-          <w:rtl w:val="0"/>
-        </w:rPr>
+        <w:t>1. CLIENT &amp; COMPANY DETAILS</w:t>
+        <w:br/>
+        <w:t>Company Name: Jossy Digital Technologies Ltd</w:t>
+        <w:br/>
+        <w:t>RC Number: RC 9586407</w:t>
+        <w:br/>
+        <w:t>Registered Address: Effurun, Delta State, Nigeria</w:t>
+        <w:br/>
+        <w:t>Primary Contact / CEO: Oboh Aghogho Jossy (Founder &amp; Chief Executive Officer)</w:t>
+        <w:br/>
+        <w:t>Official Email: admin@notestandard.com</w:t>
+        <w:br/>
+        <w:t>Support Email: support@notestandard.com</w:t>
+        <w:br/>
+        <w:t>Technical Email: tech@notestandard.com</w:t>
+        <w:br/>
+        <w:t>Phone Number: +234 705 182 4027</w:t>
+        <w:br/>
+        <w:t>Website: https://notestandard.com</w:t>
+        <w:br/>
+        <w:br/>
+        <w:t>2. BUSINESS DESCRIPTION</w:t>
+        <w:br/>
+        <w:t>Jossy Digital Technologies Ltd develops and operates NoteStandard, a financial technology platform that provides digital wallets, virtual bank accounts, payment collection, bank transfers, internal wallet transfers, treasury management, merchant collections and financial technology infrastructure.</w:t>
+        <w:br/>
+        <w:br/>
+        <w:t>3. SUBSCRIBED SERVICES &amp; SELECTED PRODUCTS</w:t>
+        <w:br/>
+        <w:t>- NGN Virtual Accounts</w:t>
+        <w:br/>
+        <w:t>- Virtual Account Collections</w:t>
+        <w:br/>
+        <w:t>- NIP Transfers</w:t>
+        <w:br/>
+        <w:t>- Business Wallet</w:t>
+        <w:br/>
+        <w:t>- API Access</w:t>
+        <w:br/>
+        <w:t>- Webhook Events</w:t>
+        <w:br/>
+        <w:t>- Settlement</w:t>
+        <w:br/>
+        <w:t>- Customer Profile</w:t>
+        <w:br/>
+        <w:t>- Merchant Collections</w:t>
       </w:r>
     </w:p>
     <w:p>
@@ -11309,1350 +11351,2458 @@
     </w:p>
     <w:tbl>
       <w:tblPr>
-        <w:tblW w:type="auto" w:w="0"/>
-        <w:jc w:val="center"/>
-        <w:tblLook w:firstColumn="1" w:firstRow="1" w:lastColumn="0" w:lastRow="0" w:noHBand="0" w:noVBand="1" w:val="04A0"/>
+        <w:tblStyle w:val="Table1"/>
+        <w:tblW w:w="10440.0" w:type="dxa"/>
+        <w:jc w:val="left"/>
+        <w:tblInd w:w="-270.0" w:type="dxa"/>
         <w:tblBorders>
-          <w:top w:val="single" w:sz="4" w:space="0" w:color="CBD5E1"/>
-          <w:bottom w:val="single" w:sz="4" w:space="0" w:color="CBD5E1"/>
-          <w:left w:val="single" w:sz="4" w:space="0" w:color="CBD5E1"/>
-          <w:right w:val="single" w:sz="4" w:space="0" w:color="CBD5E1"/>
-          <w:insideH w:val="single" w:sz="4" w:space="0" w:color="CBD5E1"/>
-          <w:insideV w:val="single" w:sz="4" w:space="0" w:color="CBD5E1"/>
+          <w:top w:color="000000" w:space="0" w:sz="8" w:val="single"/>
+          <w:left w:color="000000" w:space="0" w:sz="8" w:val="single"/>
+          <w:bottom w:color="000000" w:space="0" w:sz="8" w:val="single"/>
+          <w:right w:color="000000" w:space="0" w:sz="8" w:val="single"/>
+          <w:insideH w:color="000000" w:space="0" w:sz="8" w:val="single"/>
+          <w:insideV w:color="000000" w:space="0" w:sz="8" w:val="single"/>
         </w:tblBorders>
+        <w:tblLayout w:type="fixed"/>
+        <w:tblLook w:val="0600"/>
       </w:tblPr>
       <w:tblGrid>
         <w:gridCol w:w="2340"/>
-        <w:gridCol w:w="2340"/>
-        <w:gridCol w:w="2340"/>
-        <w:gridCol w:w="2340"/>
+        <w:gridCol w:w="3225"/>
+        <w:gridCol w:w="1650"/>
+        <w:gridCol w:w="3225"/>
+        <w:tblGridChange w:id="0">
+          <w:tblGrid>
+            <w:gridCol w:w="2340"/>
+            <w:gridCol w:w="3225"/>
+            <w:gridCol w:w="1650"/>
+            <w:gridCol w:w="3225"/>
+          </w:tblGrid>
+        </w:tblGridChange>
       </w:tblGrid>
       <w:tr>
+        <w:trPr>
+          <w:cantSplit w:val="0"/>
+          <w:trHeight w:val="300" w:hRule="atLeast"/>
+          <w:tblHeader w:val="0"/>
+        </w:trPr>
         <w:tc>
           <w:tcPr>
-            <w:tcW w:type="dxa" w:w="1872"/>
-            <w:shd w:fill="1E293B"/>
+            <w:shd w:fill="000000" w:val="clear"/>
             <w:tcMar>
-              <w:top w:w="120" w:type="dxa"/>
-              <w:bottom w:w="120" w:type="dxa"/>
-              <w:left w:w="140" w:type="dxa"/>
-              <w:right w:w="140" w:type="dxa"/>
+              <w:top w:w="100.0" w:type="dxa"/>
+              <w:left w:w="100.0" w:type="dxa"/>
+              <w:bottom w:w="100.0" w:type="dxa"/>
+              <w:right w:w="100.0" w:type="dxa"/>
             </w:tcMar>
           </w:tcPr>
           <w:p>
             <w:pPr>
-              <w:jc w:val="left"/>
+              <w:widowControl w:val="0"/>
+              <w:spacing w:after="0" w:line="276" w:lineRule="auto"/>
+              <w:jc w:val="both"/>
+              <w:rPr>
+                <w:rFonts w:ascii="Century Gothic" w:cs="Century Gothic" w:eastAsia="Century Gothic" w:hAnsi="Century Gothic"/>
+                <w:b w:val="1"/>
+                <w:bCs w:val="1"/>
+                <w:color w:val="ffffff"/>
+                <w:sz w:val="20"/>
+                <w:szCs w:val="20"/>
+              </w:rPr>
             </w:pPr>
             <w:r>
               <w:rPr>
-                <w:rFonts w:ascii="Calibri" w:hAnsi="Calibri"/>
-                <w:b/>
-                <w:color w:val="FFFFFF"/>
-                <w:sz w:val="17"/>
-              </w:rPr>
-              <w:t>REQUEST CATEGORY</w:t>
+                <w:rFonts w:ascii="Century Gothic" w:cs="Century Gothic" w:eastAsia="Century Gothic" w:hAnsi="Century Gothic"/>
+                <w:b w:val="1"/>
+                <w:bCs w:val="1"/>
+                <w:color w:val="ffffff"/>
+                <w:sz w:val="20"/>
+                <w:szCs w:val="20"/>
+                <w:rtl w:val="0"/>
+              </w:rPr>
+              <w:t xml:space="preserve">REQUEST</w:t>
             </w:r>
           </w:p>
         </w:tc>
         <w:tc>
           <w:tcPr>
-            <w:tcW w:type="dxa" w:w="3888"/>
-            <w:shd w:fill="1E293B"/>
+            <w:shd w:fill="000000" w:val="clear"/>
             <w:tcMar>
-              <w:top w:w="120" w:type="dxa"/>
-              <w:bottom w:w="120" w:type="dxa"/>
-              <w:left w:w="140" w:type="dxa"/>
-              <w:right w:w="140" w:type="dxa"/>
+              <w:top w:w="100.0" w:type="dxa"/>
+              <w:left w:w="100.0" w:type="dxa"/>
+              <w:bottom w:w="100.0" w:type="dxa"/>
+              <w:right w:w="100.0" w:type="dxa"/>
             </w:tcMar>
           </w:tcPr>
           <w:p>
             <w:pPr>
-              <w:jc w:val="left"/>
+              <w:widowControl w:val="0"/>
+              <w:spacing w:after="0" w:line="276" w:lineRule="auto"/>
+              <w:jc w:val="both"/>
+              <w:rPr>
+                <w:rFonts w:ascii="Century Gothic" w:cs="Century Gothic" w:eastAsia="Century Gothic" w:hAnsi="Century Gothic"/>
+                <w:b w:val="1"/>
+                <w:bCs w:val="1"/>
+                <w:color w:val="ffffff"/>
+                <w:sz w:val="20"/>
+                <w:szCs w:val="20"/>
+              </w:rPr>
             </w:pPr>
             <w:r>
               <w:rPr>
-                <w:rFonts w:ascii="Calibri" w:hAnsi="Calibri"/>
-                <w:b/>
-                <w:color w:val="FFFFFF"/>
-                <w:sz w:val="17"/>
-              </w:rPr>
-              <w:t>DESCRIPTION &amp; OPERATIONAL SCOPE</w:t>
+                <w:rFonts w:ascii="Century Gothic" w:cs="Century Gothic" w:eastAsia="Century Gothic" w:hAnsi="Century Gothic"/>
+                <w:b w:val="1"/>
+                <w:bCs w:val="1"/>
+                <w:color w:val="ffffff"/>
+                <w:sz w:val="20"/>
+                <w:szCs w:val="20"/>
+                <w:rtl w:val="0"/>
+              </w:rPr>
+              <w:t xml:space="preserve">DESCRIPTION</w:t>
             </w:r>
           </w:p>
         </w:tc>
         <w:tc>
           <w:tcPr>
-            <w:tcW w:type="dxa" w:w="1728"/>
-            <w:shd w:fill="1E293B"/>
+            <w:shd w:fill="000000" w:val="clear"/>
             <w:tcMar>
-              <w:top w:w="120" w:type="dxa"/>
-              <w:bottom w:w="120" w:type="dxa"/>
-              <w:left w:w="140" w:type="dxa"/>
-              <w:right w:w="140" w:type="dxa"/>
+              <w:top w:w="100.0" w:type="dxa"/>
+              <w:left w:w="100.0" w:type="dxa"/>
+              <w:bottom w:w="100.0" w:type="dxa"/>
+              <w:right w:w="100.0" w:type="dxa"/>
             </w:tcMar>
           </w:tcPr>
           <w:p>
             <w:pPr>
-              <w:jc w:val="left"/>
+              <w:widowControl w:val="0"/>
+              <w:spacing w:after="0" w:line="276" w:lineRule="auto"/>
+              <w:jc w:val="both"/>
+              <w:rPr>
+                <w:rFonts w:ascii="Century Gothic" w:cs="Century Gothic" w:eastAsia="Century Gothic" w:hAnsi="Century Gothic"/>
+                <w:b w:val="1"/>
+                <w:bCs w:val="1"/>
+                <w:color w:val="ffffff"/>
+                <w:sz w:val="20"/>
+                <w:szCs w:val="20"/>
+              </w:rPr>
             </w:pPr>
             <w:r>
               <w:rPr>
-                <w:rFonts w:ascii="Calibri" w:hAnsi="Calibri"/>
-                <w:b/>
-                <w:color w:val="FFFFFF"/>
-                <w:sz w:val="17"/>
-              </w:rPr>
-              <w:t>ACKNOWLEDGEMENT SLA</w:t>
+                <w:rFonts w:ascii="Century Gothic" w:cs="Century Gothic" w:eastAsia="Century Gothic" w:hAnsi="Century Gothic"/>
+                <w:b w:val="1"/>
+                <w:bCs w:val="1"/>
+                <w:color w:val="ffffff"/>
+                <w:sz w:val="20"/>
+                <w:szCs w:val="20"/>
+                <w:rtl w:val="0"/>
+              </w:rPr>
+              <w:t xml:space="preserve">TRANSACTION TIMELINE</w:t>
             </w:r>
           </w:p>
         </w:tc>
         <w:tc>
           <w:tcPr>
-            <w:tcW w:type="dxa" w:w="1872"/>
-            <w:shd w:fill="1E293B"/>
+            <w:shd w:fill="000000" w:val="clear"/>
             <w:tcMar>
-              <w:top w:w="120" w:type="dxa"/>
-              <w:bottom w:w="120" w:type="dxa"/>
-              <w:left w:w="140" w:type="dxa"/>
-              <w:right w:w="140" w:type="dxa"/>
+              <w:top w:w="100.0" w:type="dxa"/>
+              <w:left w:w="100.0" w:type="dxa"/>
+              <w:bottom w:w="100.0" w:type="dxa"/>
+              <w:right w:w="100.0" w:type="dxa"/>
             </w:tcMar>
           </w:tcPr>
           <w:p>
             <w:pPr>
-              <w:jc w:val="left"/>
+              <w:widowControl w:val="0"/>
+              <w:spacing w:after="0" w:line="276" w:lineRule="auto"/>
+              <w:jc w:val="both"/>
+              <w:rPr>
+                <w:rFonts w:ascii="Century Gothic" w:cs="Century Gothic" w:eastAsia="Century Gothic" w:hAnsi="Century Gothic"/>
+                <w:b w:val="1"/>
+                <w:bCs w:val="1"/>
+                <w:color w:val="ffffff"/>
+                <w:sz w:val="20"/>
+                <w:szCs w:val="20"/>
+              </w:rPr>
             </w:pPr>
             <w:r>
               <w:rPr>
-                <w:rFonts w:ascii="Calibri" w:hAnsi="Calibri"/>
-                <w:b/>
-                <w:color w:val="FFFFFF"/>
-                <w:sz w:val="17"/>
-              </w:rPr>
-              <w:t>TARGET RESOLUTION SLA</w:t>
+                <w:rFonts w:ascii="Century Gothic" w:cs="Century Gothic" w:eastAsia="Century Gothic" w:hAnsi="Century Gothic"/>
+                <w:b w:val="1"/>
+                <w:bCs w:val="1"/>
+                <w:color w:val="ffffff"/>
+                <w:sz w:val="20"/>
+                <w:szCs w:val="20"/>
+                <w:rtl w:val="0"/>
+              </w:rPr>
+              <w:t xml:space="preserve">RESOLUTION </w:t>
             </w:r>
           </w:p>
         </w:tc>
       </w:tr>
       <w:tr>
+        <w:trPr>
+          <w:cantSplit w:val="0"/>
+          <w:trHeight w:val="420" w:hRule="atLeast"/>
+          <w:tblHeader w:val="0"/>
+        </w:trPr>
         <w:tc>
           <w:tcPr>
-            <w:tcW w:type="dxa" w:w="1872"/>
-            <w:shd w:fill="FFFFFF"/>
+            <w:vMerge w:val="restart"/>
+            <w:shd w:fill="auto" w:val="clear"/>
             <w:tcMar>
-              <w:top w:w="90" w:type="dxa"/>
-              <w:bottom w:w="90" w:type="dxa"/>
-              <w:left w:w="140" w:type="dxa"/>
-              <w:right w:w="140" w:type="dxa"/>
+              <w:top w:w="100.0" w:type="dxa"/>
+              <w:left w:w="100.0" w:type="dxa"/>
+              <w:bottom w:w="100.0" w:type="dxa"/>
+              <w:right w:w="100.0" w:type="dxa"/>
             </w:tcMar>
           </w:tcPr>
           <w:p>
             <w:pPr>
-              <w:jc w:val="left"/>
+              <w:widowControl w:val="0"/>
+              <w:spacing w:after="0" w:line="276" w:lineRule="auto"/>
+              <w:jc w:val="both"/>
+              <w:rPr>
+                <w:rFonts w:ascii="Century Gothic" w:cs="Century Gothic" w:eastAsia="Century Gothic" w:hAnsi="Century Gothic"/>
+                <w:sz w:val="20"/>
+                <w:szCs w:val="20"/>
+              </w:rPr>
             </w:pPr>
             <w:r>
               <w:rPr>
-                <w:rFonts w:ascii="Calibri" w:hAnsi="Calibri"/>
-                <w:color w:val="1E293B"/>
-                <w:sz w:val="17"/>
-              </w:rPr>
-              <w:t>Account Request</w:t>
+                <w:rFonts w:ascii="Century Gothic" w:cs="Century Gothic" w:eastAsia="Century Gothic" w:hAnsi="Century Gothic"/>
+                <w:sz w:val="20"/>
+                <w:szCs w:val="20"/>
+                <w:rtl w:val="0"/>
+              </w:rPr>
+              <w:t xml:space="preserve">Account Request</w:t>
             </w:r>
           </w:p>
         </w:tc>
         <w:tc>
           <w:tcPr>
-            <w:tcW w:type="dxa" w:w="3888"/>
-            <w:shd w:fill="FFFFFF"/>
+            <w:shd w:fill="auto" w:val="clear"/>
             <w:tcMar>
-              <w:top w:w="90" w:type="dxa"/>
-              <w:bottom w:w="90" w:type="dxa"/>
-              <w:left w:w="140" w:type="dxa"/>
-              <w:right w:w="140" w:type="dxa"/>
+              <w:top w:w="100.0" w:type="dxa"/>
+              <w:left w:w="100.0" w:type="dxa"/>
+              <w:bottom w:w="100.0" w:type="dxa"/>
+              <w:right w:w="100.0" w:type="dxa"/>
             </w:tcMar>
           </w:tcPr>
           <w:p>
             <w:pPr>
-              <w:jc w:val="left"/>
+              <w:widowControl w:val="0"/>
+              <w:spacing w:after="0" w:line="276" w:lineRule="auto"/>
+              <w:jc w:val="both"/>
+              <w:rPr>
+                <w:rFonts w:ascii="Century Gothic" w:cs="Century Gothic" w:eastAsia="Century Gothic" w:hAnsi="Century Gothic"/>
+                <w:sz w:val="20"/>
+                <w:szCs w:val="20"/>
+              </w:rPr>
             </w:pPr>
             <w:r>
               <w:rPr>
-                <w:rFonts w:ascii="Calibri" w:hAnsi="Calibri"/>
-                <w:color w:val="1E293B"/>
-                <w:sz w:val="17"/>
-              </w:rPr>
-              <w:t>Virtual Account Creation (NGN &amp; USD dedicated accounts)</w:t>
+                <w:rFonts w:ascii="Century Gothic" w:cs="Century Gothic" w:eastAsia="Century Gothic" w:hAnsi="Century Gothic"/>
+                <w:sz w:val="20"/>
+                <w:szCs w:val="20"/>
+                <w:rtl w:val="0"/>
+              </w:rPr>
+              <w:t xml:space="preserve">Account opening</w:t>
             </w:r>
           </w:p>
         </w:tc>
         <w:tc>
           <w:tcPr>
-            <w:tcW w:type="dxa" w:w="1728"/>
-            <w:shd w:fill="FFFFFF"/>
+            <w:vMerge w:val="restart"/>
+            <w:shd w:fill="auto" w:val="clear"/>
             <w:tcMar>
-              <w:top w:w="90" w:type="dxa"/>
-              <w:bottom w:w="90" w:type="dxa"/>
-              <w:left w:w="140" w:type="dxa"/>
-              <w:right w:w="140" w:type="dxa"/>
+              <w:top w:w="100.0" w:type="dxa"/>
+              <w:left w:w="100.0" w:type="dxa"/>
+              <w:bottom w:w="100.0" w:type="dxa"/>
+              <w:right w:w="100.0" w:type="dxa"/>
             </w:tcMar>
           </w:tcPr>
           <w:p>
             <w:pPr>
-              <w:jc w:val="left"/>
+              <w:widowControl w:val="0"/>
+              <w:spacing w:after="0" w:line="276" w:lineRule="auto"/>
+              <w:jc w:val="both"/>
+              <w:rPr>
+                <w:rFonts w:ascii="Century Gothic" w:cs="Century Gothic" w:eastAsia="Century Gothic" w:hAnsi="Century Gothic"/>
+                <w:sz w:val="20"/>
+                <w:szCs w:val="20"/>
+              </w:rPr>
             </w:pPr>
             <w:r>
               <w:rPr>
-                <w:rFonts w:ascii="Calibri" w:hAnsi="Calibri"/>
-                <w:color w:val="1E293B"/>
-                <w:sz w:val="17"/>
-              </w:rPr>
-              <w:t>15 minutes</w:t>
+                <w:rFonts w:ascii="Century Gothic" w:cs="Century Gothic" w:eastAsia="Century Gothic" w:hAnsi="Century Gothic"/>
+                <w:sz w:val="20"/>
+                <w:szCs w:val="20"/>
+                <w:rtl w:val="0"/>
+              </w:rPr>
+              <w:t xml:space="preserve">45 minutes</w:t>
             </w:r>
           </w:p>
         </w:tc>
         <w:tc>
           <w:tcPr>
-            <w:tcW w:type="dxa" w:w="1872"/>
-            <w:shd w:fill="FFFFFF"/>
+            <w:shd w:fill="auto" w:val="clear"/>
             <w:tcMar>
-              <w:top w:w="90" w:type="dxa"/>
-              <w:bottom w:w="90" w:type="dxa"/>
-              <w:left w:w="140" w:type="dxa"/>
-              <w:right w:w="140" w:type="dxa"/>
+              <w:top w:w="100.0" w:type="dxa"/>
+              <w:left w:w="100.0" w:type="dxa"/>
+              <w:bottom w:w="100.0" w:type="dxa"/>
+              <w:right w:w="100.0" w:type="dxa"/>
             </w:tcMar>
           </w:tcPr>
           <w:p>
             <w:pPr>
-              <w:jc w:val="left"/>
+              <w:widowControl w:val="0"/>
+              <w:spacing w:after="0" w:line="276" w:lineRule="auto"/>
+              <w:jc w:val="both"/>
+              <w:rPr>
+                <w:rFonts w:ascii="Century Gothic" w:cs="Century Gothic" w:eastAsia="Century Gothic" w:hAnsi="Century Gothic"/>
+                <w:sz w:val="20"/>
+                <w:szCs w:val="20"/>
+              </w:rPr>
             </w:pPr>
             <w:r>
               <w:rPr>
-                <w:rFonts w:ascii="Calibri" w:hAnsi="Calibri"/>
-                <w:color w:val="1E293B"/>
-                <w:sz w:val="17"/>
-              </w:rPr>
-              <w:t>2 hours</w:t>
+                <w:rFonts w:ascii="Century Gothic" w:cs="Century Gothic" w:eastAsia="Century Gothic" w:hAnsi="Century Gothic"/>
+                <w:sz w:val="20"/>
+                <w:szCs w:val="20"/>
+                <w:rtl w:val="0"/>
+              </w:rPr>
+              <w:t xml:space="preserve">24 hours</w:t>
             </w:r>
           </w:p>
         </w:tc>
       </w:tr>
       <w:tr>
+        <w:trPr>
+          <w:cantSplit w:val="0"/>
+          <w:trHeight w:val="420" w:hRule="atLeast"/>
+          <w:tblHeader w:val="0"/>
+        </w:trPr>
         <w:tc>
           <w:tcPr>
-            <w:tcW w:type="dxa" w:w="1872"/>
-            <w:shd w:fill="F8FAFC"/>
+            <w:vMerge w:val="continue"/>
+            <w:shd w:fill="auto" w:val="clear"/>
             <w:tcMar>
-              <w:top w:w="90" w:type="dxa"/>
-              <w:bottom w:w="90" w:type="dxa"/>
-              <w:left w:w="140" w:type="dxa"/>
-              <w:right w:w="140" w:type="dxa"/>
+              <w:top w:w="100.0" w:type="dxa"/>
+              <w:left w:w="100.0" w:type="dxa"/>
+              <w:bottom w:w="100.0" w:type="dxa"/>
+              <w:right w:w="100.0" w:type="dxa"/>
             </w:tcMar>
           </w:tcPr>
           <w:p>
             <w:pPr>
+              <w:keepNext w:val="0"/>
+              <w:keepLines w:val="0"/>
+              <w:pageBreakBefore w:val="0"/>
+              <w:widowControl w:val="0"/>
+              <w:pBdr>
+                <w:top w:space="0" w:sz="0" w:val="nil"/>
+                <w:left w:space="0" w:sz="0" w:val="nil"/>
+                <w:bottom w:space="0" w:sz="0" w:val="nil"/>
+                <w:right w:space="0" w:sz="0" w:val="nil"/>
+                <w:between w:space="0" w:sz="0" w:val="nil"/>
+              </w:pBdr>
+              <w:shd w:fill="auto" w:val="clear"/>
+              <w:spacing w:after="200" w:before="0" w:line="276" w:lineRule="auto"/>
+              <w:ind w:left="0" w:right="0" w:firstLine="0"/>
               <w:jc w:val="left"/>
+              <w:rPr>
+                <w:rFonts w:ascii="Century Gothic" w:cs="Century Gothic" w:eastAsia="Century Gothic" w:hAnsi="Century Gothic"/>
+                <w:sz w:val="20"/>
+                <w:szCs w:val="20"/>
+              </w:rPr>
             </w:pPr>
             <w:r>
               <w:rPr>
-                <w:rFonts w:ascii="Calibri" w:hAnsi="Calibri"/>
-                <w:color w:val="1E293B"/>
-                <w:sz w:val="17"/>
-              </w:rPr>
-              <w:t>Account Request</w:t>
+                <w:rtl w:val="0"/>
+              </w:rPr>
             </w:r>
           </w:p>
         </w:tc>
         <w:tc>
           <w:tcPr>
-            <w:tcW w:type="dxa" w:w="3888"/>
-            <w:shd w:fill="F8FAFC"/>
+            <w:shd w:fill="auto" w:val="clear"/>
             <w:tcMar>
-              <w:top w:w="90" w:type="dxa"/>
-              <w:bottom w:w="90" w:type="dxa"/>
-              <w:left w:w="140" w:type="dxa"/>
-              <w:right w:w="140" w:type="dxa"/>
+              <w:top w:w="100.0" w:type="dxa"/>
+              <w:left w:w="100.0" w:type="dxa"/>
+              <w:bottom w:w="100.0" w:type="dxa"/>
+              <w:right w:w="100.0" w:type="dxa"/>
             </w:tcMar>
           </w:tcPr>
           <w:p>
             <w:pPr>
-              <w:jc w:val="left"/>
+              <w:widowControl w:val="0"/>
+              <w:spacing w:after="0" w:line="276" w:lineRule="auto"/>
+              <w:jc w:val="both"/>
+              <w:rPr>
+                <w:rFonts w:ascii="Century Gothic" w:cs="Century Gothic" w:eastAsia="Century Gothic" w:hAnsi="Century Gothic"/>
+                <w:sz w:val="20"/>
+                <w:szCs w:val="20"/>
+              </w:rPr>
             </w:pPr>
             <w:r>
               <w:rPr>
-                <w:rFonts w:ascii="Calibri" w:hAnsi="Calibri"/>
-                <w:color w:val="1E293B"/>
-                <w:sz w:val="17"/>
-              </w:rPr>
-              <w:t>Account Profile Modifications, KYC Re-verification &amp; Tier Upgrades</w:t>
+                <w:rFonts w:ascii="Century Gothic" w:cs="Century Gothic" w:eastAsia="Century Gothic" w:hAnsi="Century Gothic"/>
+                <w:sz w:val="20"/>
+                <w:szCs w:val="20"/>
+                <w:rtl w:val="0"/>
+              </w:rPr>
+              <w:t xml:space="preserve">Account update </w:t>
             </w:r>
           </w:p>
         </w:tc>
         <w:tc>
           <w:tcPr>
-            <w:tcW w:type="dxa" w:w="1728"/>
-            <w:shd w:fill="F8FAFC"/>
+            <w:vMerge w:val="continue"/>
+            <w:shd w:fill="auto" w:val="clear"/>
             <w:tcMar>
-              <w:top w:w="90" w:type="dxa"/>
-              <w:bottom w:w="90" w:type="dxa"/>
-              <w:left w:w="140" w:type="dxa"/>
-              <w:right w:w="140" w:type="dxa"/>
+              <w:top w:w="100.0" w:type="dxa"/>
+              <w:left w:w="100.0" w:type="dxa"/>
+              <w:bottom w:w="100.0" w:type="dxa"/>
+              <w:right w:w="100.0" w:type="dxa"/>
             </w:tcMar>
           </w:tcPr>
           <w:p>
             <w:pPr>
+              <w:keepNext w:val="0"/>
+              <w:keepLines w:val="0"/>
+              <w:pageBreakBefore w:val="0"/>
+              <w:widowControl w:val="0"/>
+              <w:pBdr>
+                <w:top w:space="0" w:sz="0" w:val="nil"/>
+                <w:left w:space="0" w:sz="0" w:val="nil"/>
+                <w:bottom w:space="0" w:sz="0" w:val="nil"/>
+                <w:right w:space="0" w:sz="0" w:val="nil"/>
+                <w:between w:space="0" w:sz="0" w:val="nil"/>
+              </w:pBdr>
+              <w:shd w:fill="auto" w:val="clear"/>
+              <w:spacing w:after="200" w:before="0" w:line="276" w:lineRule="auto"/>
+              <w:ind w:left="0" w:right="0" w:firstLine="0"/>
               <w:jc w:val="left"/>
+              <w:rPr>
+                <w:rFonts w:ascii="Century Gothic" w:cs="Century Gothic" w:eastAsia="Century Gothic" w:hAnsi="Century Gothic"/>
+                <w:sz w:val="20"/>
+                <w:szCs w:val="20"/>
+              </w:rPr>
             </w:pPr>
             <w:r>
               <w:rPr>
-                <w:rFonts w:ascii="Calibri" w:hAnsi="Calibri"/>
-                <w:color w:val="1E293B"/>
-                <w:sz w:val="17"/>
-              </w:rPr>
-              <w:t>30 minutes</w:t>
+                <w:rtl w:val="0"/>
+              </w:rPr>
             </w:r>
           </w:p>
         </w:tc>
         <w:tc>
           <w:tcPr>
-            <w:tcW w:type="dxa" w:w="1872"/>
-            <w:shd w:fill="F8FAFC"/>
+            <w:shd w:fill="auto" w:val="clear"/>
             <w:tcMar>
-              <w:top w:w="90" w:type="dxa"/>
-              <w:bottom w:w="90" w:type="dxa"/>
-              <w:left w:w="140" w:type="dxa"/>
-              <w:right w:w="140" w:type="dxa"/>
+              <w:top w:w="100.0" w:type="dxa"/>
+              <w:left w:w="100.0" w:type="dxa"/>
+              <w:bottom w:w="100.0" w:type="dxa"/>
+              <w:right w:w="100.0" w:type="dxa"/>
             </w:tcMar>
           </w:tcPr>
           <w:p>
             <w:pPr>
-              <w:jc w:val="left"/>
+              <w:widowControl w:val="0"/>
+              <w:spacing w:after="0" w:line="276" w:lineRule="auto"/>
+              <w:jc w:val="both"/>
+              <w:rPr>
+                <w:rFonts w:ascii="Century Gothic" w:cs="Century Gothic" w:eastAsia="Century Gothic" w:hAnsi="Century Gothic"/>
+                <w:sz w:val="20"/>
+                <w:szCs w:val="20"/>
+              </w:rPr>
             </w:pPr>
             <w:r>
               <w:rPr>
-                <w:rFonts w:ascii="Calibri" w:hAnsi="Calibri"/>
-                <w:color w:val="1E293B"/>
-                <w:sz w:val="17"/>
-              </w:rPr>
-              <w:t>4 hours</w:t>
+                <w:rFonts w:ascii="Century Gothic" w:cs="Century Gothic" w:eastAsia="Century Gothic" w:hAnsi="Century Gothic"/>
+                <w:sz w:val="20"/>
+                <w:szCs w:val="20"/>
+                <w:rtl w:val="0"/>
+              </w:rPr>
+              <w:t xml:space="preserve">24 hours</w:t>
             </w:r>
           </w:p>
         </w:tc>
       </w:tr>
       <w:tr>
+        <w:trPr>
+          <w:cantSplit w:val="0"/>
+          <w:trHeight w:val="420" w:hRule="atLeast"/>
+          <w:tblHeader w:val="0"/>
+        </w:trPr>
         <w:tc>
           <w:tcPr>
-            <w:tcW w:type="dxa" w:w="1872"/>
-            <w:shd w:fill="FFFFFF"/>
+            <w:vMerge w:val="continue"/>
+            <w:shd w:fill="auto" w:val="clear"/>
             <w:tcMar>
-              <w:top w:w="90" w:type="dxa"/>
-              <w:bottom w:w="90" w:type="dxa"/>
-              <w:left w:w="140" w:type="dxa"/>
-              <w:right w:w="140" w:type="dxa"/>
+              <w:top w:w="100.0" w:type="dxa"/>
+              <w:left w:w="100.0" w:type="dxa"/>
+              <w:bottom w:w="100.0" w:type="dxa"/>
+              <w:right w:w="100.0" w:type="dxa"/>
             </w:tcMar>
           </w:tcPr>
           <w:p>
             <w:pPr>
+              <w:keepNext w:val="0"/>
+              <w:keepLines w:val="0"/>
+              <w:pageBreakBefore w:val="0"/>
+              <w:widowControl w:val="0"/>
+              <w:pBdr>
+                <w:top w:space="0" w:sz="0" w:val="nil"/>
+                <w:left w:space="0" w:sz="0" w:val="nil"/>
+                <w:bottom w:space="0" w:sz="0" w:val="nil"/>
+                <w:right w:space="0" w:sz="0" w:val="nil"/>
+                <w:between w:space="0" w:sz="0" w:val="nil"/>
+              </w:pBdr>
+              <w:shd w:fill="auto" w:val="clear"/>
+              <w:spacing w:after="200" w:before="0" w:line="276" w:lineRule="auto"/>
+              <w:ind w:left="0" w:right="0" w:firstLine="0"/>
               <w:jc w:val="left"/>
+              <w:rPr>
+                <w:rFonts w:ascii="Century Gothic" w:cs="Century Gothic" w:eastAsia="Century Gothic" w:hAnsi="Century Gothic"/>
+                <w:sz w:val="20"/>
+                <w:szCs w:val="20"/>
+              </w:rPr>
             </w:pPr>
             <w:r>
               <w:rPr>
-                <w:rFonts w:ascii="Calibri" w:hAnsi="Calibri"/>
-                <w:color w:val="1E293B"/>
-                <w:sz w:val="17"/>
-              </w:rPr>
-              <w:t>Account Request</w:t>
+                <w:rtl w:val="0"/>
+              </w:rPr>
             </w:r>
           </w:p>
         </w:tc>
         <w:tc>
           <w:tcPr>
-            <w:tcW w:type="dxa" w:w="3888"/>
-            <w:shd w:fill="FFFFFF"/>
+            <w:shd w:fill="auto" w:val="clear"/>
             <w:tcMar>
-              <w:top w:w="90" w:type="dxa"/>
-              <w:bottom w:w="90" w:type="dxa"/>
-              <w:left w:w="140" w:type="dxa"/>
-              <w:right w:w="140" w:type="dxa"/>
+              <w:top w:w="100.0" w:type="dxa"/>
+              <w:left w:w="100.0" w:type="dxa"/>
+              <w:bottom w:w="100.0" w:type="dxa"/>
+              <w:right w:w="100.0" w:type="dxa"/>
             </w:tcMar>
           </w:tcPr>
           <w:p>
             <w:pPr>
-              <w:jc w:val="left"/>
+              <w:widowControl w:val="0"/>
+              <w:spacing w:after="0" w:line="276" w:lineRule="auto"/>
+              <w:jc w:val="both"/>
+              <w:rPr>
+                <w:rFonts w:ascii="Century Gothic" w:cs="Century Gothic" w:eastAsia="Century Gothic" w:hAnsi="Century Gothic"/>
+                <w:sz w:val="20"/>
+                <w:szCs w:val="20"/>
+              </w:rPr>
             </w:pPr>
             <w:r>
               <w:rPr>
-                <w:rFonts w:ascii="Calibri" w:hAnsi="Calibri"/>
-                <w:color w:val="1E293B"/>
-                <w:sz w:val="17"/>
-              </w:rPr>
-              <w:t>Account Restrict / Freeze / Compliance Sanction Lock</w:t>
+                <w:rFonts w:ascii="Century Gothic" w:cs="Century Gothic" w:eastAsia="Century Gothic" w:hAnsi="Century Gothic"/>
+                <w:sz w:val="20"/>
+                <w:szCs w:val="20"/>
+                <w:rtl w:val="0"/>
+              </w:rPr>
+              <w:t xml:space="preserve">Blacklist Account</w:t>
             </w:r>
           </w:p>
         </w:tc>
         <w:tc>
           <w:tcPr>
-            <w:tcW w:type="dxa" w:w="1728"/>
-            <w:shd w:fill="FFFFFF"/>
+            <w:vMerge w:val="continue"/>
+            <w:shd w:fill="auto" w:val="clear"/>
             <w:tcMar>
-              <w:top w:w="90" w:type="dxa"/>
-              <w:bottom w:w="90" w:type="dxa"/>
-              <w:left w:w="140" w:type="dxa"/>
-              <w:right w:w="140" w:type="dxa"/>
+              <w:top w:w="100.0" w:type="dxa"/>
+              <w:left w:w="100.0" w:type="dxa"/>
+              <w:bottom w:w="100.0" w:type="dxa"/>
+              <w:right w:w="100.0" w:type="dxa"/>
             </w:tcMar>
           </w:tcPr>
           <w:p>
             <w:pPr>
+              <w:keepNext w:val="0"/>
+              <w:keepLines w:val="0"/>
+              <w:pageBreakBefore w:val="0"/>
+              <w:widowControl w:val="0"/>
+              <w:pBdr>
+                <w:top w:space="0" w:sz="0" w:val="nil"/>
+                <w:left w:space="0" w:sz="0" w:val="nil"/>
+                <w:bottom w:space="0" w:sz="0" w:val="nil"/>
+                <w:right w:space="0" w:sz="0" w:val="nil"/>
+                <w:between w:space="0" w:sz="0" w:val="nil"/>
+              </w:pBdr>
+              <w:shd w:fill="auto" w:val="clear"/>
+              <w:spacing w:after="200" w:before="0" w:line="276" w:lineRule="auto"/>
+              <w:ind w:left="0" w:right="0" w:firstLine="0"/>
               <w:jc w:val="left"/>
+              <w:rPr>
+                <w:rFonts w:ascii="Century Gothic" w:cs="Century Gothic" w:eastAsia="Century Gothic" w:hAnsi="Century Gothic"/>
+                <w:sz w:val="20"/>
+                <w:szCs w:val="20"/>
+              </w:rPr>
             </w:pPr>
             <w:r>
               <w:rPr>
-                <w:rFonts w:ascii="Calibri" w:hAnsi="Calibri"/>
-                <w:color w:val="1E293B"/>
-                <w:sz w:val="17"/>
-              </w:rPr>
-              <w:t>15 minutes</w:t>
+                <w:rtl w:val="0"/>
+              </w:rPr>
             </w:r>
           </w:p>
         </w:tc>
         <w:tc>
           <w:tcPr>
-            <w:tcW w:type="dxa" w:w="1872"/>
-            <w:shd w:fill="FFFFFF"/>
+            <w:shd w:fill="auto" w:val="clear"/>
             <w:tcMar>
-              <w:top w:w="90" w:type="dxa"/>
-              <w:bottom w:w="90" w:type="dxa"/>
-              <w:left w:w="140" w:type="dxa"/>
-              <w:right w:w="140" w:type="dxa"/>
+              <w:top w:w="100.0" w:type="dxa"/>
+              <w:left w:w="100.0" w:type="dxa"/>
+              <w:bottom w:w="100.0" w:type="dxa"/>
+              <w:right w:w="100.0" w:type="dxa"/>
             </w:tcMar>
           </w:tcPr>
           <w:p>
             <w:pPr>
-              <w:jc w:val="left"/>
+              <w:widowControl w:val="0"/>
+              <w:spacing w:after="0" w:line="276" w:lineRule="auto"/>
+              <w:jc w:val="both"/>
+              <w:rPr>
+                <w:rFonts w:ascii="Century Gothic" w:cs="Century Gothic" w:eastAsia="Century Gothic" w:hAnsi="Century Gothic"/>
+                <w:sz w:val="20"/>
+                <w:szCs w:val="20"/>
+              </w:rPr>
             </w:pPr>
             <w:r>
               <w:rPr>
-                <w:rFonts w:ascii="Calibri" w:hAnsi="Calibri"/>
-                <w:color w:val="1E293B"/>
-                <w:sz w:val="17"/>
-              </w:rPr>
-              <w:t>1 hour</w:t>
+                <w:rFonts w:ascii="Century Gothic" w:cs="Century Gothic" w:eastAsia="Century Gothic" w:hAnsi="Century Gothic"/>
+                <w:sz w:val="20"/>
+                <w:szCs w:val="20"/>
+                <w:rtl w:val="0"/>
+              </w:rPr>
+              <w:t xml:space="preserve">24 hours</w:t>
             </w:r>
           </w:p>
         </w:tc>
       </w:tr>
       <w:tr>
+        <w:trPr>
+          <w:cantSplit w:val="0"/>
+          <w:trHeight w:val="420" w:hRule="atLeast"/>
+          <w:tblHeader w:val="0"/>
+        </w:trPr>
         <w:tc>
           <w:tcPr>
-            <w:tcW w:type="dxa" w:w="1872"/>
-            <w:shd w:fill="F8FAFC"/>
+            <w:vMerge w:val="restart"/>
+            <w:shd w:fill="auto" w:val="clear"/>
             <w:tcMar>
-              <w:top w:w="90" w:type="dxa"/>
-              <w:bottom w:w="90" w:type="dxa"/>
-              <w:left w:w="140" w:type="dxa"/>
-              <w:right w:w="140" w:type="dxa"/>
+              <w:top w:w="100.0" w:type="dxa"/>
+              <w:left w:w="100.0" w:type="dxa"/>
+              <w:bottom w:w="100.0" w:type="dxa"/>
+              <w:right w:w="100.0" w:type="dxa"/>
             </w:tcMar>
           </w:tcPr>
           <w:p>
             <w:pPr>
-              <w:jc w:val="left"/>
+              <w:widowControl w:val="0"/>
+              <w:spacing w:after="0" w:line="276" w:lineRule="auto"/>
+              <w:jc w:val="both"/>
+              <w:rPr>
+                <w:rFonts w:ascii="Century Gothic" w:cs="Century Gothic" w:eastAsia="Century Gothic" w:hAnsi="Century Gothic"/>
+                <w:sz w:val="20"/>
+                <w:szCs w:val="20"/>
+              </w:rPr>
             </w:pPr>
             <w:r>
               <w:rPr>
-                <w:rFonts w:ascii="Calibri" w:hAnsi="Calibri"/>
-                <w:color w:val="1E293B"/>
-                <w:sz w:val="17"/>
-              </w:rPr>
-              <w:t>Transaction Request</w:t>
+                <w:rFonts w:ascii="Century Gothic" w:cs="Century Gothic" w:eastAsia="Century Gothic" w:hAnsi="Century Gothic"/>
+                <w:sz w:val="20"/>
+                <w:szCs w:val="20"/>
+                <w:rtl w:val="0"/>
+              </w:rPr>
+              <w:t xml:space="preserve">Transaction Request</w:t>
             </w:r>
           </w:p>
         </w:tc>
         <w:tc>
           <w:tcPr>
-            <w:tcW w:type="dxa" w:w="3888"/>
-            <w:shd w:fill="F8FAFC"/>
+            <w:shd w:fill="auto" w:val="clear"/>
             <w:tcMar>
-              <w:top w:w="90" w:type="dxa"/>
-              <w:bottom w:w="90" w:type="dxa"/>
-              <w:left w:w="140" w:type="dxa"/>
-              <w:right w:w="140" w:type="dxa"/>
+              <w:top w:w="100.0" w:type="dxa"/>
+              <w:left w:w="100.0" w:type="dxa"/>
+              <w:bottom w:w="100.0" w:type="dxa"/>
+              <w:right w:w="100.0" w:type="dxa"/>
             </w:tcMar>
           </w:tcPr>
           <w:p>
             <w:pPr>
-              <w:jc w:val="left"/>
+              <w:widowControl w:val="0"/>
+              <w:spacing w:after="0" w:line="276" w:lineRule="auto"/>
+              <w:jc w:val="both"/>
+              <w:rPr>
+                <w:rFonts w:ascii="Century Gothic" w:cs="Century Gothic" w:eastAsia="Century Gothic" w:hAnsi="Century Gothic"/>
+                <w:sz w:val="20"/>
+                <w:szCs w:val="20"/>
+              </w:rPr>
             </w:pPr>
             <w:r>
               <w:rPr>
-                <w:rFonts w:ascii="Calibri" w:hAnsi="Calibri"/>
-                <w:color w:val="1E293B"/>
-                <w:sz w:val="17"/>
-              </w:rPr>
-              <w:t>Transaction Verification &amp; NIP Payout Status Inquiry</w:t>
+                <w:rFonts w:ascii="Century Gothic" w:cs="Century Gothic" w:eastAsia="Century Gothic" w:hAnsi="Century Gothic"/>
+                <w:sz w:val="20"/>
+                <w:szCs w:val="20"/>
+                <w:rtl w:val="0"/>
+              </w:rPr>
+              <w:t xml:space="preserve">Transaction Verification</w:t>
             </w:r>
           </w:p>
         </w:tc>
         <w:tc>
           <w:tcPr>
-            <w:tcW w:type="dxa" w:w="1728"/>
-            <w:shd w:fill="F8FAFC"/>
+            <w:vMerge w:val="restart"/>
+            <w:shd w:fill="auto" w:val="clear"/>
             <w:tcMar>
-              <w:top w:w="90" w:type="dxa"/>
-              <w:bottom w:w="90" w:type="dxa"/>
-              <w:left w:w="140" w:type="dxa"/>
-              <w:right w:w="140" w:type="dxa"/>
+              <w:top w:w="100.0" w:type="dxa"/>
+              <w:left w:w="100.0" w:type="dxa"/>
+              <w:bottom w:w="100.0" w:type="dxa"/>
+              <w:right w:w="100.0" w:type="dxa"/>
             </w:tcMar>
           </w:tcPr>
           <w:p>
             <w:pPr>
-              <w:jc w:val="left"/>
+              <w:widowControl w:val="0"/>
+              <w:spacing w:after="0" w:line="276" w:lineRule="auto"/>
+              <w:jc w:val="both"/>
+              <w:rPr>
+                <w:rFonts w:ascii="Century Gothic" w:cs="Century Gothic" w:eastAsia="Century Gothic" w:hAnsi="Century Gothic"/>
+                <w:sz w:val="20"/>
+                <w:szCs w:val="20"/>
+              </w:rPr>
             </w:pPr>
             <w:r>
               <w:rPr>
-                <w:rFonts w:ascii="Calibri" w:hAnsi="Calibri"/>
-                <w:color w:val="1E293B"/>
-                <w:sz w:val="17"/>
-              </w:rPr>
-              <w:t>15 minutes</w:t>
+                <w:rFonts w:ascii="Century Gothic" w:cs="Century Gothic" w:eastAsia="Century Gothic" w:hAnsi="Century Gothic"/>
+                <w:sz w:val="20"/>
+                <w:szCs w:val="20"/>
+                <w:rtl w:val="0"/>
+              </w:rPr>
+              <w:t xml:space="preserve">30 minutes</w:t>
             </w:r>
           </w:p>
         </w:tc>
         <w:tc>
           <w:tcPr>
-            <w:tcW w:type="dxa" w:w="1872"/>
-            <w:shd w:fill="F8FAFC"/>
+            <w:shd w:fill="auto" w:val="clear"/>
             <w:tcMar>
-              <w:top w:w="90" w:type="dxa"/>
-              <w:bottom w:w="90" w:type="dxa"/>
-              <w:left w:w="140" w:type="dxa"/>
-              <w:right w:w="140" w:type="dxa"/>
+              <w:top w:w="100.0" w:type="dxa"/>
+              <w:left w:w="100.0" w:type="dxa"/>
+              <w:bottom w:w="100.0" w:type="dxa"/>
+              <w:right w:w="100.0" w:type="dxa"/>
             </w:tcMar>
           </w:tcPr>
           <w:p>
             <w:pPr>
-              <w:jc w:val="left"/>
+              <w:widowControl w:val="0"/>
+              <w:spacing w:after="0" w:line="276" w:lineRule="auto"/>
+              <w:jc w:val="both"/>
+              <w:rPr>
+                <w:rFonts w:ascii="Century Gothic" w:cs="Century Gothic" w:eastAsia="Century Gothic" w:hAnsi="Century Gothic"/>
+                <w:sz w:val="20"/>
+                <w:szCs w:val="20"/>
+              </w:rPr>
             </w:pPr>
             <w:r>
               <w:rPr>
-                <w:rFonts w:ascii="Calibri" w:hAnsi="Calibri"/>
-                <w:color w:val="1E293B"/>
-                <w:sz w:val="17"/>
-              </w:rPr>
-              <w:t>1 hour</w:t>
+                <w:rFonts w:ascii="Century Gothic" w:cs="Century Gothic" w:eastAsia="Century Gothic" w:hAnsi="Century Gothic"/>
+                <w:sz w:val="20"/>
+                <w:szCs w:val="20"/>
+                <w:rtl w:val="0"/>
+              </w:rPr>
+              <w:t xml:space="preserve">3 hours </w:t>
             </w:r>
           </w:p>
         </w:tc>
       </w:tr>
       <w:tr>
+        <w:trPr>
+          <w:cantSplit w:val="0"/>
+          <w:trHeight w:val="420" w:hRule="atLeast"/>
+          <w:tblHeader w:val="0"/>
+        </w:trPr>
         <w:tc>
           <w:tcPr>
-            <w:tcW w:type="dxa" w:w="1872"/>
-            <w:shd w:fill="FFFFFF"/>
+            <w:vMerge w:val="continue"/>
+            <w:shd w:fill="auto" w:val="clear"/>
             <w:tcMar>
-              <w:top w:w="90" w:type="dxa"/>
-              <w:bottom w:w="90" w:type="dxa"/>
-              <w:left w:w="140" w:type="dxa"/>
-              <w:right w:w="140" w:type="dxa"/>
+              <w:top w:w="100.0" w:type="dxa"/>
+              <w:left w:w="100.0" w:type="dxa"/>
+              <w:bottom w:w="100.0" w:type="dxa"/>
+              <w:right w:w="100.0" w:type="dxa"/>
             </w:tcMar>
           </w:tcPr>
           <w:p>
             <w:pPr>
+              <w:keepNext w:val="0"/>
+              <w:keepLines w:val="0"/>
+              <w:pageBreakBefore w:val="0"/>
+              <w:widowControl w:val="0"/>
+              <w:pBdr>
+                <w:top w:space="0" w:sz="0" w:val="nil"/>
+                <w:left w:space="0" w:sz="0" w:val="nil"/>
+                <w:bottom w:space="0" w:sz="0" w:val="nil"/>
+                <w:right w:space="0" w:sz="0" w:val="nil"/>
+                <w:between w:space="0" w:sz="0" w:val="nil"/>
+              </w:pBdr>
+              <w:shd w:fill="auto" w:val="clear"/>
+              <w:spacing w:after="200" w:before="0" w:line="276" w:lineRule="auto"/>
+              <w:ind w:left="0" w:right="0" w:firstLine="0"/>
               <w:jc w:val="left"/>
+              <w:rPr>
+                <w:rFonts w:ascii="Century Gothic" w:cs="Century Gothic" w:eastAsia="Century Gothic" w:hAnsi="Century Gothic"/>
+                <w:sz w:val="20"/>
+                <w:szCs w:val="20"/>
+              </w:rPr>
             </w:pPr>
             <w:r>
               <w:rPr>
-                <w:rFonts w:ascii="Calibri" w:hAnsi="Calibri"/>
-                <w:color w:val="1E293B"/>
-                <w:sz w:val="17"/>
-              </w:rPr>
-              <w:t>Transaction Request</w:t>
+                <w:rtl w:val="0"/>
+              </w:rPr>
             </w:r>
           </w:p>
         </w:tc>
         <w:tc>
           <w:tcPr>
-            <w:tcW w:type="dxa" w:w="3888"/>
-            <w:shd w:fill="FFFFFF"/>
+            <w:shd w:fill="auto" w:val="clear"/>
             <w:tcMar>
-              <w:top w:w="90" w:type="dxa"/>
-              <w:bottom w:w="90" w:type="dxa"/>
-              <w:left w:w="140" w:type="dxa"/>
-              <w:right w:w="140" w:type="dxa"/>
+              <w:top w:w="100.0" w:type="dxa"/>
+              <w:left w:w="100.0" w:type="dxa"/>
+              <w:bottom w:w="100.0" w:type="dxa"/>
+              <w:right w:w="100.0" w:type="dxa"/>
             </w:tcMar>
           </w:tcPr>
           <w:p>
             <w:pPr>
-              <w:jc w:val="left"/>
+              <w:widowControl w:val="0"/>
+              <w:spacing w:after="0" w:line="276" w:lineRule="auto"/>
+              <w:jc w:val="both"/>
+              <w:rPr>
+                <w:rFonts w:ascii="Century Gothic" w:cs="Century Gothic" w:eastAsia="Century Gothic" w:hAnsi="Century Gothic"/>
+                <w:sz w:val="20"/>
+                <w:szCs w:val="20"/>
+              </w:rPr>
             </w:pPr>
             <w:r>
               <w:rPr>
-                <w:rFonts w:ascii="Calibri" w:hAnsi="Calibri"/>
-                <w:color w:val="1E293B"/>
-                <w:sz w:val="17"/>
-              </w:rPr>
-              <w:t>Transaction Webhook Re-delivery &amp; Event Re-sync</w:t>
+                <w:rFonts w:ascii="Century Gothic" w:cs="Century Gothic" w:eastAsia="Century Gothic" w:hAnsi="Century Gothic"/>
+                <w:sz w:val="20"/>
+                <w:szCs w:val="20"/>
+                <w:rtl w:val="0"/>
+              </w:rPr>
+              <w:t xml:space="preserve">Transaction Notification</w:t>
             </w:r>
           </w:p>
         </w:tc>
         <w:tc>
           <w:tcPr>
-            <w:tcW w:type="dxa" w:w="1728"/>
-            <w:shd w:fill="FFFFFF"/>
+            <w:vMerge w:val="continue"/>
+            <w:shd w:fill="auto" w:val="clear"/>
             <w:tcMar>
-              <w:top w:w="90" w:type="dxa"/>
-              <w:bottom w:w="90" w:type="dxa"/>
-              <w:left w:w="140" w:type="dxa"/>
-              <w:right w:w="140" w:type="dxa"/>
+              <w:top w:w="100.0" w:type="dxa"/>
+              <w:left w:w="100.0" w:type="dxa"/>
+              <w:bottom w:w="100.0" w:type="dxa"/>
+              <w:right w:w="100.0" w:type="dxa"/>
             </w:tcMar>
           </w:tcPr>
           <w:p>
             <w:pPr>
+              <w:keepNext w:val="0"/>
+              <w:keepLines w:val="0"/>
+              <w:pageBreakBefore w:val="0"/>
+              <w:widowControl w:val="0"/>
+              <w:pBdr>
+                <w:top w:space="0" w:sz="0" w:val="nil"/>
+                <w:left w:space="0" w:sz="0" w:val="nil"/>
+                <w:bottom w:space="0" w:sz="0" w:val="nil"/>
+                <w:right w:space="0" w:sz="0" w:val="nil"/>
+                <w:between w:space="0" w:sz="0" w:val="nil"/>
+              </w:pBdr>
+              <w:shd w:fill="auto" w:val="clear"/>
+              <w:spacing w:after="200" w:before="0" w:line="276" w:lineRule="auto"/>
+              <w:ind w:left="0" w:right="0" w:firstLine="0"/>
               <w:jc w:val="left"/>
+              <w:rPr>
+                <w:rFonts w:ascii="Century Gothic" w:cs="Century Gothic" w:eastAsia="Century Gothic" w:hAnsi="Century Gothic"/>
+                <w:sz w:val="20"/>
+                <w:szCs w:val="20"/>
+              </w:rPr>
             </w:pPr>
             <w:r>
               <w:rPr>
-                <w:rFonts w:ascii="Calibri" w:hAnsi="Calibri"/>
-                <w:color w:val="1E293B"/>
-                <w:sz w:val="17"/>
-              </w:rPr>
-              <w:t>15 minutes</w:t>
+                <w:rtl w:val="0"/>
+              </w:rPr>
             </w:r>
           </w:p>
         </w:tc>
         <w:tc>
           <w:tcPr>
-            <w:tcW w:type="dxa" w:w="1872"/>
-            <w:shd w:fill="FFFFFF"/>
+            <w:shd w:fill="auto" w:val="clear"/>
             <w:tcMar>
-              <w:top w:w="90" w:type="dxa"/>
-              <w:bottom w:w="90" w:type="dxa"/>
-              <w:left w:w="140" w:type="dxa"/>
-              <w:right w:w="140" w:type="dxa"/>
+              <w:top w:w="100.0" w:type="dxa"/>
+              <w:left w:w="100.0" w:type="dxa"/>
+              <w:bottom w:w="100.0" w:type="dxa"/>
+              <w:right w:w="100.0" w:type="dxa"/>
             </w:tcMar>
           </w:tcPr>
           <w:p>
             <w:pPr>
-              <w:jc w:val="left"/>
+              <w:widowControl w:val="0"/>
+              <w:spacing w:after="0" w:line="276" w:lineRule="auto"/>
+              <w:jc w:val="both"/>
+              <w:rPr>
+                <w:rFonts w:ascii="Century Gothic" w:cs="Century Gothic" w:eastAsia="Century Gothic" w:hAnsi="Century Gothic"/>
+                <w:sz w:val="20"/>
+                <w:szCs w:val="20"/>
+              </w:rPr>
             </w:pPr>
             <w:r>
               <w:rPr>
-                <w:rFonts w:ascii="Calibri" w:hAnsi="Calibri"/>
-                <w:color w:val="1E293B"/>
-                <w:sz w:val="17"/>
-              </w:rPr>
-              <w:t>2 hours</w:t>
+                <w:rFonts w:ascii="Century Gothic" w:cs="Century Gothic" w:eastAsia="Century Gothic" w:hAnsi="Century Gothic"/>
+                <w:sz w:val="20"/>
+                <w:szCs w:val="20"/>
+                <w:rtl w:val="0"/>
+              </w:rPr>
+              <w:t xml:space="preserve">12 hours </w:t>
             </w:r>
           </w:p>
         </w:tc>
       </w:tr>
       <w:tr>
+        <w:trPr>
+          <w:cantSplit w:val="0"/>
+          <w:trHeight w:val="420" w:hRule="atLeast"/>
+          <w:tblHeader w:val="0"/>
+        </w:trPr>
         <w:tc>
           <w:tcPr>
-            <w:tcW w:type="dxa" w:w="1872"/>
-            <w:shd w:fill="F8FAFC"/>
+            <w:vMerge w:val="restart"/>
+            <w:shd w:fill="auto" w:val="clear"/>
             <w:tcMar>
-              <w:top w:w="90" w:type="dxa"/>
-              <w:bottom w:w="90" w:type="dxa"/>
-              <w:left w:w="140" w:type="dxa"/>
-              <w:right w:w="140" w:type="dxa"/>
+              <w:top w:w="100.0" w:type="dxa"/>
+              <w:left w:w="100.0" w:type="dxa"/>
+              <w:bottom w:w="100.0" w:type="dxa"/>
+              <w:right w:w="100.0" w:type="dxa"/>
             </w:tcMar>
           </w:tcPr>
           <w:p>
             <w:pPr>
-              <w:jc w:val="left"/>
+              <w:widowControl w:val="0"/>
+              <w:spacing w:after="0" w:line="276" w:lineRule="auto"/>
+              <w:jc w:val="both"/>
+              <w:rPr>
+                <w:rFonts w:ascii="Century Gothic" w:cs="Century Gothic" w:eastAsia="Century Gothic" w:hAnsi="Century Gothic"/>
+                <w:sz w:val="20"/>
+                <w:szCs w:val="20"/>
+              </w:rPr>
             </w:pPr>
             <w:r>
               <w:rPr>
-                <w:rFonts w:ascii="Calibri" w:hAnsi="Calibri"/>
-                <w:color w:val="1E293B"/>
-                <w:sz w:val="17"/>
-              </w:rPr>
-              <w:t>Reporting Request</w:t>
+                <w:rFonts w:ascii="Century Gothic" w:cs="Century Gothic" w:eastAsia="Century Gothic" w:hAnsi="Century Gothic"/>
+                <w:sz w:val="20"/>
+                <w:szCs w:val="20"/>
+                <w:rtl w:val="0"/>
+              </w:rPr>
+              <w:t xml:space="preserve">Reporting (Compliance Deliverables) Request</w:t>
             </w:r>
           </w:p>
         </w:tc>
         <w:tc>
           <w:tcPr>
-            <w:tcW w:type="dxa" w:w="3888"/>
-            <w:shd w:fill="F8FAFC"/>
+            <w:shd w:fill="auto" w:val="clear"/>
             <w:tcMar>
-              <w:top w:w="90" w:type="dxa"/>
-              <w:bottom w:w="90" w:type="dxa"/>
-              <w:left w:w="140" w:type="dxa"/>
-              <w:right w:w="140" w:type="dxa"/>
+              <w:top w:w="100.0" w:type="dxa"/>
+              <w:left w:w="100.0" w:type="dxa"/>
+              <w:bottom w:w="100.0" w:type="dxa"/>
+              <w:right w:w="100.0" w:type="dxa"/>
             </w:tcMar>
           </w:tcPr>
           <w:p>
             <w:pPr>
-              <w:jc w:val="left"/>
+              <w:widowControl w:val="0"/>
+              <w:spacing w:after="0" w:line="276" w:lineRule="auto"/>
+              <w:jc w:val="both"/>
+              <w:rPr>
+                <w:rFonts w:ascii="Century Gothic" w:cs="Century Gothic" w:eastAsia="Century Gothic" w:hAnsi="Century Gothic"/>
+                <w:sz w:val="20"/>
+                <w:szCs w:val="20"/>
+              </w:rPr>
             </w:pPr>
             <w:r>
               <w:rPr>
-                <w:rFonts w:ascii="Calibri" w:hAnsi="Calibri"/>
-                <w:color w:val="1E293B"/>
-                <w:sz w:val="17"/>
-              </w:rPr>
-              <w:t>Suspicious Transaction Report (STR/SAR) Data Inquiry</w:t>
+                <w:rFonts w:ascii="Century Gothic" w:cs="Century Gothic" w:eastAsia="Century Gothic" w:hAnsi="Century Gothic"/>
+                <w:sz w:val="20"/>
+                <w:szCs w:val="20"/>
+                <w:rtl w:val="0"/>
+              </w:rPr>
+              <w:t xml:space="preserve">Suspicious Transactions Report</w:t>
             </w:r>
           </w:p>
         </w:tc>
         <w:tc>
           <w:tcPr>
-            <w:tcW w:type="dxa" w:w="1728"/>
-            <w:shd w:fill="F8FAFC"/>
+            <w:vMerge w:val="restart"/>
+            <w:shd w:fill="auto" w:val="clear"/>
             <w:tcMar>
-              <w:top w:w="90" w:type="dxa"/>
-              <w:bottom w:w="90" w:type="dxa"/>
-              <w:left w:w="140" w:type="dxa"/>
-              <w:right w:w="140" w:type="dxa"/>
+              <w:top w:w="100.0" w:type="dxa"/>
+              <w:left w:w="100.0" w:type="dxa"/>
+              <w:bottom w:w="100.0" w:type="dxa"/>
+              <w:right w:w="100.0" w:type="dxa"/>
             </w:tcMar>
           </w:tcPr>
           <w:p>
             <w:pPr>
-              <w:jc w:val="left"/>
+              <w:widowControl w:val="0"/>
+              <w:spacing w:after="0" w:line="276" w:lineRule="auto"/>
+              <w:jc w:val="both"/>
+              <w:rPr>
+                <w:rFonts w:ascii="Century Gothic" w:cs="Century Gothic" w:eastAsia="Century Gothic" w:hAnsi="Century Gothic"/>
+                <w:sz w:val="20"/>
+                <w:szCs w:val="20"/>
+              </w:rPr>
             </w:pPr>
             <w:r>
               <w:rPr>
-                <w:rFonts w:ascii="Calibri" w:hAnsi="Calibri"/>
-                <w:color w:val="1E293B"/>
-                <w:sz w:val="17"/>
-              </w:rPr>
-              <w:t>2 hours</w:t>
+                <w:rFonts w:ascii="Century Gothic" w:cs="Century Gothic" w:eastAsia="Century Gothic" w:hAnsi="Century Gothic"/>
+                <w:sz w:val="20"/>
+                <w:szCs w:val="20"/>
+                <w:rtl w:val="0"/>
+              </w:rPr>
+              <w:t xml:space="preserve">24 hours</w:t>
             </w:r>
           </w:p>
         </w:tc>
         <w:tc>
           <w:tcPr>
-            <w:tcW w:type="dxa" w:w="1872"/>
-            <w:shd w:fill="F8FAFC"/>
+            <w:vMerge w:val="restart"/>
+            <w:shd w:fill="auto" w:val="clear"/>
             <w:tcMar>
-              <w:top w:w="90" w:type="dxa"/>
-              <w:bottom w:w="90" w:type="dxa"/>
-              <w:left w:w="140" w:type="dxa"/>
-              <w:right w:w="140" w:type="dxa"/>
+              <w:top w:w="100.0" w:type="dxa"/>
+              <w:left w:w="100.0" w:type="dxa"/>
+              <w:bottom w:w="100.0" w:type="dxa"/>
+              <w:right w:w="100.0" w:type="dxa"/>
             </w:tcMar>
           </w:tcPr>
           <w:p>
             <w:pPr>
-              <w:jc w:val="left"/>
+              <w:widowControl w:val="0"/>
+              <w:spacing w:after="0" w:line="276" w:lineRule="auto"/>
+              <w:jc w:val="both"/>
+              <w:rPr>
+                <w:rFonts w:ascii="Century Gothic" w:cs="Century Gothic" w:eastAsia="Century Gothic" w:hAnsi="Century Gothic"/>
+                <w:sz w:val="20"/>
+                <w:szCs w:val="20"/>
+              </w:rPr>
             </w:pPr>
             <w:r>
               <w:rPr>
-                <w:rFonts w:ascii="Calibri" w:hAnsi="Calibri"/>
-                <w:color w:val="1E293B"/>
-                <w:sz w:val="17"/>
-              </w:rPr>
-              <w:t>12 hours (Mandatory filing via partners)</w:t>
+                <w:rFonts w:ascii="Century Gothic" w:cs="Century Gothic" w:eastAsia="Century Gothic" w:hAnsi="Century Gothic"/>
+                <w:sz w:val="20"/>
+                <w:szCs w:val="20"/>
+                <w:rtl w:val="0"/>
+              </w:rPr>
+              <w:t xml:space="preserve">24 hours (Necessary reports to be filed with the regulators through Anchor’s partners)</w:t>
             </w:r>
           </w:p>
         </w:tc>
       </w:tr>
       <w:tr>
+        <w:trPr>
+          <w:cantSplit w:val="0"/>
+          <w:trHeight w:val="420" w:hRule="atLeast"/>
+          <w:tblHeader w:val="0"/>
+        </w:trPr>
         <w:tc>
           <w:tcPr>
-            <w:tcW w:type="dxa" w:w="1872"/>
-            <w:shd w:fill="FFFFFF"/>
+            <w:vMerge w:val="continue"/>
+            <w:shd w:fill="auto" w:val="clear"/>
             <w:tcMar>
-              <w:top w:w="90" w:type="dxa"/>
-              <w:bottom w:w="90" w:type="dxa"/>
-              <w:left w:w="140" w:type="dxa"/>
-              <w:right w:w="140" w:type="dxa"/>
+              <w:top w:w="100.0" w:type="dxa"/>
+              <w:left w:w="100.0" w:type="dxa"/>
+              <w:bottom w:w="100.0" w:type="dxa"/>
+              <w:right w:w="100.0" w:type="dxa"/>
             </w:tcMar>
           </w:tcPr>
           <w:p>
             <w:pPr>
+              <w:keepNext w:val="0"/>
+              <w:keepLines w:val="0"/>
+              <w:pageBreakBefore w:val="0"/>
+              <w:widowControl w:val="0"/>
+              <w:pBdr>
+                <w:top w:space="0" w:sz="0" w:val="nil"/>
+                <w:left w:space="0" w:sz="0" w:val="nil"/>
+                <w:bottom w:space="0" w:sz="0" w:val="nil"/>
+                <w:right w:space="0" w:sz="0" w:val="nil"/>
+                <w:between w:space="0" w:sz="0" w:val="nil"/>
+              </w:pBdr>
+              <w:shd w:fill="auto" w:val="clear"/>
+              <w:spacing w:after="200" w:before="0" w:line="276" w:lineRule="auto"/>
+              <w:ind w:left="0" w:right="0" w:firstLine="0"/>
               <w:jc w:val="left"/>
+              <w:rPr>
+                <w:rFonts w:ascii="Century Gothic" w:cs="Century Gothic" w:eastAsia="Century Gothic" w:hAnsi="Century Gothic"/>
+                <w:sz w:val="20"/>
+                <w:szCs w:val="20"/>
+              </w:rPr>
             </w:pPr>
             <w:r>
               <w:rPr>
-                <w:rFonts w:ascii="Calibri" w:hAnsi="Calibri"/>
-                <w:color w:val="1E293B"/>
-                <w:sz w:val="17"/>
-              </w:rPr>
-              <w:t>Reporting Request</w:t>
+                <w:rtl w:val="0"/>
+              </w:rPr>
             </w:r>
           </w:p>
         </w:tc>
         <w:tc>
           <w:tcPr>
-            <w:tcW w:type="dxa" w:w="3888"/>
-            <w:shd w:fill="FFFFFF"/>
+            <w:shd w:fill="auto" w:val="clear"/>
             <w:tcMar>
-              <w:top w:w="90" w:type="dxa"/>
-              <w:bottom w:w="90" w:type="dxa"/>
-              <w:left w:w="140" w:type="dxa"/>
-              <w:right w:w="140" w:type="dxa"/>
+              <w:top w:w="100.0" w:type="dxa"/>
+              <w:left w:w="100.0" w:type="dxa"/>
+              <w:bottom w:w="100.0" w:type="dxa"/>
+              <w:right w:w="100.0" w:type="dxa"/>
             </w:tcMar>
           </w:tcPr>
           <w:p>
             <w:pPr>
-              <w:jc w:val="left"/>
+              <w:widowControl w:val="0"/>
+              <w:spacing w:after="0" w:line="276" w:lineRule="auto"/>
+              <w:jc w:val="both"/>
+              <w:rPr>
+                <w:rFonts w:ascii="Century Gothic" w:cs="Century Gothic" w:eastAsia="Century Gothic" w:hAnsi="Century Gothic"/>
+                <w:sz w:val="20"/>
+                <w:szCs w:val="20"/>
+              </w:rPr>
             </w:pPr>
             <w:r>
               <w:rPr>
-                <w:rFonts w:ascii="Calibri" w:hAnsi="Calibri"/>
-                <w:color w:val="1E293B"/>
-                <w:sz w:val="17"/>
-              </w:rPr>
-              <w:t>Fraud Reporting &amp; Fraudulent Account Flagging</w:t>
+                <w:rFonts w:ascii="Century Gothic" w:cs="Century Gothic" w:eastAsia="Century Gothic" w:hAnsi="Century Gothic"/>
+                <w:sz w:val="20"/>
+                <w:szCs w:val="20"/>
+                <w:rtl w:val="0"/>
+              </w:rPr>
+              <w:t xml:space="preserve">Fraud Reporting</w:t>
             </w:r>
           </w:p>
         </w:tc>
         <w:tc>
           <w:tcPr>
-            <w:tcW w:type="dxa" w:w="1728"/>
-            <w:shd w:fill="FFFFFF"/>
+            <w:vMerge w:val="continue"/>
+            <w:shd w:fill="auto" w:val="clear"/>
             <w:tcMar>
-              <w:top w:w="90" w:type="dxa"/>
-              <w:bottom w:w="90" w:type="dxa"/>
-              <w:left w:w="140" w:type="dxa"/>
-              <w:right w:w="140" w:type="dxa"/>
+              <w:top w:w="100.0" w:type="dxa"/>
+              <w:left w:w="100.0" w:type="dxa"/>
+              <w:bottom w:w="100.0" w:type="dxa"/>
+              <w:right w:w="100.0" w:type="dxa"/>
             </w:tcMar>
           </w:tcPr>
           <w:p>
             <w:pPr>
+              <w:keepNext w:val="0"/>
+              <w:keepLines w:val="0"/>
+              <w:pageBreakBefore w:val="0"/>
+              <w:widowControl w:val="0"/>
+              <w:pBdr>
+                <w:top w:space="0" w:sz="0" w:val="nil"/>
+                <w:left w:space="0" w:sz="0" w:val="nil"/>
+                <w:bottom w:space="0" w:sz="0" w:val="nil"/>
+                <w:right w:space="0" w:sz="0" w:val="nil"/>
+                <w:between w:space="0" w:sz="0" w:val="nil"/>
+              </w:pBdr>
+              <w:shd w:fill="auto" w:val="clear"/>
+              <w:spacing w:after="200" w:before="0" w:line="276" w:lineRule="auto"/>
+              <w:ind w:left="0" w:right="0" w:firstLine="0"/>
               <w:jc w:val="left"/>
+              <w:rPr>
+                <w:rFonts w:ascii="Century Gothic" w:cs="Century Gothic" w:eastAsia="Century Gothic" w:hAnsi="Century Gothic"/>
+                <w:sz w:val="20"/>
+                <w:szCs w:val="20"/>
+              </w:rPr>
             </w:pPr>
             <w:r>
               <w:rPr>
-                <w:rFonts w:ascii="Calibri" w:hAnsi="Calibri"/>
-                <w:color w:val="1E293B"/>
-                <w:sz w:val="17"/>
-              </w:rPr>
-              <w:t>1 hour</w:t>
+                <w:rtl w:val="0"/>
+              </w:rPr>
             </w:r>
           </w:p>
         </w:tc>
         <w:tc>
           <w:tcPr>
-            <w:tcW w:type="dxa" w:w="1872"/>
-            <w:shd w:fill="FFFFFF"/>
+            <w:vMerge w:val="continue"/>
+            <w:shd w:fill="auto" w:val="clear"/>
             <w:tcMar>
-              <w:top w:w="90" w:type="dxa"/>
-              <w:bottom w:w="90" w:type="dxa"/>
-              <w:left w:w="140" w:type="dxa"/>
-              <w:right w:w="140" w:type="dxa"/>
+              <w:top w:w="100.0" w:type="dxa"/>
+              <w:left w:w="100.0" w:type="dxa"/>
+              <w:bottom w:w="100.0" w:type="dxa"/>
+              <w:right w:w="100.0" w:type="dxa"/>
             </w:tcMar>
           </w:tcPr>
           <w:p>
             <w:pPr>
+              <w:keepNext w:val="0"/>
+              <w:keepLines w:val="0"/>
+              <w:pageBreakBefore w:val="0"/>
+              <w:widowControl w:val="0"/>
+              <w:pBdr>
+                <w:top w:space="0" w:sz="0" w:val="nil"/>
+                <w:left w:space="0" w:sz="0" w:val="nil"/>
+                <w:bottom w:space="0" w:sz="0" w:val="nil"/>
+                <w:right w:space="0" w:sz="0" w:val="nil"/>
+                <w:between w:space="0" w:sz="0" w:val="nil"/>
+              </w:pBdr>
+              <w:shd w:fill="auto" w:val="clear"/>
+              <w:spacing w:after="200" w:before="0" w:line="276" w:lineRule="auto"/>
+              <w:ind w:left="0" w:right="0" w:firstLine="0"/>
               <w:jc w:val="left"/>
+              <w:rPr>
+                <w:rFonts w:ascii="Century Gothic" w:cs="Century Gothic" w:eastAsia="Century Gothic" w:hAnsi="Century Gothic"/>
+                <w:sz w:val="20"/>
+                <w:szCs w:val="20"/>
+              </w:rPr>
             </w:pPr>
             <w:r>
               <w:rPr>
-                <w:rFonts w:ascii="Calibri" w:hAnsi="Calibri"/>
-                <w:color w:val="1E293B"/>
-                <w:sz w:val="17"/>
-              </w:rPr>
-              <w:t>6 hours</w:t>
+                <w:rtl w:val="0"/>
+              </w:rPr>
             </w:r>
           </w:p>
         </w:tc>
       </w:tr>
       <w:tr>
+        <w:trPr>
+          <w:cantSplit w:val="0"/>
+          <w:trHeight w:val="420" w:hRule="atLeast"/>
+          <w:tblHeader w:val="0"/>
+        </w:trPr>
         <w:tc>
           <w:tcPr>
-            <w:tcW w:type="dxa" w:w="1872"/>
-            <w:shd w:fill="F8FAFC"/>
+            <w:shd w:fill="auto" w:val="clear"/>
             <w:tcMar>
-              <w:top w:w="90" w:type="dxa"/>
-              <w:bottom w:w="90" w:type="dxa"/>
-              <w:left w:w="140" w:type="dxa"/>
-              <w:right w:w="140" w:type="dxa"/>
+              <w:top w:w="100.0" w:type="dxa"/>
+              <w:left w:w="100.0" w:type="dxa"/>
+              <w:bottom w:w="100.0" w:type="dxa"/>
+              <w:right w:w="100.0" w:type="dxa"/>
             </w:tcMar>
           </w:tcPr>
           <w:p>
             <w:pPr>
-              <w:jc w:val="left"/>
+              <w:widowControl w:val="0"/>
+              <w:spacing w:after="0" w:line="276" w:lineRule="auto"/>
+              <w:jc w:val="both"/>
+              <w:rPr>
+                <w:rFonts w:ascii="Century Gothic" w:cs="Century Gothic" w:eastAsia="Century Gothic" w:hAnsi="Century Gothic"/>
+                <w:sz w:val="20"/>
+                <w:szCs w:val="20"/>
+              </w:rPr>
             </w:pPr>
             <w:r>
               <w:rPr>
-                <w:rFonts w:ascii="Calibri" w:hAnsi="Calibri"/>
-                <w:color w:val="1E293B"/>
-                <w:sz w:val="17"/>
-              </w:rPr>
-              <w:t>Electronic Fund Transfer</w:t>
+                <w:rFonts w:ascii="Century Gothic" w:cs="Century Gothic" w:eastAsia="Century Gothic" w:hAnsi="Century Gothic"/>
+                <w:sz w:val="20"/>
+                <w:szCs w:val="20"/>
+                <w:rtl w:val="0"/>
+              </w:rPr>
+              <w:t xml:space="preserve">Electronic fund transfer</w:t>
             </w:r>
           </w:p>
         </w:tc>
         <w:tc>
           <w:tcPr>
-            <w:tcW w:type="dxa" w:w="3888"/>
-            <w:shd w:fill="F8FAFC"/>
+            <w:shd w:fill="auto" w:val="clear"/>
             <w:tcMar>
-              <w:top w:w="90" w:type="dxa"/>
-              <w:bottom w:w="90" w:type="dxa"/>
-              <w:left w:w="140" w:type="dxa"/>
-              <w:right w:w="140" w:type="dxa"/>
+              <w:top w:w="100.0" w:type="dxa"/>
+              <w:left w:w="100.0" w:type="dxa"/>
+              <w:bottom w:w="100.0" w:type="dxa"/>
+              <w:right w:w="100.0" w:type="dxa"/>
             </w:tcMar>
           </w:tcPr>
           <w:p>
             <w:pPr>
-              <w:jc w:val="left"/>
+              <w:widowControl w:val="0"/>
+              <w:spacing w:after="0" w:line="276" w:lineRule="auto"/>
+              <w:jc w:val="both"/>
+              <w:rPr>
+                <w:rFonts w:ascii="Century Gothic" w:cs="Century Gothic" w:eastAsia="Century Gothic" w:hAnsi="Century Gothic"/>
+                <w:sz w:val="20"/>
+                <w:szCs w:val="20"/>
+              </w:rPr>
             </w:pPr>
             <w:r>
               <w:rPr>
-                <w:rFonts w:ascii="Calibri" w:hAnsi="Calibri"/>
-                <w:color w:val="1E293B"/>
-                <w:sz w:val="17"/>
-              </w:rPr>
-              <w:t>Disputes on Electronic Transfers &amp; Unallocated Credit Query</w:t>
+                <w:rFonts w:ascii="Century Gothic" w:cs="Century Gothic" w:eastAsia="Century Gothic" w:hAnsi="Century Gothic"/>
+                <w:sz w:val="20"/>
+                <w:szCs w:val="20"/>
+                <w:rtl w:val="0"/>
+              </w:rPr>
+              <w:t xml:space="preserve">Disputes on electronic fund transfers</w:t>
             </w:r>
           </w:p>
         </w:tc>
         <w:tc>
           <w:tcPr>
-            <w:tcW w:type="dxa" w:w="1728"/>
-            <w:shd w:fill="F8FAFC"/>
+            <w:shd w:fill="auto" w:val="clear"/>
             <w:tcMar>
-              <w:top w:w="90" w:type="dxa"/>
-              <w:bottom w:w="90" w:type="dxa"/>
-              <w:left w:w="140" w:type="dxa"/>
-              <w:right w:w="140" w:type="dxa"/>
+              <w:top w:w="100.0" w:type="dxa"/>
+              <w:left w:w="100.0" w:type="dxa"/>
+              <w:bottom w:w="100.0" w:type="dxa"/>
+              <w:right w:w="100.0" w:type="dxa"/>
             </w:tcMar>
           </w:tcPr>
           <w:p>
             <w:pPr>
-              <w:jc w:val="left"/>
+              <w:widowControl w:val="0"/>
+              <w:spacing w:after="0" w:line="276" w:lineRule="auto"/>
+              <w:jc w:val="both"/>
+              <w:rPr>
+                <w:rFonts w:ascii="Century Gothic" w:cs="Century Gothic" w:eastAsia="Century Gothic" w:hAnsi="Century Gothic"/>
+                <w:sz w:val="20"/>
+                <w:szCs w:val="20"/>
+              </w:rPr>
             </w:pPr>
             <w:r>
               <w:rPr>
-                <w:rFonts w:ascii="Calibri" w:hAnsi="Calibri"/>
-                <w:color w:val="1E293B"/>
-                <w:sz w:val="17"/>
-              </w:rPr>
-              <w:t>30 minutes</w:t>
+                <w:rFonts w:ascii="Century Gothic" w:cs="Century Gothic" w:eastAsia="Century Gothic" w:hAnsi="Century Gothic"/>
+                <w:sz w:val="20"/>
+                <w:szCs w:val="20"/>
+                <w:rtl w:val="0"/>
+              </w:rPr>
+              <w:t xml:space="preserve">45 minutes</w:t>
             </w:r>
           </w:p>
         </w:tc>
         <w:tc>
           <w:tcPr>
-            <w:tcW w:type="dxa" w:w="1872"/>
-            <w:shd w:fill="F8FAFC"/>
+            <w:shd w:fill="auto" w:val="clear"/>
             <w:tcMar>
-              <w:top w:w="90" w:type="dxa"/>
-              <w:bottom w:w="90" w:type="dxa"/>
-              <w:left w:w="140" w:type="dxa"/>
-              <w:right w:w="140" w:type="dxa"/>
+              <w:top w:w="100.0" w:type="dxa"/>
+              <w:left w:w="100.0" w:type="dxa"/>
+              <w:bottom w:w="100.0" w:type="dxa"/>
+              <w:right w:w="100.0" w:type="dxa"/>
             </w:tcMar>
           </w:tcPr>
           <w:p>
             <w:pPr>
-              <w:jc w:val="left"/>
+              <w:widowControl w:val="0"/>
+              <w:spacing w:after="0" w:line="276" w:lineRule="auto"/>
+              <w:jc w:val="both"/>
+              <w:rPr>
+                <w:rFonts w:ascii="Century Gothic" w:cs="Century Gothic" w:eastAsia="Century Gothic" w:hAnsi="Century Gothic"/>
+                <w:sz w:val="20"/>
+                <w:szCs w:val="20"/>
+              </w:rPr>
             </w:pPr>
             <w:r>
               <w:rPr>
-                <w:rFonts w:ascii="Calibri" w:hAnsi="Calibri"/>
-                <w:color w:val="1E293B"/>
-                <w:sz w:val="17"/>
-              </w:rPr>
-              <w:t>12 hours</w:t>
+                <w:rFonts w:ascii="Century Gothic" w:cs="Century Gothic" w:eastAsia="Century Gothic" w:hAnsi="Century Gothic"/>
+                <w:sz w:val="20"/>
+                <w:szCs w:val="20"/>
+                <w:rtl w:val="0"/>
+              </w:rPr>
+              <w:t xml:space="preserve">Within 24 hours</w:t>
             </w:r>
           </w:p>
         </w:tc>
       </w:tr>
       <w:tr>
+        <w:trPr>
+          <w:cantSplit w:val="0"/>
+          <w:trHeight w:val="420" w:hRule="atLeast"/>
+          <w:tblHeader w:val="0"/>
+        </w:trPr>
         <w:tc>
           <w:tcPr>
-            <w:tcW w:type="dxa" w:w="1872"/>
-            <w:shd w:fill="FFFFFF"/>
+            <w:vMerge w:val="restart"/>
+            <w:shd w:fill="auto" w:val="clear"/>
             <w:tcMar>
-              <w:top w:w="90" w:type="dxa"/>
-              <w:bottom w:w="90" w:type="dxa"/>
-              <w:left w:w="140" w:type="dxa"/>
-              <w:right w:w="140" w:type="dxa"/>
+              <w:top w:w="100.0" w:type="dxa"/>
+              <w:left w:w="100.0" w:type="dxa"/>
+              <w:bottom w:w="100.0" w:type="dxa"/>
+              <w:right w:w="100.0" w:type="dxa"/>
             </w:tcMar>
           </w:tcPr>
           <w:p>
             <w:pPr>
-              <w:jc w:val="left"/>
+              <w:widowControl w:val="0"/>
+              <w:spacing w:after="0" w:line="276" w:lineRule="auto"/>
+              <w:jc w:val="both"/>
+              <w:rPr>
+                <w:rFonts w:ascii="Century Gothic" w:cs="Century Gothic" w:eastAsia="Century Gothic" w:hAnsi="Century Gothic"/>
+                <w:sz w:val="20"/>
+                <w:szCs w:val="20"/>
+              </w:rPr>
             </w:pPr>
             <w:r>
               <w:rPr>
-                <w:rFonts w:ascii="Calibri" w:hAnsi="Calibri"/>
-                <w:color w:val="1E293B"/>
-                <w:sz w:val="17"/>
-              </w:rPr>
-              <w:t>Dispute Processing</w:t>
+                <w:rFonts w:ascii="Century Gothic" w:cs="Century Gothic" w:eastAsia="Century Gothic" w:hAnsi="Century Gothic"/>
+                <w:sz w:val="20"/>
+                <w:szCs w:val="20"/>
+                <w:rtl w:val="0"/>
+              </w:rPr>
+              <w:t xml:space="preserve">Other Requests</w:t>
             </w:r>
           </w:p>
         </w:tc>
         <w:tc>
           <w:tcPr>
-            <w:tcW w:type="dxa" w:w="3888"/>
-            <w:shd w:fill="FFFFFF"/>
+            <w:shd w:fill="auto" w:val="clear"/>
             <w:tcMar>
-              <w:top w:w="90" w:type="dxa"/>
-              <w:bottom w:w="90" w:type="dxa"/>
-              <w:left w:w="140" w:type="dxa"/>
-              <w:right w:w="140" w:type="dxa"/>
+              <w:top w:w="100.0" w:type="dxa"/>
+              <w:left w:w="100.0" w:type="dxa"/>
+              <w:bottom w:w="100.0" w:type="dxa"/>
+              <w:right w:w="100.0" w:type="dxa"/>
             </w:tcMar>
           </w:tcPr>
           <w:p>
             <w:pPr>
-              <w:jc w:val="left"/>
+              <w:widowControl w:val="0"/>
+              <w:spacing w:after="0" w:line="276" w:lineRule="auto"/>
+              <w:jc w:val="both"/>
+              <w:rPr>
+                <w:rFonts w:ascii="Century Gothic" w:cs="Century Gothic" w:eastAsia="Century Gothic" w:hAnsi="Century Gothic"/>
+                <w:sz w:val="20"/>
+                <w:szCs w:val="20"/>
+              </w:rPr>
             </w:pPr>
             <w:r>
               <w:rPr>
-                <w:rFonts w:ascii="Calibri" w:hAnsi="Calibri"/>
-                <w:color w:val="1E293B"/>
-                <w:sz w:val="17"/>
-              </w:rPr>
-              <w:t>Card &amp; Transfer Dispute Investigation &amp; Chargeback Evidence</w:t>
+                <w:rFonts w:ascii="Century Gothic" w:cs="Century Gothic" w:eastAsia="Century Gothic" w:hAnsi="Century Gothic"/>
+                <w:sz w:val="20"/>
+                <w:szCs w:val="20"/>
+                <w:rtl w:val="0"/>
+              </w:rPr>
+              <w:t xml:space="preserve">Configuration</w:t>
             </w:r>
           </w:p>
         </w:tc>
         <w:tc>
           <w:tcPr>
-            <w:tcW w:type="dxa" w:w="1728"/>
-            <w:shd w:fill="FFFFFF"/>
+            <w:vMerge w:val="restart"/>
+            <w:shd w:fill="auto" w:val="clear"/>
             <w:tcMar>
-              <w:top w:w="90" w:type="dxa"/>
-              <w:bottom w:w="90" w:type="dxa"/>
-              <w:left w:w="140" w:type="dxa"/>
-              <w:right w:w="140" w:type="dxa"/>
+              <w:top w:w="100.0" w:type="dxa"/>
+              <w:left w:w="100.0" w:type="dxa"/>
+              <w:bottom w:w="100.0" w:type="dxa"/>
+              <w:right w:w="100.0" w:type="dxa"/>
             </w:tcMar>
           </w:tcPr>
           <w:p>
             <w:pPr>
-              <w:jc w:val="left"/>
+              <w:widowControl w:val="0"/>
+              <w:spacing w:after="0" w:line="276" w:lineRule="auto"/>
+              <w:jc w:val="both"/>
+              <w:rPr>
+                <w:rFonts w:ascii="Century Gothic" w:cs="Century Gothic" w:eastAsia="Century Gothic" w:hAnsi="Century Gothic"/>
+                <w:sz w:val="20"/>
+                <w:szCs w:val="20"/>
+              </w:rPr>
             </w:pPr>
             <w:r>
               <w:rPr>
-                <w:rFonts w:ascii="Calibri" w:hAnsi="Calibri"/>
-                <w:color w:val="1E293B"/>
-                <w:sz w:val="17"/>
-              </w:rPr>
-              <w:t>1 hour</w:t>
+                <w:rFonts w:ascii="Century Gothic" w:cs="Century Gothic" w:eastAsia="Century Gothic" w:hAnsi="Century Gothic"/>
+                <w:sz w:val="20"/>
+                <w:szCs w:val="20"/>
+                <w:rtl w:val="0"/>
+              </w:rPr>
+              <w:t xml:space="preserve">1 hour</w:t>
             </w:r>
           </w:p>
         </w:tc>
         <w:tc>
           <w:tcPr>
-            <w:tcW w:type="dxa" w:w="1872"/>
-            <w:shd w:fill="FFFFFF"/>
+            <w:shd w:fill="auto" w:val="clear"/>
             <w:tcMar>
-              <w:top w:w="90" w:type="dxa"/>
-              <w:bottom w:w="90" w:type="dxa"/>
-              <w:left w:w="140" w:type="dxa"/>
-              <w:right w:w="140" w:type="dxa"/>
+              <w:top w:w="100.0" w:type="dxa"/>
+              <w:left w:w="100.0" w:type="dxa"/>
+              <w:bottom w:w="100.0" w:type="dxa"/>
+              <w:right w:w="100.0" w:type="dxa"/>
             </w:tcMar>
           </w:tcPr>
           <w:p>
             <w:pPr>
-              <w:jc w:val="left"/>
+              <w:widowControl w:val="0"/>
+              <w:spacing w:after="0" w:line="276" w:lineRule="auto"/>
+              <w:jc w:val="both"/>
+              <w:rPr>
+                <w:rFonts w:ascii="Century Gothic" w:cs="Century Gothic" w:eastAsia="Century Gothic" w:hAnsi="Century Gothic"/>
+                <w:sz w:val="20"/>
+                <w:szCs w:val="20"/>
+              </w:rPr>
             </w:pPr>
             <w:r>
               <w:rPr>
-                <w:rFonts w:ascii="Calibri" w:hAnsi="Calibri"/>
-                <w:color w:val="1E293B"/>
-                <w:sz w:val="17"/>
-              </w:rPr>
-              <w:t>24 hours</w:t>
+                <w:rFonts w:ascii="Century Gothic" w:cs="Century Gothic" w:eastAsia="Century Gothic" w:hAnsi="Century Gothic"/>
+                <w:sz w:val="20"/>
+                <w:szCs w:val="20"/>
+                <w:rtl w:val="0"/>
+              </w:rPr>
+              <w:t xml:space="preserve">2 hours</w:t>
             </w:r>
           </w:p>
         </w:tc>
       </w:tr>
       <w:tr>
+        <w:trPr>
+          <w:cantSplit w:val="0"/>
+          <w:tblHeader w:val="0"/>
+        </w:trPr>
         <w:tc>
           <w:tcPr>
-            <w:tcW w:type="dxa" w:w="1872"/>
-            <w:shd w:fill="F8FAFC"/>
+            <w:vMerge w:val="continue"/>
+            <w:shd w:fill="auto" w:val="clear"/>
             <w:tcMar>
-              <w:top w:w="90" w:type="dxa"/>
-              <w:bottom w:w="90" w:type="dxa"/>
-              <w:left w:w="140" w:type="dxa"/>
-              <w:right w:w="140" w:type="dxa"/>
+              <w:top w:w="100.0" w:type="dxa"/>
+              <w:left w:w="100.0" w:type="dxa"/>
+              <w:bottom w:w="100.0" w:type="dxa"/>
+              <w:right w:w="100.0" w:type="dxa"/>
             </w:tcMar>
           </w:tcPr>
           <w:p>
             <w:pPr>
+              <w:keepNext w:val="0"/>
+              <w:keepLines w:val="0"/>
+              <w:pageBreakBefore w:val="0"/>
+              <w:widowControl w:val="0"/>
+              <w:pBdr>
+                <w:top w:space="0" w:sz="0" w:val="nil"/>
+                <w:left w:space="0" w:sz="0" w:val="nil"/>
+                <w:bottom w:space="0" w:sz="0" w:val="nil"/>
+                <w:right w:space="0" w:sz="0" w:val="nil"/>
+                <w:between w:space="0" w:sz="0" w:val="nil"/>
+              </w:pBdr>
+              <w:shd w:fill="auto" w:val="clear"/>
+              <w:spacing w:after="200" w:before="0" w:line="276" w:lineRule="auto"/>
+              <w:ind w:left="0" w:right="0" w:firstLine="0"/>
               <w:jc w:val="left"/>
+              <w:rPr>
+                <w:rFonts w:ascii="Century Gothic" w:cs="Century Gothic" w:eastAsia="Century Gothic" w:hAnsi="Century Gothic"/>
+                <w:sz w:val="20"/>
+                <w:szCs w:val="20"/>
+              </w:rPr>
             </w:pPr>
             <w:r>
               <w:rPr>
-                <w:rFonts w:ascii="Calibri" w:hAnsi="Calibri"/>
-                <w:color w:val="1E293B"/>
-                <w:sz w:val="17"/>
-              </w:rPr>
-              <w:t>Other Requests</w:t>
+                <w:rtl w:val="0"/>
+              </w:rPr>
             </w:r>
           </w:p>
         </w:tc>
         <w:tc>
           <w:tcPr>
-            <w:tcW w:type="dxa" w:w="3888"/>
-            <w:shd w:fill="F8FAFC"/>
+            <w:shd w:fill="auto" w:val="clear"/>
             <w:tcMar>
-              <w:top w:w="90" w:type="dxa"/>
-              <w:bottom w:w="90" w:type="dxa"/>
-              <w:left w:w="140" w:type="dxa"/>
-              <w:right w:w="140" w:type="dxa"/>
+              <w:top w:w="100.0" w:type="dxa"/>
+              <w:left w:w="100.0" w:type="dxa"/>
+              <w:bottom w:w="100.0" w:type="dxa"/>
+              <w:right w:w="100.0" w:type="dxa"/>
             </w:tcMar>
           </w:tcPr>
           <w:p>
             <w:pPr>
-              <w:jc w:val="left"/>
+              <w:widowControl w:val="0"/>
+              <w:spacing w:after="0" w:line="276" w:lineRule="auto"/>
+              <w:jc w:val="both"/>
+              <w:rPr>
+                <w:rFonts w:ascii="Century Gothic" w:cs="Century Gothic" w:eastAsia="Century Gothic" w:hAnsi="Century Gothic"/>
+                <w:sz w:val="20"/>
+                <w:szCs w:val="20"/>
+              </w:rPr>
             </w:pPr>
             <w:r>
               <w:rPr>
-                <w:rFonts w:ascii="Calibri" w:hAnsi="Calibri"/>
-                <w:color w:val="1E293B"/>
-                <w:sz w:val="17"/>
-              </w:rPr>
-              <w:t>API Configuration, IP Whitelist &amp; Key Rotation</w:t>
+                <w:rFonts w:ascii="Century Gothic" w:cs="Century Gothic" w:eastAsia="Century Gothic" w:hAnsi="Century Gothic"/>
+                <w:sz w:val="20"/>
+                <w:szCs w:val="20"/>
+                <w:rtl w:val="0"/>
+              </w:rPr>
+              <w:t xml:space="preserve">Product/Service Inquiry</w:t>
             </w:r>
           </w:p>
         </w:tc>
         <w:tc>
           <w:tcPr>
-            <w:tcW w:type="dxa" w:w="1728"/>
-            <w:shd w:fill="F8FAFC"/>
+            <w:vMerge w:val="continue"/>
+            <w:shd w:fill="auto" w:val="clear"/>
             <w:tcMar>
-              <w:top w:w="90" w:type="dxa"/>
-              <w:bottom w:w="90" w:type="dxa"/>
-              <w:left w:w="140" w:type="dxa"/>
-              <w:right w:w="140" w:type="dxa"/>
+              <w:top w:w="100.0" w:type="dxa"/>
+              <w:left w:w="100.0" w:type="dxa"/>
+              <w:bottom w:w="100.0" w:type="dxa"/>
+              <w:right w:w="100.0" w:type="dxa"/>
             </w:tcMar>
           </w:tcPr>
           <w:p>
             <w:pPr>
+              <w:keepNext w:val="0"/>
+              <w:keepLines w:val="0"/>
+              <w:pageBreakBefore w:val="0"/>
+              <w:widowControl w:val="0"/>
+              <w:pBdr>
+                <w:top w:space="0" w:sz="0" w:val="nil"/>
+                <w:left w:space="0" w:sz="0" w:val="nil"/>
+                <w:bottom w:space="0" w:sz="0" w:val="nil"/>
+                <w:right w:space="0" w:sz="0" w:val="nil"/>
+                <w:between w:space="0" w:sz="0" w:val="nil"/>
+              </w:pBdr>
+              <w:shd w:fill="auto" w:val="clear"/>
+              <w:spacing w:after="200" w:before="0" w:line="276" w:lineRule="auto"/>
+              <w:ind w:left="0" w:right="0" w:firstLine="0"/>
               <w:jc w:val="left"/>
+              <w:rPr>
+                <w:rFonts w:ascii="Century Gothic" w:cs="Century Gothic" w:eastAsia="Century Gothic" w:hAnsi="Century Gothic"/>
+                <w:sz w:val="20"/>
+                <w:szCs w:val="20"/>
+              </w:rPr>
             </w:pPr>
             <w:r>
               <w:rPr>
-                <w:rFonts w:ascii="Calibri" w:hAnsi="Calibri"/>
-                <w:color w:val="1E293B"/>
-                <w:sz w:val="17"/>
-              </w:rPr>
-              <w:t>30 minutes</w:t>
+                <w:rtl w:val="0"/>
+              </w:rPr>
             </w:r>
           </w:p>
         </w:tc>
         <w:tc>
           <w:tcPr>
-            <w:tcW w:type="dxa" w:w="1872"/>
-            <w:shd w:fill="F8FAFC"/>
+            <w:shd w:fill="auto" w:val="clear"/>
             <w:tcMar>
-              <w:top w:w="90" w:type="dxa"/>
-              <w:bottom w:w="90" w:type="dxa"/>
-              <w:left w:w="140" w:type="dxa"/>
-              <w:right w:w="140" w:type="dxa"/>
+              <w:top w:w="100.0" w:type="dxa"/>
+              <w:left w:w="100.0" w:type="dxa"/>
+              <w:bottom w:w="100.0" w:type="dxa"/>
+              <w:right w:w="100.0" w:type="dxa"/>
             </w:tcMar>
           </w:tcPr>
           <w:p>
             <w:pPr>
-              <w:jc w:val="left"/>
+              <w:widowControl w:val="0"/>
+              <w:spacing w:after="0" w:line="276" w:lineRule="auto"/>
+              <w:jc w:val="both"/>
+              <w:rPr>
+                <w:rFonts w:ascii="Century Gothic" w:cs="Century Gothic" w:eastAsia="Century Gothic" w:hAnsi="Century Gothic"/>
+                <w:sz w:val="20"/>
+                <w:szCs w:val="20"/>
+              </w:rPr>
             </w:pPr>
             <w:r>
               <w:rPr>
-                <w:rFonts w:ascii="Calibri" w:hAnsi="Calibri"/>
-                <w:color w:val="1E293B"/>
-                <w:sz w:val="17"/>
-              </w:rPr>
-              <w:t>2 hours</w:t>
+                <w:rFonts w:ascii="Century Gothic" w:cs="Century Gothic" w:eastAsia="Century Gothic" w:hAnsi="Century Gothic"/>
+                <w:sz w:val="20"/>
+                <w:szCs w:val="20"/>
+                <w:rtl w:val="0"/>
+              </w:rPr>
+              <w:t xml:space="preserve">24 hours</w:t>
             </w:r>
           </w:p>
         </w:tc>
       </w:tr>
       <w:tr>
+        <w:trPr>
+          <w:cantSplit w:val="0"/>
+          <w:trHeight w:val="420" w:hRule="atLeast"/>
+          <w:tblHeader w:val="0"/>
+        </w:trPr>
         <w:tc>
           <w:tcPr>
-            <w:tcW w:type="dxa" w:w="1872"/>
-            <w:shd w:fill="FFFFFF"/>
+            <w:vMerge w:val="continue"/>
+            <w:shd w:fill="auto" w:val="clear"/>
             <w:tcMar>
-              <w:top w:w="90" w:type="dxa"/>
-              <w:bottom w:w="90" w:type="dxa"/>
-              <w:left w:w="140" w:type="dxa"/>
-              <w:right w:w="140" w:type="dxa"/>
+              <w:top w:w="100.0" w:type="dxa"/>
+              <w:left w:w="100.0" w:type="dxa"/>
+              <w:bottom w:w="100.0" w:type="dxa"/>
+              <w:right w:w="100.0" w:type="dxa"/>
             </w:tcMar>
           </w:tcPr>
           <w:p>
             <w:pPr>
+              <w:keepNext w:val="0"/>
+              <w:keepLines w:val="0"/>
+              <w:pageBreakBefore w:val="0"/>
+              <w:widowControl w:val="0"/>
+              <w:pBdr>
+                <w:top w:space="0" w:sz="0" w:val="nil"/>
+                <w:left w:space="0" w:sz="0" w:val="nil"/>
+                <w:bottom w:space="0" w:sz="0" w:val="nil"/>
+                <w:right w:space="0" w:sz="0" w:val="nil"/>
+                <w:between w:space="0" w:sz="0" w:val="nil"/>
+              </w:pBdr>
+              <w:shd w:fill="auto" w:val="clear"/>
+              <w:spacing w:after="200" w:before="0" w:line="276" w:lineRule="auto"/>
+              <w:ind w:left="0" w:right="0" w:firstLine="0"/>
               <w:jc w:val="left"/>
+              <w:rPr>
+                <w:rFonts w:ascii="Century Gothic" w:cs="Century Gothic" w:eastAsia="Century Gothic" w:hAnsi="Century Gothic"/>
+                <w:sz w:val="20"/>
+                <w:szCs w:val="20"/>
+              </w:rPr>
             </w:pPr>
             <w:r>
               <w:rPr>
-                <w:rFonts w:ascii="Calibri" w:hAnsi="Calibri"/>
-                <w:color w:val="1E293B"/>
-                <w:sz w:val="17"/>
-              </w:rPr>
-              <w:t>Other Requests</w:t>
+                <w:rtl w:val="0"/>
+              </w:rPr>
             </w:r>
           </w:p>
         </w:tc>
         <w:tc>
           <w:tcPr>
-            <w:tcW w:type="dxa" w:w="3888"/>
-            <w:shd w:fill="FFFFFF"/>
+            <w:shd w:fill="auto" w:val="clear"/>
             <w:tcMar>
-              <w:top w:w="90" w:type="dxa"/>
-              <w:bottom w:w="90" w:type="dxa"/>
-              <w:left w:w="140" w:type="dxa"/>
-              <w:right w:w="140" w:type="dxa"/>
+              <w:top w:w="100.0" w:type="dxa"/>
+              <w:left w:w="100.0" w:type="dxa"/>
+              <w:bottom w:w="100.0" w:type="dxa"/>
+              <w:right w:w="100.0" w:type="dxa"/>
             </w:tcMar>
           </w:tcPr>
           <w:p>
             <w:pPr>
-              <w:jc w:val="left"/>
+              <w:widowControl w:val="0"/>
+              <w:spacing w:after="0" w:line="276" w:lineRule="auto"/>
+              <w:jc w:val="both"/>
+              <w:rPr>
+                <w:rFonts w:ascii="Century Gothic" w:cs="Century Gothic" w:eastAsia="Century Gothic" w:hAnsi="Century Gothic"/>
+                <w:sz w:val="20"/>
+                <w:szCs w:val="20"/>
+              </w:rPr>
             </w:pPr>
             <w:r>
               <w:rPr>
-                <w:rFonts w:ascii="Calibri" w:hAnsi="Calibri"/>
-                <w:color w:val="1E293B"/>
-                <w:sz w:val="17"/>
-              </w:rPr>
-              <w:t>Product Inquiry &amp; Integration Technical Clarification</w:t>
+                <w:rFonts w:ascii="Century Gothic" w:cs="Century Gothic" w:eastAsia="Century Gothic" w:hAnsi="Century Gothic"/>
+                <w:sz w:val="20"/>
+                <w:szCs w:val="20"/>
+                <w:rtl w:val="0"/>
+              </w:rPr>
+              <w:t xml:space="preserve">Documentation Request</w:t>
             </w:r>
           </w:p>
         </w:tc>
         <w:tc>
           <w:tcPr>
-            <w:tcW w:type="dxa" w:w="1728"/>
-            <w:shd w:fill="FFFFFF"/>
+            <w:vMerge w:val="continue"/>
+            <w:shd w:fill="auto" w:val="clear"/>
             <w:tcMar>
-              <w:top w:w="90" w:type="dxa"/>
-              <w:bottom w:w="90" w:type="dxa"/>
-              <w:left w:w="140" w:type="dxa"/>
-              <w:right w:w="140" w:type="dxa"/>
+              <w:top w:w="100.0" w:type="dxa"/>
+              <w:left w:w="100.0" w:type="dxa"/>
+              <w:bottom w:w="100.0" w:type="dxa"/>
+              <w:right w:w="100.0" w:type="dxa"/>
             </w:tcMar>
           </w:tcPr>
           <w:p>
             <w:pPr>
+              <w:keepNext w:val="0"/>
+              <w:keepLines w:val="0"/>
+              <w:pageBreakBefore w:val="0"/>
+              <w:widowControl w:val="0"/>
+              <w:pBdr>
+                <w:top w:space="0" w:sz="0" w:val="nil"/>
+                <w:left w:space="0" w:sz="0" w:val="nil"/>
+                <w:bottom w:space="0" w:sz="0" w:val="nil"/>
+                <w:right w:space="0" w:sz="0" w:val="nil"/>
+                <w:between w:space="0" w:sz="0" w:val="nil"/>
+              </w:pBdr>
+              <w:shd w:fill="auto" w:val="clear"/>
+              <w:spacing w:after="200" w:before="0" w:line="276" w:lineRule="auto"/>
+              <w:ind w:left="0" w:right="0" w:firstLine="0"/>
               <w:jc w:val="left"/>
+              <w:rPr>
+                <w:rFonts w:ascii="Century Gothic" w:cs="Century Gothic" w:eastAsia="Century Gothic" w:hAnsi="Century Gothic"/>
+                <w:sz w:val="20"/>
+                <w:szCs w:val="20"/>
+              </w:rPr>
             </w:pPr>
             <w:r>
               <w:rPr>
-                <w:rFonts w:ascii="Calibri" w:hAnsi="Calibri"/>
-                <w:color w:val="1E293B"/>
-                <w:sz w:val="17"/>
-              </w:rPr>
-              <w:t>1 hour</w:t>
+                <w:rtl w:val="0"/>
+              </w:rPr>
             </w:r>
           </w:p>
         </w:tc>
         <w:tc>
           <w:tcPr>
-            <w:tcW w:type="dxa" w:w="1872"/>
-            <w:shd w:fill="FFFFFF"/>
+            <w:shd w:fill="auto" w:val="clear"/>
             <w:tcMar>
-              <w:top w:w="90" w:type="dxa"/>
-              <w:bottom w:w="90" w:type="dxa"/>
-              <w:left w:w="140" w:type="dxa"/>
-              <w:right w:w="140" w:type="dxa"/>
+              <w:top w:w="100.0" w:type="dxa"/>
+              <w:left w:w="100.0" w:type="dxa"/>
+              <w:bottom w:w="100.0" w:type="dxa"/>
+              <w:right w:w="100.0" w:type="dxa"/>
             </w:tcMar>
           </w:tcPr>
           <w:p>
             <w:pPr>
-              <w:jc w:val="left"/>
+              <w:widowControl w:val="0"/>
+              <w:spacing w:after="0" w:line="276" w:lineRule="auto"/>
+              <w:jc w:val="both"/>
+              <w:rPr>
+                <w:rFonts w:ascii="Century Gothic" w:cs="Century Gothic" w:eastAsia="Century Gothic" w:hAnsi="Century Gothic"/>
+                <w:sz w:val="20"/>
+                <w:szCs w:val="20"/>
+              </w:rPr>
             </w:pPr>
             <w:r>
               <w:rPr>
-                <w:rFonts w:ascii="Calibri" w:hAnsi="Calibri"/>
-                <w:color w:val="1E293B"/>
-                <w:sz w:val="17"/>
-              </w:rPr>
-              <w:t>4 hours</w:t>
+                <w:rFonts w:ascii="Century Gothic" w:cs="Century Gothic" w:eastAsia="Century Gothic" w:hAnsi="Century Gothic"/>
+                <w:sz w:val="20"/>
+                <w:szCs w:val="20"/>
+                <w:rtl w:val="0"/>
+              </w:rPr>
+              <w:t xml:space="preserve">1 hour</w:t>
+            </w:r>
+          </w:p>
+        </w:tc>
+      </w:tr>
+    </w:tbl>
+    <w:p>
+      <w:pPr>
+        <w:spacing w:after="200" w:line="276" w:lineRule="auto"/>
+        <w:rPr>
+          <w:rFonts w:ascii="Century Gothic" w:cs="Century Gothic" w:eastAsia="Century Gothic" w:hAnsi="Century Gothic"/>
+          <w:b w:val="1"/>
+          <w:bCs w:val="1"/>
+          <w:sz w:val="20"/>
+          <w:szCs w:val="20"/>
+        </w:rPr>
+      </w:pPr>
+      <w:r>
+        <w:rPr>
+          <w:rtl w:val="0"/>
+        </w:rPr>
+      </w:r>
+    </w:p>
+    <w:p>
+      <w:pPr>
+        <w:spacing w:after="200" w:line="276" w:lineRule="auto"/>
+        <w:rPr>
+          <w:rFonts w:ascii="Century Gothic" w:cs="Century Gothic" w:eastAsia="Century Gothic" w:hAnsi="Century Gothic"/>
+          <w:b w:val="1"/>
+          <w:bCs w:val="1"/>
+          <w:sz w:val="20"/>
+          <w:szCs w:val="20"/>
+        </w:rPr>
+      </w:pPr>
+      <w:r>
+        <w:rPr>
+          <w:rtl w:val="0"/>
+        </w:rPr>
+      </w:r>
+    </w:p>
+    <w:p>
+      <w:pPr>
+        <w:numPr>
+          <w:ilvl w:val="0"/>
+          <w:numId w:val="5"/>
+        </w:numPr>
+        <w:spacing w:after="200" w:line="276" w:lineRule="auto"/>
+        <w:ind w:left="720" w:hanging="360"/>
+        <w:rPr>
+          <w:rFonts w:ascii="Century Gothic" w:cs="Century Gothic" w:eastAsia="Century Gothic" w:hAnsi="Century Gothic"/>
+          <w:b w:val="1"/>
+          <w:bCs w:val="1"/>
+          <w:sz w:val="20"/>
+          <w:szCs w:val="20"/>
+        </w:rPr>
+      </w:pPr>
+      <w:r>
+        <w:rPr>
+          <w:rFonts w:ascii="Century Gothic" w:cs="Century Gothic" w:eastAsia="Century Gothic" w:hAnsi="Century Gothic"/>
+          <w:b w:val="1"/>
+          <w:bCs w:val="1"/>
+          <w:sz w:val="20"/>
+          <w:szCs w:val="20"/>
+          <w:rtl w:val="0"/>
+        </w:rPr>
+        <w:t xml:space="preserve">PERFORMANCE INDICATORS</w:t>
+      </w:r>
+      <w:r>
+        <w:rPr>
+          <w:rtl w:val="0"/>
+        </w:rPr>
+      </w:r>
+    </w:p>
+    <w:tbl>
+      <w:tblPr>
+        <w:tblStyle w:val="Table2"/>
+        <w:tblW w:w="9363.0" w:type="dxa"/>
+        <w:jc w:val="left"/>
+        <w:tblBorders>
+          <w:top w:color="000000" w:space="0" w:sz="8" w:val="single"/>
+          <w:left w:color="000000" w:space="0" w:sz="8" w:val="single"/>
+          <w:bottom w:color="000000" w:space="0" w:sz="8" w:val="single"/>
+          <w:right w:color="000000" w:space="0" w:sz="8" w:val="single"/>
+          <w:insideH w:color="000000" w:space="0" w:sz="8" w:val="single"/>
+          <w:insideV w:color="000000" w:space="0" w:sz="8" w:val="single"/>
+        </w:tblBorders>
+        <w:tblLayout w:type="fixed"/>
+        <w:tblLook w:val="0600"/>
+      </w:tblPr>
+      <w:tblGrid>
+        <w:gridCol w:w="1996"/>
+        <w:gridCol w:w="2578"/>
+        <w:gridCol w:w="2300"/>
+        <w:gridCol w:w="2489"/>
+        <w:tblGridChange w:id="0">
+          <w:tblGrid>
+            <w:gridCol w:w="1996"/>
+            <w:gridCol w:w="2578"/>
+            <w:gridCol w:w="2300"/>
+            <w:gridCol w:w="2489"/>
+          </w:tblGrid>
+        </w:tblGridChange>
+      </w:tblGrid>
+      <w:tr>
+        <w:trPr>
+          <w:cantSplit w:val="0"/>
+          <w:tblHeader w:val="0"/>
+        </w:trPr>
+        <w:tc>
+          <w:tcPr>
+            <w:shd w:fill="000000" w:val="clear"/>
+            <w:tcMar>
+              <w:top w:w="100.0" w:type="dxa"/>
+              <w:left w:w="100.0" w:type="dxa"/>
+              <w:bottom w:w="100.0" w:type="dxa"/>
+              <w:right w:w="100.0" w:type="dxa"/>
+            </w:tcMar>
+          </w:tcPr>
+          <w:p>
+            <w:pPr>
+              <w:widowControl w:val="0"/>
+              <w:spacing w:after="0" w:line="276" w:lineRule="auto"/>
+              <w:jc w:val="both"/>
+              <w:rPr>
+                <w:rFonts w:ascii="Century Gothic" w:cs="Century Gothic" w:eastAsia="Century Gothic" w:hAnsi="Century Gothic"/>
+                <w:b w:val="1"/>
+                <w:bCs w:val="1"/>
+                <w:color w:val="ffffff"/>
+                <w:sz w:val="20"/>
+                <w:szCs w:val="20"/>
+              </w:rPr>
+            </w:pPr>
+            <w:r>
+              <w:rPr>
+                <w:rFonts w:ascii="Century Gothic" w:cs="Century Gothic" w:eastAsia="Century Gothic" w:hAnsi="Century Gothic"/>
+                <w:b w:val="1"/>
+                <w:bCs w:val="1"/>
+                <w:color w:val="ffffff"/>
+                <w:sz w:val="20"/>
+                <w:szCs w:val="20"/>
+                <w:rtl w:val="0"/>
+              </w:rPr>
+              <w:t xml:space="preserve">METRIC</w:t>
+            </w:r>
+          </w:p>
+        </w:tc>
+        <w:tc>
+          <w:tcPr>
+            <w:shd w:fill="000000" w:val="clear"/>
+            <w:tcMar>
+              <w:top w:w="100.0" w:type="dxa"/>
+              <w:left w:w="100.0" w:type="dxa"/>
+              <w:bottom w:w="100.0" w:type="dxa"/>
+              <w:right w:w="100.0" w:type="dxa"/>
+            </w:tcMar>
+          </w:tcPr>
+          <w:p>
+            <w:pPr>
+              <w:widowControl w:val="0"/>
+              <w:spacing w:after="0" w:line="276" w:lineRule="auto"/>
+              <w:jc w:val="both"/>
+              <w:rPr>
+                <w:rFonts w:ascii="Century Gothic" w:cs="Century Gothic" w:eastAsia="Century Gothic" w:hAnsi="Century Gothic"/>
+                <w:b w:val="1"/>
+                <w:bCs w:val="1"/>
+                <w:color w:val="ffffff"/>
+                <w:sz w:val="20"/>
+                <w:szCs w:val="20"/>
+              </w:rPr>
+            </w:pPr>
+            <w:r>
+              <w:rPr>
+                <w:rFonts w:ascii="Century Gothic" w:cs="Century Gothic" w:eastAsia="Century Gothic" w:hAnsi="Century Gothic"/>
+                <w:b w:val="1"/>
+                <w:bCs w:val="1"/>
+                <w:color w:val="ffffff"/>
+                <w:sz w:val="20"/>
+                <w:szCs w:val="20"/>
+                <w:rtl w:val="0"/>
+              </w:rPr>
+              <w:t xml:space="preserve">OPERATIONAL</w:t>
+            </w:r>
+          </w:p>
+        </w:tc>
+        <w:tc>
+          <w:tcPr>
+            <w:shd w:fill="000000" w:val="clear"/>
+            <w:tcMar>
+              <w:top w:w="100.0" w:type="dxa"/>
+              <w:left w:w="100.0" w:type="dxa"/>
+              <w:bottom w:w="100.0" w:type="dxa"/>
+              <w:right w:w="100.0" w:type="dxa"/>
+            </w:tcMar>
+          </w:tcPr>
+          <w:p>
+            <w:pPr>
+              <w:widowControl w:val="0"/>
+              <w:spacing w:after="0" w:line="276" w:lineRule="auto"/>
+              <w:jc w:val="both"/>
+              <w:rPr>
+                <w:rFonts w:ascii="Century Gothic" w:cs="Century Gothic" w:eastAsia="Century Gothic" w:hAnsi="Century Gothic"/>
+                <w:b w:val="1"/>
+                <w:bCs w:val="1"/>
+                <w:color w:val="ffffff"/>
+                <w:sz w:val="20"/>
+                <w:szCs w:val="20"/>
+              </w:rPr>
+            </w:pPr>
+            <w:r>
+              <w:rPr>
+                <w:rFonts w:ascii="Century Gothic" w:cs="Century Gothic" w:eastAsia="Century Gothic" w:hAnsi="Century Gothic"/>
+                <w:b w:val="1"/>
+                <w:bCs w:val="1"/>
+                <w:color w:val="ffffff"/>
+                <w:sz w:val="20"/>
+                <w:szCs w:val="20"/>
+                <w:rtl w:val="0"/>
+              </w:rPr>
+              <w:t xml:space="preserve">SUSPECT</w:t>
+            </w:r>
+          </w:p>
+        </w:tc>
+        <w:tc>
+          <w:tcPr>
+            <w:shd w:fill="000000" w:val="clear"/>
+            <w:tcMar>
+              <w:top w:w="100.0" w:type="dxa"/>
+              <w:left w:w="100.0" w:type="dxa"/>
+              <w:bottom w:w="100.0" w:type="dxa"/>
+              <w:right w:w="100.0" w:type="dxa"/>
+            </w:tcMar>
+          </w:tcPr>
+          <w:p>
+            <w:pPr>
+              <w:widowControl w:val="0"/>
+              <w:spacing w:after="0" w:line="276" w:lineRule="auto"/>
+              <w:jc w:val="both"/>
+              <w:rPr>
+                <w:rFonts w:ascii="Century Gothic" w:cs="Century Gothic" w:eastAsia="Century Gothic" w:hAnsi="Century Gothic"/>
+                <w:b w:val="1"/>
+                <w:bCs w:val="1"/>
+                <w:color w:val="ffffff"/>
+                <w:sz w:val="20"/>
+                <w:szCs w:val="20"/>
+              </w:rPr>
+            </w:pPr>
+            <w:r>
+              <w:rPr>
+                <w:rFonts w:ascii="Century Gothic" w:cs="Century Gothic" w:eastAsia="Century Gothic" w:hAnsi="Century Gothic"/>
+                <w:b w:val="1"/>
+                <w:bCs w:val="1"/>
+                <w:color w:val="ffffff"/>
+                <w:sz w:val="20"/>
+                <w:szCs w:val="20"/>
+                <w:rtl w:val="0"/>
+              </w:rPr>
+              <w:t xml:space="preserve">CRITICAL</w:t>
             </w:r>
           </w:p>
         </w:tc>
       </w:tr>
       <w:tr>
+        <w:trPr>
+          <w:cantSplit w:val="0"/>
+          <w:tblHeader w:val="0"/>
+        </w:trPr>
         <w:tc>
           <w:tcPr>
-            <w:tcW w:type="dxa" w:w="1872"/>
-            <w:shd w:fill="F8FAFC"/>
+            <w:shd w:fill="auto" w:val="clear"/>
             <w:tcMar>
-              <w:top w:w="90" w:type="dxa"/>
-              <w:bottom w:w="90" w:type="dxa"/>
-              <w:left w:w="140" w:type="dxa"/>
-              <w:right w:w="140" w:type="dxa"/>
+              <w:top w:w="100.0" w:type="dxa"/>
+              <w:left w:w="100.0" w:type="dxa"/>
+              <w:bottom w:w="100.0" w:type="dxa"/>
+              <w:right w:w="100.0" w:type="dxa"/>
             </w:tcMar>
           </w:tcPr>
           <w:p>
             <w:pPr>
-              <w:jc w:val="left"/>
+              <w:widowControl w:val="0"/>
+              <w:spacing w:after="0" w:line="276" w:lineRule="auto"/>
+              <w:jc w:val="both"/>
+              <w:rPr>
+                <w:rFonts w:ascii="Century Gothic" w:cs="Century Gothic" w:eastAsia="Century Gothic" w:hAnsi="Century Gothic"/>
+                <w:sz w:val="20"/>
+                <w:szCs w:val="20"/>
+              </w:rPr>
             </w:pPr>
             <w:r>
               <w:rPr>
-                <w:rFonts w:ascii="Calibri" w:hAnsi="Calibri"/>
-                <w:color w:val="1E293B"/>
-                <w:sz w:val="17"/>
-              </w:rPr>
-              <w:t>Other Requests</w:t>
+                <w:rFonts w:ascii="Century Gothic" w:cs="Century Gothic" w:eastAsia="Century Gothic" w:hAnsi="Century Gothic"/>
+                <w:sz w:val="20"/>
+                <w:szCs w:val="20"/>
+                <w:rtl w:val="0"/>
+              </w:rPr>
+              <w:t xml:space="preserve">Availability</w:t>
             </w:r>
           </w:p>
         </w:tc>
         <w:tc>
           <w:tcPr>
-            <w:tcW w:type="dxa" w:w="3888"/>
-            <w:shd w:fill="F8FAFC"/>
+            <w:shd w:fill="auto" w:val="clear"/>
             <w:tcMar>
-              <w:top w:w="90" w:type="dxa"/>
-              <w:bottom w:w="90" w:type="dxa"/>
-              <w:left w:w="140" w:type="dxa"/>
-              <w:right w:w="140" w:type="dxa"/>
+              <w:top w:w="100.0" w:type="dxa"/>
+              <w:left w:w="100.0" w:type="dxa"/>
+              <w:bottom w:w="100.0" w:type="dxa"/>
+              <w:right w:w="100.0" w:type="dxa"/>
             </w:tcMar>
           </w:tcPr>
           <w:p>
             <w:pPr>
-              <w:jc w:val="left"/>
+              <w:widowControl w:val="0"/>
+              <w:spacing w:after="0" w:line="276" w:lineRule="auto"/>
+              <w:jc w:val="both"/>
+              <w:rPr>
+                <w:rFonts w:ascii="Century Gothic" w:cs="Century Gothic" w:eastAsia="Century Gothic" w:hAnsi="Century Gothic"/>
+                <w:sz w:val="20"/>
+                <w:szCs w:val="20"/>
+              </w:rPr>
             </w:pPr>
             <w:r>
               <w:rPr>
-                <w:rFonts w:ascii="Calibri" w:hAnsi="Calibri"/>
-                <w:color w:val="1E293B"/>
-                <w:sz w:val="17"/>
-              </w:rPr>
-              <w:t>Compliance &amp; Audit Documentation Request</w:t>
+                <w:rFonts w:ascii="Century Gothic" w:cs="Century Gothic" w:eastAsia="Century Gothic" w:hAnsi="Century Gothic"/>
+                <w:sz w:val="20"/>
+                <w:szCs w:val="20"/>
+                <w:rtl w:val="0"/>
+              </w:rPr>
+              <w:t xml:space="preserve">98%</w:t>
             </w:r>
           </w:p>
         </w:tc>
         <w:tc>
           <w:tcPr>
-            <w:tcW w:type="dxa" w:w="1728"/>
-            <w:shd w:fill="F8FAFC"/>
+            <w:shd w:fill="auto" w:val="clear"/>
             <w:tcMar>
-              <w:top w:w="90" w:type="dxa"/>
-              <w:bottom w:w="90" w:type="dxa"/>
-              <w:left w:w="140" w:type="dxa"/>
-              <w:right w:w="140" w:type="dxa"/>
+              <w:top w:w="100.0" w:type="dxa"/>
+              <w:left w:w="100.0" w:type="dxa"/>
+              <w:bottom w:w="100.0" w:type="dxa"/>
+              <w:right w:w="100.0" w:type="dxa"/>
             </w:tcMar>
           </w:tcPr>
           <w:p>
             <w:pPr>
-              <w:jc w:val="left"/>
+              <w:widowControl w:val="0"/>
+              <w:spacing w:after="0" w:line="276" w:lineRule="auto"/>
+              <w:jc w:val="both"/>
+              <w:rPr>
+                <w:rFonts w:ascii="Century Gothic" w:cs="Century Gothic" w:eastAsia="Century Gothic" w:hAnsi="Century Gothic"/>
+                <w:sz w:val="20"/>
+                <w:szCs w:val="20"/>
+              </w:rPr>
             </w:pPr>
             <w:r>
               <w:rPr>
-                <w:rFonts w:ascii="Calibri" w:hAnsi="Calibri"/>
-                <w:color w:val="1E293B"/>
-                <w:sz w:val="17"/>
-              </w:rPr>
-              <w:t>2 hours</w:t>
+                <w:rFonts w:ascii="Century Gothic" w:cs="Century Gothic" w:eastAsia="Century Gothic" w:hAnsi="Century Gothic"/>
+                <w:sz w:val="20"/>
+                <w:szCs w:val="20"/>
+                <w:rtl w:val="0"/>
+              </w:rPr>
+              <w:t xml:space="preserve">95%</w:t>
             </w:r>
           </w:p>
         </w:tc>
         <w:tc>
           <w:tcPr>
-            <w:tcW w:type="dxa" w:w="1872"/>
-            <w:shd w:fill="F8FAFC"/>
+            <w:shd w:fill="auto" w:val="clear"/>
             <w:tcMar>
-              <w:top w:w="90" w:type="dxa"/>
-              <w:bottom w:w="90" w:type="dxa"/>
-              <w:left w:w="140" w:type="dxa"/>
-              <w:right w:w="140" w:type="dxa"/>
+              <w:top w:w="100.0" w:type="dxa"/>
+              <w:left w:w="100.0" w:type="dxa"/>
+              <w:bottom w:w="100.0" w:type="dxa"/>
+              <w:right w:w="100.0" w:type="dxa"/>
             </w:tcMar>
           </w:tcPr>
           <w:p>
             <w:pPr>
-              <w:jc w:val="left"/>
+              <w:widowControl w:val="0"/>
+              <w:spacing w:after="0" w:line="276" w:lineRule="auto"/>
+              <w:jc w:val="both"/>
+              <w:rPr>
+                <w:rFonts w:ascii="Century Gothic" w:cs="Century Gothic" w:eastAsia="Century Gothic" w:hAnsi="Century Gothic"/>
+                <w:sz w:val="20"/>
+                <w:szCs w:val="20"/>
+              </w:rPr>
             </w:pPr>
             <w:r>
               <w:rPr>
-                <w:rFonts w:ascii="Calibri" w:hAnsi="Calibri"/>
-                <w:color w:val="1E293B"/>
-                <w:sz w:val="17"/>
-              </w:rPr>
-              <w:t>12 hours</w:t>
+                <w:rFonts w:ascii="Century Gothic" w:cs="Century Gothic" w:eastAsia="Century Gothic" w:hAnsi="Century Gothic"/>
+                <w:sz w:val="20"/>
+                <w:szCs w:val="20"/>
+                <w:rtl w:val="0"/>
+              </w:rPr>
+              <w:t xml:space="preserve">95%</w:t>
+            </w:r>
+          </w:p>
+        </w:tc>
+      </w:tr>
+      <w:tr>
+        <w:trPr>
+          <w:cantSplit w:val="0"/>
+          <w:tblHeader w:val="0"/>
+        </w:trPr>
+        <w:tc>
+          <w:tcPr>
+            <w:shd w:fill="auto" w:val="clear"/>
+            <w:tcMar>
+              <w:top w:w="100.0" w:type="dxa"/>
+              <w:left w:w="100.0" w:type="dxa"/>
+              <w:bottom w:w="100.0" w:type="dxa"/>
+              <w:right w:w="100.0" w:type="dxa"/>
+            </w:tcMar>
+          </w:tcPr>
+          <w:p>
+            <w:pPr>
+              <w:widowControl w:val="0"/>
+              <w:spacing w:after="0" w:line="276" w:lineRule="auto"/>
+              <w:jc w:val="both"/>
+              <w:rPr>
+                <w:rFonts w:ascii="Century Gothic" w:cs="Century Gothic" w:eastAsia="Century Gothic" w:hAnsi="Century Gothic"/>
+                <w:sz w:val="20"/>
+                <w:szCs w:val="20"/>
+              </w:rPr>
+            </w:pPr>
+            <w:r>
+              <w:rPr>
+                <w:rFonts w:ascii="Century Gothic" w:cs="Century Gothic" w:eastAsia="Century Gothic" w:hAnsi="Century Gothic"/>
+                <w:sz w:val="20"/>
+                <w:szCs w:val="20"/>
+                <w:rtl w:val="0"/>
+              </w:rPr>
+              <w:t xml:space="preserve">Average Total Processing Time </w:t>
+            </w:r>
+          </w:p>
+        </w:tc>
+        <w:tc>
+          <w:tcPr>
+            <w:shd w:fill="auto" w:val="clear"/>
+            <w:tcMar>
+              <w:top w:w="100.0" w:type="dxa"/>
+              <w:left w:w="100.0" w:type="dxa"/>
+              <w:bottom w:w="100.0" w:type="dxa"/>
+              <w:right w:w="100.0" w:type="dxa"/>
+            </w:tcMar>
+          </w:tcPr>
+          <w:p>
+            <w:pPr>
+              <w:widowControl w:val="0"/>
+              <w:spacing w:after="0" w:line="276" w:lineRule="auto"/>
+              <w:jc w:val="both"/>
+              <w:rPr>
+                <w:rFonts w:ascii="Century Gothic" w:cs="Century Gothic" w:eastAsia="Century Gothic" w:hAnsi="Century Gothic"/>
+                <w:sz w:val="20"/>
+                <w:szCs w:val="20"/>
+              </w:rPr>
+            </w:pPr>
+            <w:r>
+              <w:rPr>
+                <w:rFonts w:ascii="Century Gothic" w:cs="Century Gothic" w:eastAsia="Century Gothic" w:hAnsi="Century Gothic"/>
+                <w:sz w:val="20"/>
+                <w:szCs w:val="20"/>
+                <w:rtl w:val="0"/>
+              </w:rPr>
+              <w:t xml:space="preserve">3 seconds</w:t>
+            </w:r>
+          </w:p>
+        </w:tc>
+        <w:tc>
+          <w:tcPr>
+            <w:shd w:fill="auto" w:val="clear"/>
+            <w:tcMar>
+              <w:top w:w="100.0" w:type="dxa"/>
+              <w:left w:w="100.0" w:type="dxa"/>
+              <w:bottom w:w="100.0" w:type="dxa"/>
+              <w:right w:w="100.0" w:type="dxa"/>
+            </w:tcMar>
+          </w:tcPr>
+          <w:p>
+            <w:pPr>
+              <w:widowControl w:val="0"/>
+              <w:spacing w:after="0" w:line="276" w:lineRule="auto"/>
+              <w:jc w:val="both"/>
+              <w:rPr>
+                <w:rFonts w:ascii="Century Gothic" w:cs="Century Gothic" w:eastAsia="Century Gothic" w:hAnsi="Century Gothic"/>
+                <w:sz w:val="20"/>
+                <w:szCs w:val="20"/>
+              </w:rPr>
+            </w:pPr>
+            <w:r>
+              <w:rPr>
+                <w:rFonts w:ascii="Century Gothic" w:cs="Century Gothic" w:eastAsia="Century Gothic" w:hAnsi="Century Gothic"/>
+                <w:sz w:val="20"/>
+                <w:szCs w:val="20"/>
+                <w:rtl w:val="0"/>
+              </w:rPr>
+              <w:t xml:space="preserve">7 seconds</w:t>
+            </w:r>
+          </w:p>
+        </w:tc>
+        <w:tc>
+          <w:tcPr>
+            <w:shd w:fill="auto" w:val="clear"/>
+            <w:tcMar>
+              <w:top w:w="100.0" w:type="dxa"/>
+              <w:left w:w="100.0" w:type="dxa"/>
+              <w:bottom w:w="100.0" w:type="dxa"/>
+              <w:right w:w="100.0" w:type="dxa"/>
+            </w:tcMar>
+          </w:tcPr>
+          <w:p>
+            <w:pPr>
+              <w:widowControl w:val="0"/>
+              <w:spacing w:after="0" w:line="276" w:lineRule="auto"/>
+              <w:jc w:val="both"/>
+              <w:rPr>
+                <w:rFonts w:ascii="Century Gothic" w:cs="Century Gothic" w:eastAsia="Century Gothic" w:hAnsi="Century Gothic"/>
+                <w:sz w:val="20"/>
+                <w:szCs w:val="20"/>
+              </w:rPr>
+            </w:pPr>
+            <w:r>
+              <w:rPr>
+                <w:rFonts w:ascii="Century Gothic" w:cs="Century Gothic" w:eastAsia="Century Gothic" w:hAnsi="Century Gothic"/>
+                <w:sz w:val="20"/>
+                <w:szCs w:val="20"/>
+                <w:rtl w:val="0"/>
+              </w:rPr>
+              <w:t xml:space="preserve">7 seconds</w:t>
+            </w:r>
+          </w:p>
+        </w:tc>
+      </w:tr>
+      <w:tr>
+        <w:trPr>
+          <w:cantSplit w:val="0"/>
+          <w:tblHeader w:val="0"/>
+        </w:trPr>
+        <w:tc>
+          <w:tcPr>
+            <w:shd w:fill="auto" w:val="clear"/>
+            <w:tcMar>
+              <w:top w:w="100.0" w:type="dxa"/>
+              <w:left w:w="100.0" w:type="dxa"/>
+              <w:bottom w:w="100.0" w:type="dxa"/>
+              <w:right w:w="100.0" w:type="dxa"/>
+            </w:tcMar>
+          </w:tcPr>
+          <w:p>
+            <w:pPr>
+              <w:widowControl w:val="0"/>
+              <w:spacing w:after="0" w:line="276" w:lineRule="auto"/>
+              <w:jc w:val="both"/>
+              <w:rPr>
+                <w:rFonts w:ascii="Century Gothic" w:cs="Century Gothic" w:eastAsia="Century Gothic" w:hAnsi="Century Gothic"/>
+                <w:sz w:val="20"/>
+                <w:szCs w:val="20"/>
+              </w:rPr>
+            </w:pPr>
+            <w:r>
+              <w:rPr>
+                <w:rFonts w:ascii="Century Gothic" w:cs="Century Gothic" w:eastAsia="Century Gothic" w:hAnsi="Century Gothic"/>
+                <w:sz w:val="20"/>
+                <w:szCs w:val="20"/>
+                <w:rtl w:val="0"/>
+              </w:rPr>
+              <w:t xml:space="preserve">Success Rate </w:t>
+            </w:r>
+          </w:p>
+        </w:tc>
+        <w:tc>
+          <w:tcPr>
+            <w:shd w:fill="auto" w:val="clear"/>
+            <w:tcMar>
+              <w:top w:w="100.0" w:type="dxa"/>
+              <w:left w:w="100.0" w:type="dxa"/>
+              <w:bottom w:w="100.0" w:type="dxa"/>
+              <w:right w:w="100.0" w:type="dxa"/>
+            </w:tcMar>
+          </w:tcPr>
+          <w:p>
+            <w:pPr>
+              <w:widowControl w:val="0"/>
+              <w:spacing w:after="0" w:line="276" w:lineRule="auto"/>
+              <w:jc w:val="both"/>
+              <w:rPr>
+                <w:rFonts w:ascii="Century Gothic" w:cs="Century Gothic" w:eastAsia="Century Gothic" w:hAnsi="Century Gothic"/>
+                <w:sz w:val="20"/>
+                <w:szCs w:val="20"/>
+              </w:rPr>
+            </w:pPr>
+            <w:r>
+              <w:rPr>
+                <w:rFonts w:ascii="Century Gothic" w:cs="Century Gothic" w:eastAsia="Century Gothic" w:hAnsi="Century Gothic"/>
+                <w:sz w:val="20"/>
+                <w:szCs w:val="20"/>
+                <w:rtl w:val="0"/>
+              </w:rPr>
+              <w:t xml:space="preserve">95%</w:t>
+            </w:r>
+          </w:p>
+        </w:tc>
+        <w:tc>
+          <w:tcPr>
+            <w:shd w:fill="auto" w:val="clear"/>
+            <w:tcMar>
+              <w:top w:w="100.0" w:type="dxa"/>
+              <w:left w:w="100.0" w:type="dxa"/>
+              <w:bottom w:w="100.0" w:type="dxa"/>
+              <w:right w:w="100.0" w:type="dxa"/>
+            </w:tcMar>
+          </w:tcPr>
+          <w:p>
+            <w:pPr>
+              <w:widowControl w:val="0"/>
+              <w:spacing w:after="0" w:line="276" w:lineRule="auto"/>
+              <w:jc w:val="both"/>
+              <w:rPr>
+                <w:rFonts w:ascii="Century Gothic" w:cs="Century Gothic" w:eastAsia="Century Gothic" w:hAnsi="Century Gothic"/>
+                <w:sz w:val="20"/>
+                <w:szCs w:val="20"/>
+              </w:rPr>
+            </w:pPr>
+            <w:r>
+              <w:rPr>
+                <w:rFonts w:ascii="Century Gothic" w:cs="Century Gothic" w:eastAsia="Century Gothic" w:hAnsi="Century Gothic"/>
+                <w:sz w:val="20"/>
+                <w:szCs w:val="20"/>
+                <w:rtl w:val="0"/>
+              </w:rPr>
+              <w:t xml:space="preserve">90%</w:t>
+            </w:r>
+          </w:p>
+        </w:tc>
+        <w:tc>
+          <w:tcPr>
+            <w:shd w:fill="auto" w:val="clear"/>
+            <w:tcMar>
+              <w:top w:w="100.0" w:type="dxa"/>
+              <w:left w:w="100.0" w:type="dxa"/>
+              <w:bottom w:w="100.0" w:type="dxa"/>
+              <w:right w:w="100.0" w:type="dxa"/>
+            </w:tcMar>
+          </w:tcPr>
+          <w:p>
+            <w:pPr>
+              <w:widowControl w:val="0"/>
+              <w:spacing w:after="0" w:line="276" w:lineRule="auto"/>
+              <w:jc w:val="both"/>
+              <w:rPr>
+                <w:rFonts w:ascii="Century Gothic" w:cs="Century Gothic" w:eastAsia="Century Gothic" w:hAnsi="Century Gothic"/>
+                <w:sz w:val="20"/>
+                <w:szCs w:val="20"/>
+              </w:rPr>
+            </w:pPr>
+            <w:r>
+              <w:rPr>
+                <w:rFonts w:ascii="Century Gothic" w:cs="Century Gothic" w:eastAsia="Century Gothic" w:hAnsi="Century Gothic"/>
+                <w:sz w:val="20"/>
+                <w:szCs w:val="20"/>
+                <w:rtl w:val="0"/>
+              </w:rPr>
+              <w:t xml:space="preserve">90%</w:t>
             </w:r>
           </w:p>
         </w:tc>
@@ -12663,6 +13813,26 @@
         <w:spacing w:after="200" w:line="276" w:lineRule="auto"/>
         <w:rPr>
           <w:rFonts w:ascii="Century Gothic" w:cs="Century Gothic" w:eastAsia="Century Gothic" w:hAnsi="Century Gothic"/>
+          <w:sz w:val="20"/>
+          <w:szCs w:val="20"/>
+        </w:rPr>
+      </w:pPr>
+      <w:r>
+        <w:rPr>
+          <w:rtl w:val="0"/>
+        </w:rPr>
+      </w:r>
+    </w:p>
+    <w:p>
+      <w:pPr>
+        <w:numPr>
+          <w:ilvl w:val="0"/>
+          <w:numId w:val="6"/>
+        </w:numPr>
+        <w:spacing w:after="200" w:line="276" w:lineRule="auto"/>
+        <w:ind w:left="720" w:hanging="360"/>
+        <w:rPr>
+          <w:rFonts w:ascii="Century Gothic" w:cs="Century Gothic" w:eastAsia="Century Gothic" w:hAnsi="Century Gothic"/>
           <w:b w:val="1"/>
           <w:bCs w:val="1"/>
           <w:sz w:val="20"/>
@@ -12671,53 +13841,14 @@
       </w:pPr>
       <w:r>
         <w:rPr>
-          <w:rtl w:val="0"/>
-        </w:rPr>
-      </w:r>
-    </w:p>
-    <w:p>
-      <w:pPr>
-        <w:spacing w:after="200" w:line="276" w:lineRule="auto"/>
-        <w:rPr>
           <w:rFonts w:ascii="Century Gothic" w:cs="Century Gothic" w:eastAsia="Century Gothic" w:hAnsi="Century Gothic"/>
           <w:b w:val="1"/>
           <w:bCs w:val="1"/>
           <w:sz w:val="20"/>
           <w:szCs w:val="20"/>
-        </w:rPr>
-      </w:pPr>
-      <w:r>
-        <w:rPr>
-          <w:rtl w:val="0"/>
-        </w:rPr>
-      </w:r>
-    </w:p>
-    <w:p>
-      <w:pPr>
-        <w:numPr>
-          <w:ilvl w:val="0"/>
-          <w:numId w:val="5"/>
-        </w:numPr>
-        <w:spacing w:after="200" w:line="276" w:lineRule="auto"/>
-        <w:ind w:left="720" w:hanging="360"/>
-        <w:rPr>
-          <w:rFonts w:ascii="Century Gothic" w:cs="Century Gothic" w:eastAsia="Century Gothic" w:hAnsi="Century Gothic"/>
-          <w:b w:val="1"/>
-          <w:bCs w:val="1"/>
-          <w:sz w:val="20"/>
-          <w:szCs w:val="20"/>
-        </w:rPr>
-      </w:pPr>
-      <w:r>
-        <w:rPr>
-          <w:rFonts w:ascii="Century Gothic" w:cs="Century Gothic" w:eastAsia="Century Gothic" w:hAnsi="Century Gothic"/>
-          <w:b w:val="1"/>
-          <w:bCs w:val="1"/>
-          <w:sz w:val="20"/>
-          <w:szCs w:val="20"/>
-          <w:rtl w:val="0"/>
-        </w:rPr>
-        <w:t xml:space="preserve">PERFORMANCE INDICATORS</w:t>
+          <w:rtl w:val="0"/>
+        </w:rPr>
+        <w:t xml:space="preserve">SEVERITY, INCIDENT RESPONSE AND RESOLUTION</w:t>
       </w:r>
       <w:r>
         <w:rPr>
@@ -12727,1042 +13858,1719 @@
     </w:p>
     <w:tbl>
       <w:tblPr>
-        <w:tblW w:type="auto" w:w="0"/>
-        <w:jc w:val="center"/>
-        <w:tblLook w:firstColumn="1" w:firstRow="1" w:lastColumn="0" w:lastRow="0" w:noHBand="0" w:noVBand="1" w:val="04A0"/>
+        <w:tblStyle w:val="Table3"/>
+        <w:tblW w:w="9840.0" w:type="dxa"/>
+        <w:jc w:val="left"/>
         <w:tblBorders>
-          <w:top w:val="single" w:sz="4" w:space="0" w:color="CBD5E1"/>
-          <w:bottom w:val="single" w:sz="4" w:space="0" w:color="CBD5E1"/>
-          <w:left w:val="single" w:sz="4" w:space="0" w:color="CBD5E1"/>
-          <w:right w:val="single" w:sz="4" w:space="0" w:color="CBD5E1"/>
-          <w:insideH w:val="single" w:sz="4" w:space="0" w:color="CBD5E1"/>
-          <w:insideV w:val="single" w:sz="4" w:space="0" w:color="CBD5E1"/>
+          <w:top w:color="000000" w:space="0" w:sz="8" w:val="single"/>
+          <w:left w:color="000000" w:space="0" w:sz="8" w:val="single"/>
+          <w:bottom w:color="000000" w:space="0" w:sz="8" w:val="single"/>
+          <w:right w:color="000000" w:space="0" w:sz="8" w:val="single"/>
+          <w:insideH w:color="000000" w:space="0" w:sz="8" w:val="single"/>
+          <w:insideV w:color="000000" w:space="0" w:sz="8" w:val="single"/>
         </w:tblBorders>
+        <w:tblLayout w:type="fixed"/>
+        <w:tblLook w:val="0600"/>
       </w:tblPr>
       <w:tblGrid>
-        <w:gridCol w:w="1872"/>
-        <w:gridCol w:w="1872"/>
-        <w:gridCol w:w="1872"/>
-        <w:gridCol w:w="1872"/>
-        <w:gridCol w:w="1872"/>
+        <w:gridCol w:w="2175"/>
+        <w:gridCol w:w="3945"/>
+        <w:gridCol w:w="3720"/>
+        <w:tblGridChange w:id="0">
+          <w:tblGrid>
+            <w:gridCol w:w="2175"/>
+            <w:gridCol w:w="3945"/>
+            <w:gridCol w:w="3720"/>
+          </w:tblGrid>
+        </w:tblGridChange>
       </w:tblGrid>
       <w:tr>
+        <w:trPr>
+          <w:cantSplit w:val="0"/>
+          <w:tblHeader w:val="0"/>
+        </w:trPr>
         <w:tc>
           <w:tcPr>
-            <w:tcW w:type="dxa" w:w="2160"/>
-            <w:shd w:fill="1E293B"/>
+            <w:shd w:fill="000000" w:val="clear"/>
             <w:tcMar>
-              <w:top w:w="120" w:type="dxa"/>
-              <w:bottom w:w="120" w:type="dxa"/>
-              <w:left w:w="140" w:type="dxa"/>
-              <w:right w:w="140" w:type="dxa"/>
+              <w:top w:w="100.0" w:type="dxa"/>
+              <w:left w:w="100.0" w:type="dxa"/>
+              <w:bottom w:w="100.0" w:type="dxa"/>
+              <w:right w:w="100.0" w:type="dxa"/>
             </w:tcMar>
           </w:tcPr>
           <w:p>
             <w:pPr>
-              <w:jc w:val="left"/>
+              <w:widowControl w:val="0"/>
+              <w:spacing w:after="0" w:line="276" w:lineRule="auto"/>
+              <w:jc w:val="both"/>
+              <w:rPr>
+                <w:rFonts w:ascii="Century Gothic" w:cs="Century Gothic" w:eastAsia="Century Gothic" w:hAnsi="Century Gothic"/>
+                <w:b w:val="1"/>
+                <w:bCs w:val="1"/>
+                <w:color w:val="ffffff"/>
+                <w:sz w:val="20"/>
+                <w:szCs w:val="20"/>
+              </w:rPr>
             </w:pPr>
             <w:r>
               <w:rPr>
-                <w:rFonts w:ascii="Calibri" w:hAnsi="Calibri"/>
-                <w:b/>
-                <w:color w:val="FFFFFF"/>
-                <w:sz w:val="17"/>
-              </w:rPr>
-              <w:t>PERFORMANCE METRIC</w:t>
+                <w:rFonts w:ascii="Century Gothic" w:cs="Century Gothic" w:eastAsia="Century Gothic" w:hAnsi="Century Gothic"/>
+                <w:b w:val="1"/>
+                <w:bCs w:val="1"/>
+                <w:color w:val="ffffff"/>
+                <w:sz w:val="20"/>
+                <w:szCs w:val="20"/>
+                <w:rtl w:val="0"/>
+              </w:rPr>
+              <w:t xml:space="preserve">CATEGORY</w:t>
             </w:r>
           </w:p>
         </w:tc>
         <w:tc>
           <w:tcPr>
-            <w:tcW w:type="dxa" w:w="1584"/>
-            <w:shd w:fill="1E293B"/>
+            <w:shd w:fill="000000" w:val="clear"/>
             <w:tcMar>
-              <w:top w:w="120" w:type="dxa"/>
-              <w:bottom w:w="120" w:type="dxa"/>
-              <w:left w:w="140" w:type="dxa"/>
-              <w:right w:w="140" w:type="dxa"/>
+              <w:top w:w="100.0" w:type="dxa"/>
+              <w:left w:w="100.0" w:type="dxa"/>
+              <w:bottom w:w="100.0" w:type="dxa"/>
+              <w:right w:w="100.0" w:type="dxa"/>
             </w:tcMar>
           </w:tcPr>
           <w:p>
             <w:pPr>
-              <w:jc w:val="left"/>
+              <w:widowControl w:val="0"/>
+              <w:spacing w:after="0" w:line="276" w:lineRule="auto"/>
+              <w:jc w:val="both"/>
+              <w:rPr>
+                <w:rFonts w:ascii="Century Gothic" w:cs="Century Gothic" w:eastAsia="Century Gothic" w:hAnsi="Century Gothic"/>
+                <w:b w:val="1"/>
+                <w:bCs w:val="1"/>
+                <w:color w:val="ffffff"/>
+                <w:sz w:val="20"/>
+                <w:szCs w:val="20"/>
+              </w:rPr>
             </w:pPr>
             <w:r>
               <w:rPr>
-                <w:rFonts w:ascii="Calibri" w:hAnsi="Calibri"/>
-                <w:b/>
-                <w:color w:val="FFFFFF"/>
-                <w:sz w:val="17"/>
-              </w:rPr>
-              <w:t>OPERATIONAL TARGET</w:t>
+                <w:rFonts w:ascii="Century Gothic" w:cs="Century Gothic" w:eastAsia="Century Gothic" w:hAnsi="Century Gothic"/>
+                <w:b w:val="1"/>
+                <w:bCs w:val="1"/>
+                <w:color w:val="ffffff"/>
+                <w:sz w:val="20"/>
+                <w:szCs w:val="20"/>
+                <w:rtl w:val="0"/>
+              </w:rPr>
+              <w:t xml:space="preserve">DESCRIPTION</w:t>
             </w:r>
           </w:p>
         </w:tc>
         <w:tc>
           <w:tcPr>
-            <w:tcW w:type="dxa" w:w="1584"/>
-            <w:shd w:fill="1E293B"/>
+            <w:shd w:fill="000000" w:val="clear"/>
             <w:tcMar>
-              <w:top w:w="120" w:type="dxa"/>
-              <w:bottom w:w="120" w:type="dxa"/>
-              <w:left w:w="140" w:type="dxa"/>
-              <w:right w:w="140" w:type="dxa"/>
+              <w:top w:w="100.0" w:type="dxa"/>
+              <w:left w:w="100.0" w:type="dxa"/>
+              <w:bottom w:w="100.0" w:type="dxa"/>
+              <w:right w:w="100.0" w:type="dxa"/>
             </w:tcMar>
           </w:tcPr>
           <w:p>
             <w:pPr>
-              <w:jc w:val="left"/>
+              <w:widowControl w:val="0"/>
+              <w:spacing w:after="0" w:line="276" w:lineRule="auto"/>
+              <w:jc w:val="both"/>
+              <w:rPr>
+                <w:rFonts w:ascii="Century Gothic" w:cs="Century Gothic" w:eastAsia="Century Gothic" w:hAnsi="Century Gothic"/>
+                <w:b w:val="1"/>
+                <w:bCs w:val="1"/>
+                <w:color w:val="ffffff"/>
+                <w:sz w:val="20"/>
+                <w:szCs w:val="20"/>
+              </w:rPr>
             </w:pPr>
             <w:r>
               <w:rPr>
-                <w:rFonts w:ascii="Calibri" w:hAnsi="Calibri"/>
-                <w:b/>
-                <w:color w:val="FFFFFF"/>
-                <w:sz w:val="17"/>
-              </w:rPr>
-              <w:t>SUSPECT THRESHOLD</w:t>
+                <w:rFonts w:ascii="Century Gothic" w:cs="Century Gothic" w:eastAsia="Century Gothic" w:hAnsi="Century Gothic"/>
+                <w:b w:val="1"/>
+                <w:bCs w:val="1"/>
+                <w:color w:val="ffffff"/>
+                <w:sz w:val="20"/>
+                <w:szCs w:val="20"/>
+                <w:rtl w:val="0"/>
+              </w:rPr>
+              <w:t xml:space="preserve">CONTACT FOR ESCALATION</w:t>
+            </w:r>
+          </w:p>
+        </w:tc>
+      </w:tr>
+      <w:tr>
+        <w:trPr>
+          <w:cantSplit w:val="0"/>
+          <w:tblHeader w:val="0"/>
+        </w:trPr>
+        <w:tc>
+          <w:tcPr>
+            <w:shd w:fill="auto" w:val="clear"/>
+            <w:tcMar>
+              <w:top w:w="100.0" w:type="dxa"/>
+              <w:left w:w="100.0" w:type="dxa"/>
+              <w:bottom w:w="100.0" w:type="dxa"/>
+              <w:right w:w="100.0" w:type="dxa"/>
+            </w:tcMar>
+          </w:tcPr>
+          <w:p>
+            <w:pPr>
+              <w:widowControl w:val="0"/>
+              <w:spacing w:after="0" w:line="276" w:lineRule="auto"/>
+              <w:jc w:val="both"/>
+              <w:rPr>
+                <w:rFonts w:ascii="Century Gothic" w:cs="Century Gothic" w:eastAsia="Century Gothic" w:hAnsi="Century Gothic"/>
+                <w:sz w:val="20"/>
+                <w:szCs w:val="20"/>
+              </w:rPr>
+            </w:pPr>
+            <w:r>
+              <w:rPr>
+                <w:rFonts w:ascii="Century Gothic" w:cs="Century Gothic" w:eastAsia="Century Gothic" w:hAnsi="Century Gothic"/>
+                <w:sz w:val="20"/>
+                <w:szCs w:val="20"/>
+                <w:rtl w:val="0"/>
+              </w:rPr>
+              <w:t xml:space="preserve">High</w:t>
             </w:r>
           </w:p>
         </w:tc>
         <w:tc>
           <w:tcPr>
-            <w:tcW w:type="dxa" w:w="1584"/>
-            <w:shd w:fill="1E293B"/>
+            <w:shd w:fill="auto" w:val="clear"/>
             <w:tcMar>
-              <w:top w:w="120" w:type="dxa"/>
-              <w:bottom w:w="120" w:type="dxa"/>
-              <w:left w:w="140" w:type="dxa"/>
-              <w:right w:w="140" w:type="dxa"/>
+              <w:top w:w="100.0" w:type="dxa"/>
+              <w:left w:w="100.0" w:type="dxa"/>
+              <w:bottom w:w="100.0" w:type="dxa"/>
+              <w:right w:w="100.0" w:type="dxa"/>
             </w:tcMar>
           </w:tcPr>
           <w:p>
             <w:pPr>
-              <w:jc w:val="left"/>
+              <w:widowControl w:val="0"/>
+              <w:spacing w:after="0" w:line="276" w:lineRule="auto"/>
+              <w:jc w:val="both"/>
+              <w:rPr>
+                <w:rFonts w:ascii="Century Gothic" w:cs="Century Gothic" w:eastAsia="Century Gothic" w:hAnsi="Century Gothic"/>
+                <w:b w:val="1"/>
+                <w:bCs w:val="1"/>
+                <w:sz w:val="20"/>
+                <w:szCs w:val="20"/>
+              </w:rPr>
             </w:pPr>
             <w:r>
               <w:rPr>
-                <w:rFonts w:ascii="Calibri" w:hAnsi="Calibri"/>
-                <w:b/>
-                <w:color w:val="FFFFFF"/>
-                <w:sz w:val="17"/>
-              </w:rPr>
-              <w:t>CRITICAL THRESHOLD</w:t>
+                <w:rFonts w:ascii="Century Gothic" w:cs="Century Gothic" w:eastAsia="Century Gothic" w:hAnsi="Century Gothic"/>
+                <w:b w:val="1"/>
+                <w:bCs w:val="1"/>
+                <w:sz w:val="20"/>
+                <w:szCs w:val="20"/>
+                <w:rtl w:val="0"/>
+              </w:rPr>
+              <w:t xml:space="preserve">Critical Business Impact </w:t>
+            </w:r>
+          </w:p>
+          <w:p>
+            <w:pPr>
+              <w:widowControl w:val="0"/>
+              <w:spacing w:after="0" w:line="276" w:lineRule="auto"/>
+              <w:jc w:val="both"/>
+              <w:rPr>
+                <w:rFonts w:ascii="Century Gothic" w:cs="Century Gothic" w:eastAsia="Century Gothic" w:hAnsi="Century Gothic"/>
+                <w:sz w:val="20"/>
+                <w:szCs w:val="20"/>
+              </w:rPr>
+            </w:pPr>
+            <w:r>
+              <w:rPr>
+                <w:rFonts w:ascii="Century Gothic" w:cs="Century Gothic" w:eastAsia="Century Gothic" w:hAnsi="Century Gothic"/>
+                <w:sz w:val="20"/>
+                <w:szCs w:val="20"/>
+                <w:rtl w:val="0"/>
+              </w:rPr>
+              <w:t xml:space="preserve">– Fault incidence that has a material impact on customer service, revenue, and production</w:t>
             </w:r>
           </w:p>
         </w:tc>
         <w:tc>
           <w:tcPr>
-            <w:tcW w:type="dxa" w:w="2448"/>
-            <w:shd w:fill="1E293B"/>
+            <w:shd w:fill="auto" w:val="clear"/>
             <w:tcMar>
-              <w:top w:w="120" w:type="dxa"/>
-              <w:bottom w:w="120" w:type="dxa"/>
-              <w:left w:w="140" w:type="dxa"/>
-              <w:right w:w="140" w:type="dxa"/>
+              <w:top w:w="100.0" w:type="dxa"/>
+              <w:left w:w="100.0" w:type="dxa"/>
+              <w:bottom w:w="100.0" w:type="dxa"/>
+              <w:right w:w="100.0" w:type="dxa"/>
             </w:tcMar>
           </w:tcPr>
           <w:p>
             <w:pPr>
-              <w:jc w:val="left"/>
+              <w:widowControl w:val="0"/>
+              <w:spacing w:after="0" w:line="276" w:lineRule="auto"/>
+              <w:jc w:val="both"/>
+              <w:rPr>
+                <w:rFonts w:ascii="Century Gothic" w:cs="Century Gothic" w:eastAsia="Century Gothic" w:hAnsi="Century Gothic"/>
+                <w:sz w:val="20"/>
+                <w:szCs w:val="20"/>
+              </w:rPr>
             </w:pPr>
             <w:r>
               <w:rPr>
-                <w:rFonts w:ascii="Calibri" w:hAnsi="Calibri"/>
-                <w:b/>
-                <w:color w:val="FFFFFF"/>
-                <w:sz w:val="17"/>
-              </w:rPr>
-              <w:t>MEASUREMENT BASIS</w:t>
+                <w:rFonts w:ascii="Century Gothic" w:cs="Century Gothic" w:eastAsia="Century Gothic" w:hAnsi="Century Gothic"/>
+                <w:sz w:val="20"/>
+                <w:szCs w:val="20"/>
+                <w:rtl w:val="0"/>
+              </w:rPr>
+              <w:t xml:space="preserve">Name: Olamide Sobowale</w:t>
+            </w:r>
+          </w:p>
+          <w:p>
+            <w:pPr>
+              <w:widowControl w:val="0"/>
+              <w:spacing w:after="0" w:line="276" w:lineRule="auto"/>
+              <w:jc w:val="both"/>
+              <w:rPr>
+                <w:rFonts w:ascii="Century Gothic" w:cs="Century Gothic" w:eastAsia="Century Gothic" w:hAnsi="Century Gothic"/>
+                <w:sz w:val="20"/>
+                <w:szCs w:val="20"/>
+              </w:rPr>
+            </w:pPr>
+            <w:r>
+              <w:rPr>
+                <w:rFonts w:ascii="Century Gothic" w:cs="Century Gothic" w:eastAsia="Century Gothic" w:hAnsi="Century Gothic"/>
+                <w:sz w:val="20"/>
+                <w:szCs w:val="20"/>
+                <w:rtl w:val="0"/>
+              </w:rPr>
+              <w:t xml:space="preserve">Email: olamide@getanchor.co</w:t>
+            </w:r>
+          </w:p>
+          <w:p>
+            <w:pPr>
+              <w:widowControl w:val="0"/>
+              <w:spacing w:after="0" w:line="276" w:lineRule="auto"/>
+              <w:jc w:val="both"/>
+              <w:rPr>
+                <w:rFonts w:ascii="Century Gothic" w:cs="Century Gothic" w:eastAsia="Century Gothic" w:hAnsi="Century Gothic"/>
+                <w:sz w:val="20"/>
+                <w:szCs w:val="20"/>
+              </w:rPr>
+            </w:pPr>
+            <w:r>
+              <w:rPr>
+                <w:rFonts w:ascii="Century Gothic" w:cs="Century Gothic" w:eastAsia="Century Gothic" w:hAnsi="Century Gothic"/>
+                <w:sz w:val="20"/>
+                <w:szCs w:val="20"/>
+                <w:rtl w:val="0"/>
+              </w:rPr>
+              <w:t xml:space="preserve">Timeline: 12 hours</w:t>
             </w:r>
           </w:p>
         </w:tc>
       </w:tr>
       <w:tr>
+        <w:trPr>
+          <w:cantSplit w:val="0"/>
+          <w:tblHeader w:val="0"/>
+        </w:trPr>
         <w:tc>
           <w:tcPr>
-            <w:tcW w:type="dxa" w:w="2160"/>
-            <w:shd w:fill="FFFFFF"/>
+            <w:shd w:fill="auto" w:val="clear"/>
             <w:tcMar>
-              <w:top w:w="90" w:type="dxa"/>
-              <w:bottom w:w="90" w:type="dxa"/>
-              <w:left w:w="140" w:type="dxa"/>
-              <w:right w:w="140" w:type="dxa"/>
+              <w:top w:w="100.0" w:type="dxa"/>
+              <w:left w:w="100.0" w:type="dxa"/>
+              <w:bottom w:w="100.0" w:type="dxa"/>
+              <w:right w:w="100.0" w:type="dxa"/>
             </w:tcMar>
           </w:tcPr>
           <w:p>
             <w:pPr>
-              <w:jc w:val="left"/>
+              <w:widowControl w:val="0"/>
+              <w:spacing w:after="0" w:line="276" w:lineRule="auto"/>
+              <w:jc w:val="both"/>
+              <w:rPr>
+                <w:rFonts w:ascii="Century Gothic" w:cs="Century Gothic" w:eastAsia="Century Gothic" w:hAnsi="Century Gothic"/>
+                <w:sz w:val="20"/>
+                <w:szCs w:val="20"/>
+              </w:rPr>
             </w:pPr>
             <w:r>
               <w:rPr>
-                <w:rFonts w:ascii="Calibri" w:hAnsi="Calibri"/>
-                <w:color w:val="1E293B"/>
-                <w:sz w:val="17"/>
-              </w:rPr>
-              <w:t>Service Availability (Uptime)</w:t>
+                <w:rFonts w:ascii="Century Gothic" w:cs="Century Gothic" w:eastAsia="Century Gothic" w:hAnsi="Century Gothic"/>
+                <w:sz w:val="20"/>
+                <w:szCs w:val="20"/>
+                <w:rtl w:val="0"/>
+              </w:rPr>
+              <w:t xml:space="preserve">Medium</w:t>
             </w:r>
           </w:p>
         </w:tc>
         <w:tc>
           <w:tcPr>
-            <w:tcW w:type="dxa" w:w="1584"/>
-            <w:shd w:fill="FFFFFF"/>
+            <w:shd w:fill="auto" w:val="clear"/>
             <w:tcMar>
-              <w:top w:w="90" w:type="dxa"/>
-              <w:bottom w:w="90" w:type="dxa"/>
-              <w:left w:w="140" w:type="dxa"/>
-              <w:right w:w="140" w:type="dxa"/>
+              <w:top w:w="100.0" w:type="dxa"/>
+              <w:left w:w="100.0" w:type="dxa"/>
+              <w:bottom w:w="100.0" w:type="dxa"/>
+              <w:right w:w="100.0" w:type="dxa"/>
             </w:tcMar>
           </w:tcPr>
           <w:p>
             <w:pPr>
-              <w:jc w:val="left"/>
+              <w:widowControl w:val="0"/>
+              <w:spacing w:after="0" w:line="276" w:lineRule="auto"/>
+              <w:jc w:val="both"/>
+              <w:rPr>
+                <w:rFonts w:ascii="Century Gothic" w:cs="Century Gothic" w:eastAsia="Century Gothic" w:hAnsi="Century Gothic"/>
+                <w:b w:val="1"/>
+                <w:bCs w:val="1"/>
+                <w:sz w:val="20"/>
+                <w:szCs w:val="20"/>
+              </w:rPr>
             </w:pPr>
             <w:r>
               <w:rPr>
-                <w:rFonts w:ascii="Calibri" w:hAnsi="Calibri"/>
-                <w:color w:val="1E293B"/>
-                <w:sz w:val="17"/>
-              </w:rPr>
-              <w:t>≥ 99.9%</w:t>
+                <w:rFonts w:ascii="Century Gothic" w:cs="Century Gothic" w:eastAsia="Century Gothic" w:hAnsi="Century Gothic"/>
+                <w:b w:val="1"/>
+                <w:bCs w:val="1"/>
+                <w:sz w:val="20"/>
+                <w:szCs w:val="20"/>
+                <w:rtl w:val="0"/>
+              </w:rPr>
+              <w:t xml:space="preserve">Significant Business Impact </w:t>
+            </w:r>
+          </w:p>
+          <w:p>
+            <w:pPr>
+              <w:widowControl w:val="0"/>
+              <w:spacing w:after="0" w:line="276" w:lineRule="auto"/>
+              <w:jc w:val="both"/>
+              <w:rPr>
+                <w:rFonts w:ascii="Century Gothic" w:cs="Century Gothic" w:eastAsia="Century Gothic" w:hAnsi="Century Gothic"/>
+                <w:sz w:val="20"/>
+                <w:szCs w:val="20"/>
+              </w:rPr>
+            </w:pPr>
+            <w:r>
+              <w:rPr>
+                <w:rFonts w:ascii="Century Gothic" w:cs="Century Gothic" w:eastAsia="Century Gothic" w:hAnsi="Century Gothic"/>
+                <w:sz w:val="20"/>
+                <w:szCs w:val="20"/>
+                <w:rtl w:val="0"/>
+              </w:rPr>
+              <w:t xml:space="preserve">- Fault incidence that has a major impact on customer service, revenue, and production.</w:t>
             </w:r>
           </w:p>
         </w:tc>
         <w:tc>
           <w:tcPr>
-            <w:tcW w:type="dxa" w:w="1584"/>
-            <w:shd w:fill="FFFFFF"/>
+            <w:shd w:fill="auto" w:val="clear"/>
             <w:tcMar>
-              <w:top w:w="90" w:type="dxa"/>
-              <w:bottom w:w="90" w:type="dxa"/>
-              <w:left w:w="140" w:type="dxa"/>
-              <w:right w:w="140" w:type="dxa"/>
+              <w:top w:w="100.0" w:type="dxa"/>
+              <w:left w:w="100.0" w:type="dxa"/>
+              <w:bottom w:w="100.0" w:type="dxa"/>
+              <w:right w:w="100.0" w:type="dxa"/>
             </w:tcMar>
           </w:tcPr>
           <w:p>
             <w:pPr>
-              <w:jc w:val="left"/>
+              <w:widowControl w:val="0"/>
+              <w:spacing w:after="0" w:line="276" w:lineRule="auto"/>
+              <w:jc w:val="both"/>
+              <w:rPr>
+                <w:rFonts w:ascii="Century Gothic" w:cs="Century Gothic" w:eastAsia="Century Gothic" w:hAnsi="Century Gothic"/>
+                <w:sz w:val="20"/>
+                <w:szCs w:val="20"/>
+              </w:rPr>
             </w:pPr>
             <w:r>
               <w:rPr>
-                <w:rFonts w:ascii="Calibri" w:hAnsi="Calibri"/>
-                <w:color w:val="1E293B"/>
-                <w:sz w:val="17"/>
-              </w:rPr>
-              <w:t>&lt; 99.5%</w:t>
+                <w:rFonts w:ascii="Century Gothic" w:cs="Century Gothic" w:eastAsia="Century Gothic" w:hAnsi="Century Gothic"/>
+                <w:sz w:val="20"/>
+                <w:szCs w:val="20"/>
+                <w:rtl w:val="0"/>
+              </w:rPr>
+              <w:t xml:space="preserve">Name: Tayo Brahm</w:t>
+            </w:r>
+          </w:p>
+          <w:p>
+            <w:pPr>
+              <w:widowControl w:val="0"/>
+              <w:spacing w:after="0" w:line="276" w:lineRule="auto"/>
+              <w:jc w:val="both"/>
+              <w:rPr>
+                <w:rFonts w:ascii="Century Gothic" w:cs="Century Gothic" w:eastAsia="Century Gothic" w:hAnsi="Century Gothic"/>
+                <w:sz w:val="20"/>
+                <w:szCs w:val="20"/>
+              </w:rPr>
+            </w:pPr>
+            <w:r>
+              <w:rPr>
+                <w:rFonts w:ascii="Century Gothic" w:cs="Century Gothic" w:eastAsia="Century Gothic" w:hAnsi="Century Gothic"/>
+                <w:sz w:val="20"/>
+                <w:szCs w:val="20"/>
+                <w:rtl w:val="0"/>
+              </w:rPr>
+              <w:t xml:space="preserve">Email: tayo@getanchor.co</w:t>
+            </w:r>
+          </w:p>
+          <w:p>
+            <w:pPr>
+              <w:widowControl w:val="0"/>
+              <w:spacing w:after="0" w:line="276" w:lineRule="auto"/>
+              <w:jc w:val="both"/>
+              <w:rPr>
+                <w:rFonts w:ascii="Century Gothic" w:cs="Century Gothic" w:eastAsia="Century Gothic" w:hAnsi="Century Gothic"/>
+                <w:sz w:val="20"/>
+                <w:szCs w:val="20"/>
+              </w:rPr>
+            </w:pPr>
+            <w:r>
+              <w:rPr>
+                <w:rFonts w:ascii="Century Gothic" w:cs="Century Gothic" w:eastAsia="Century Gothic" w:hAnsi="Century Gothic"/>
+                <w:sz w:val="20"/>
+                <w:szCs w:val="20"/>
+                <w:rtl w:val="0"/>
+              </w:rPr>
+              <w:t xml:space="preserve">Timeline: 24 hours</w:t>
+            </w:r>
+          </w:p>
+        </w:tc>
+      </w:tr>
+      <w:tr>
+        <w:trPr>
+          <w:cantSplit w:val="0"/>
+          <w:tblHeader w:val="0"/>
+        </w:trPr>
+        <w:tc>
+          <w:tcPr>
+            <w:shd w:fill="auto" w:val="clear"/>
+            <w:tcMar>
+              <w:top w:w="100.0" w:type="dxa"/>
+              <w:left w:w="100.0" w:type="dxa"/>
+              <w:bottom w:w="100.0" w:type="dxa"/>
+              <w:right w:w="100.0" w:type="dxa"/>
+            </w:tcMar>
+          </w:tcPr>
+          <w:p>
+            <w:pPr>
+              <w:widowControl w:val="0"/>
+              <w:spacing w:after="0" w:line="276" w:lineRule="auto"/>
+              <w:jc w:val="both"/>
+              <w:rPr>
+                <w:rFonts w:ascii="Century Gothic" w:cs="Century Gothic" w:eastAsia="Century Gothic" w:hAnsi="Century Gothic"/>
+                <w:sz w:val="20"/>
+                <w:szCs w:val="20"/>
+              </w:rPr>
+            </w:pPr>
+            <w:r>
+              <w:rPr>
+                <w:rFonts w:ascii="Century Gothic" w:cs="Century Gothic" w:eastAsia="Century Gothic" w:hAnsi="Century Gothic"/>
+                <w:sz w:val="20"/>
+                <w:szCs w:val="20"/>
+                <w:rtl w:val="0"/>
+              </w:rPr>
+              <w:t xml:space="preserve">Low</w:t>
             </w:r>
           </w:p>
         </w:tc>
         <w:tc>
           <w:tcPr>
-            <w:tcW w:type="dxa" w:w="1584"/>
-            <w:shd w:fill="FFFFFF"/>
+            <w:shd w:fill="auto" w:val="clear"/>
             <w:tcMar>
-              <w:top w:w="90" w:type="dxa"/>
-              <w:bottom w:w="90" w:type="dxa"/>
-              <w:left w:w="140" w:type="dxa"/>
-              <w:right w:w="140" w:type="dxa"/>
+              <w:top w:w="100.0" w:type="dxa"/>
+              <w:left w:w="100.0" w:type="dxa"/>
+              <w:bottom w:w="100.0" w:type="dxa"/>
+              <w:right w:w="100.0" w:type="dxa"/>
             </w:tcMar>
           </w:tcPr>
           <w:p>
             <w:pPr>
-              <w:jc w:val="left"/>
+              <w:widowControl w:val="0"/>
+              <w:spacing w:after="0" w:line="276" w:lineRule="auto"/>
+              <w:jc w:val="both"/>
+              <w:rPr>
+                <w:rFonts w:ascii="Century Gothic" w:cs="Century Gothic" w:eastAsia="Century Gothic" w:hAnsi="Century Gothic"/>
+                <w:sz w:val="20"/>
+                <w:szCs w:val="20"/>
+              </w:rPr>
             </w:pPr>
             <w:r>
               <w:rPr>
-                <w:rFonts w:ascii="Calibri" w:hAnsi="Calibri"/>
-                <w:color w:val="1E293B"/>
-                <w:sz w:val="17"/>
-              </w:rPr>
-              <w:t>&lt; 99.0%</w:t>
+                <w:rFonts w:ascii="Century Gothic" w:cs="Century Gothic" w:eastAsia="Century Gothic" w:hAnsi="Century Gothic"/>
+                <w:b w:val="1"/>
+                <w:bCs w:val="1"/>
+                <w:sz w:val="20"/>
+                <w:szCs w:val="20"/>
+                <w:rtl w:val="0"/>
+              </w:rPr>
+              <w:t xml:space="preserve">Minimal Business Impact</w:t>
+            </w:r>
+            <w:r>
+              <w:rPr>
+                <w:rFonts w:ascii="Century Gothic" w:cs="Century Gothic" w:eastAsia="Century Gothic" w:hAnsi="Century Gothic"/>
+                <w:sz w:val="20"/>
+                <w:szCs w:val="20"/>
+                <w:rtl w:val="0"/>
+              </w:rPr>
+              <w:t xml:space="preserve"> </w:t>
+            </w:r>
+          </w:p>
+          <w:p>
+            <w:pPr>
+              <w:widowControl w:val="0"/>
+              <w:spacing w:after="0" w:line="276" w:lineRule="auto"/>
+              <w:jc w:val="both"/>
+              <w:rPr>
+                <w:rFonts w:ascii="Century Gothic" w:cs="Century Gothic" w:eastAsia="Century Gothic" w:hAnsi="Century Gothic"/>
+                <w:sz w:val="20"/>
+                <w:szCs w:val="20"/>
+              </w:rPr>
+            </w:pPr>
+            <w:r>
+              <w:rPr>
+                <w:rFonts w:ascii="Century Gothic" w:cs="Century Gothic" w:eastAsia="Century Gothic" w:hAnsi="Century Gothic"/>
+                <w:sz w:val="20"/>
+                <w:szCs w:val="20"/>
+                <w:rtl w:val="0"/>
+              </w:rPr>
+              <w:t xml:space="preserve">- Fault incidence that has a minor impact on customer service, revenue, and production</w:t>
             </w:r>
           </w:p>
         </w:tc>
         <w:tc>
           <w:tcPr>
-            <w:tcW w:type="dxa" w:w="2448"/>
-            <w:shd w:fill="FFFFFF"/>
+            <w:shd w:fill="auto" w:val="clear"/>
             <w:tcMar>
-              <w:top w:w="90" w:type="dxa"/>
-              <w:bottom w:w="90" w:type="dxa"/>
-              <w:left w:w="140" w:type="dxa"/>
-              <w:right w:w="140" w:type="dxa"/>
+              <w:top w:w="100.0" w:type="dxa"/>
+              <w:left w:w="100.0" w:type="dxa"/>
+              <w:bottom w:w="100.0" w:type="dxa"/>
+              <w:right w:w="100.0" w:type="dxa"/>
             </w:tcMar>
           </w:tcPr>
           <w:p>
             <w:pPr>
-              <w:jc w:val="left"/>
+              <w:widowControl w:val="0"/>
+              <w:spacing w:after="0" w:line="276" w:lineRule="auto"/>
+              <w:jc w:val="both"/>
+              <w:rPr>
+                <w:rFonts w:ascii="Century Gothic" w:cs="Century Gothic" w:eastAsia="Century Gothic" w:hAnsi="Century Gothic"/>
+                <w:sz w:val="20"/>
+                <w:szCs w:val="20"/>
+              </w:rPr>
             </w:pPr>
             <w:r>
               <w:rPr>
-                <w:rFonts w:ascii="Calibri" w:hAnsi="Calibri"/>
-                <w:color w:val="1E293B"/>
-                <w:sz w:val="17"/>
-              </w:rPr>
-              <w:t>Monthly uptime across core BaaS APIs (excl. maintenance)</w:t>
+                <w:rFonts w:ascii="Century Gothic" w:cs="Century Gothic" w:eastAsia="Century Gothic" w:hAnsi="Century Gothic"/>
+                <w:sz w:val="20"/>
+                <w:szCs w:val="20"/>
+                <w:rtl w:val="0"/>
+              </w:rPr>
+              <w:t xml:space="preserve">Name: Precious Ehiwario</w:t>
+            </w:r>
+          </w:p>
+          <w:p>
+            <w:pPr>
+              <w:widowControl w:val="0"/>
+              <w:spacing w:after="0" w:line="276" w:lineRule="auto"/>
+              <w:jc w:val="both"/>
+              <w:rPr>
+                <w:rFonts w:ascii="Century Gothic" w:cs="Century Gothic" w:eastAsia="Century Gothic" w:hAnsi="Century Gothic"/>
+                <w:sz w:val="20"/>
+                <w:szCs w:val="20"/>
+              </w:rPr>
+            </w:pPr>
+            <w:r>
+              <w:rPr>
+                <w:rFonts w:ascii="Century Gothic" w:cs="Century Gothic" w:eastAsia="Century Gothic" w:hAnsi="Century Gothic"/>
+                <w:sz w:val="20"/>
+                <w:szCs w:val="20"/>
+                <w:rtl w:val="0"/>
+              </w:rPr>
+              <w:t xml:space="preserve">Email: precious@getanchor.co</w:t>
+            </w:r>
+          </w:p>
+          <w:p>
+            <w:pPr>
+              <w:widowControl w:val="0"/>
+              <w:spacing w:after="0" w:line="276" w:lineRule="auto"/>
+              <w:jc w:val="both"/>
+              <w:rPr>
+                <w:rFonts w:ascii="Century Gothic" w:cs="Century Gothic" w:eastAsia="Century Gothic" w:hAnsi="Century Gothic"/>
+                <w:sz w:val="20"/>
+                <w:szCs w:val="20"/>
+              </w:rPr>
+            </w:pPr>
+            <w:r>
+              <w:rPr>
+                <w:rFonts w:ascii="Century Gothic" w:cs="Century Gothic" w:eastAsia="Century Gothic" w:hAnsi="Century Gothic"/>
+                <w:sz w:val="20"/>
+                <w:szCs w:val="20"/>
+                <w:rtl w:val="0"/>
+              </w:rPr>
+              <w:t xml:space="preserve">Timeline: 48 hours</w:t>
+            </w:r>
+          </w:p>
+        </w:tc>
+      </w:tr>
+    </w:tbl>
+    <w:p>
+      <w:pPr>
+        <w:spacing w:after="200" w:line="276" w:lineRule="auto"/>
+        <w:rPr>
+          <w:rFonts w:ascii="Century Gothic" w:cs="Century Gothic" w:eastAsia="Century Gothic" w:hAnsi="Century Gothic"/>
+          <w:sz w:val="20"/>
+          <w:szCs w:val="20"/>
+        </w:rPr>
+      </w:pPr>
+      <w:r>
+        <w:rPr>
+          <w:rtl w:val="0"/>
+        </w:rPr>
+      </w:r>
+    </w:p>
+    <w:p>
+      <w:pPr>
+        <w:numPr>
+          <w:ilvl w:val="0"/>
+          <w:numId w:val="9"/>
+        </w:numPr>
+        <w:spacing w:after="200" w:line="276" w:lineRule="auto"/>
+        <w:ind w:left="720" w:hanging="360"/>
+        <w:rPr>
+          <w:rFonts w:ascii="Century Gothic" w:cs="Century Gothic" w:eastAsia="Century Gothic" w:hAnsi="Century Gothic"/>
+          <w:b w:val="1"/>
+          <w:bCs w:val="1"/>
+          <w:sz w:val="20"/>
+          <w:szCs w:val="20"/>
+        </w:rPr>
+      </w:pPr>
+      <w:r>
+        <w:rPr>
+          <w:rFonts w:ascii="Century Gothic" w:cs="Century Gothic" w:eastAsia="Century Gothic" w:hAnsi="Century Gothic"/>
+          <w:b w:val="1"/>
+          <w:bCs w:val="1"/>
+          <w:sz w:val="20"/>
+          <w:szCs w:val="20"/>
+          <w:rtl w:val="0"/>
+        </w:rPr>
+        <w:t xml:space="preserve"> ESCALATION CHANNELS </w:t>
+      </w:r>
+    </w:p>
+    <w:p>
+      <w:pPr>
+        <w:spacing w:after="200" w:line="276" w:lineRule="auto"/>
+        <w:rPr>
+          <w:rFonts w:ascii="Century Gothic" w:cs="Century Gothic" w:eastAsia="Century Gothic" w:hAnsi="Century Gothic"/>
+          <w:sz w:val="20"/>
+          <w:szCs w:val="20"/>
+        </w:rPr>
+      </w:pPr>
+      <w:r>
+        <w:rPr>
+          <w:rFonts w:ascii="Century Gothic" w:cs="Century Gothic" w:eastAsia="Century Gothic" w:hAnsi="Century Gothic"/>
+          <w:sz w:val="20"/>
+          <w:szCs w:val="20"/>
+          <w:rtl w:val="0"/>
+        </w:rPr>
+        <w:t xml:space="preserve">Where the issue is not resolved based on the above service levels, the issue may be escalated to the following contacts; </w:t>
+      </w:r>
+    </w:p>
+    <w:tbl>
+      <w:tblPr>
+        <w:tblStyle w:val="Table4"/>
+        <w:tblW w:w="9855.0" w:type="dxa"/>
+        <w:jc w:val="left"/>
+        <w:tblBorders>
+          <w:top w:color="000000" w:space="0" w:sz="8" w:val="single"/>
+          <w:left w:color="000000" w:space="0" w:sz="8" w:val="single"/>
+          <w:bottom w:color="000000" w:space="0" w:sz="8" w:val="single"/>
+          <w:right w:color="000000" w:space="0" w:sz="8" w:val="single"/>
+          <w:insideH w:color="000000" w:space="0" w:sz="8" w:val="single"/>
+          <w:insideV w:color="000000" w:space="0" w:sz="8" w:val="single"/>
+        </w:tblBorders>
+        <w:tblLayout w:type="fixed"/>
+        <w:tblLook w:val="0600"/>
+      </w:tblPr>
+      <w:tblGrid>
+        <w:gridCol w:w="900"/>
+        <w:gridCol w:w="3015"/>
+        <w:gridCol w:w="2130"/>
+        <w:gridCol w:w="1215"/>
+        <w:gridCol w:w="2595"/>
+        <w:tblGridChange w:id="0">
+          <w:tblGrid>
+            <w:gridCol w:w="900"/>
+            <w:gridCol w:w="3015"/>
+            <w:gridCol w:w="2130"/>
+            <w:gridCol w:w="1215"/>
+            <w:gridCol w:w="2595"/>
+          </w:tblGrid>
+        </w:tblGridChange>
+      </w:tblGrid>
+      <w:tr>
+        <w:trPr>
+          <w:cantSplit w:val="0"/>
+          <w:tblHeader w:val="0"/>
+        </w:trPr>
+        <w:tc>
+          <w:tcPr>
+            <w:shd w:fill="000000" w:val="clear"/>
+            <w:tcMar>
+              <w:top w:w="100.0" w:type="dxa"/>
+              <w:left w:w="100.0" w:type="dxa"/>
+              <w:bottom w:w="100.0" w:type="dxa"/>
+              <w:right w:w="100.0" w:type="dxa"/>
+            </w:tcMar>
+          </w:tcPr>
+          <w:p>
+            <w:pPr>
+              <w:widowControl w:val="0"/>
+              <w:spacing w:after="0" w:line="276" w:lineRule="auto"/>
+              <w:jc w:val="both"/>
+              <w:rPr>
+                <w:rFonts w:ascii="Century Gothic" w:cs="Century Gothic" w:eastAsia="Century Gothic" w:hAnsi="Century Gothic"/>
+                <w:b w:val="1"/>
+                <w:bCs w:val="1"/>
+                <w:color w:val="ffffff"/>
+                <w:sz w:val="20"/>
+                <w:szCs w:val="20"/>
+              </w:rPr>
+            </w:pPr>
+            <w:r>
+              <w:rPr>
+                <w:rFonts w:ascii="Century Gothic" w:cs="Century Gothic" w:eastAsia="Century Gothic" w:hAnsi="Century Gothic"/>
+                <w:b w:val="1"/>
+                <w:bCs w:val="1"/>
+                <w:color w:val="ffffff"/>
+                <w:sz w:val="20"/>
+                <w:szCs w:val="20"/>
+                <w:rtl w:val="0"/>
+              </w:rPr>
+              <w:t xml:space="preserve">Level </w:t>
+            </w:r>
+          </w:p>
+        </w:tc>
+        <w:tc>
+          <w:tcPr>
+            <w:shd w:fill="000000" w:val="clear"/>
+            <w:tcMar>
+              <w:top w:w="100.0" w:type="dxa"/>
+              <w:left w:w="100.0" w:type="dxa"/>
+              <w:bottom w:w="100.0" w:type="dxa"/>
+              <w:right w:w="100.0" w:type="dxa"/>
+            </w:tcMar>
+          </w:tcPr>
+          <w:p>
+            <w:pPr>
+              <w:widowControl w:val="0"/>
+              <w:spacing w:after="0" w:line="276" w:lineRule="auto"/>
+              <w:jc w:val="both"/>
+              <w:rPr>
+                <w:rFonts w:ascii="Century Gothic" w:cs="Century Gothic" w:eastAsia="Century Gothic" w:hAnsi="Century Gothic"/>
+                <w:b w:val="1"/>
+                <w:bCs w:val="1"/>
+                <w:color w:val="ffffff"/>
+                <w:sz w:val="20"/>
+                <w:szCs w:val="20"/>
+              </w:rPr>
+            </w:pPr>
+            <w:r>
+              <w:rPr>
+                <w:rFonts w:ascii="Century Gothic" w:cs="Century Gothic" w:eastAsia="Century Gothic" w:hAnsi="Century Gothic"/>
+                <w:b w:val="1"/>
+                <w:bCs w:val="1"/>
+                <w:color w:val="ffffff"/>
+                <w:sz w:val="20"/>
+                <w:szCs w:val="20"/>
+                <w:rtl w:val="0"/>
+              </w:rPr>
+              <w:t xml:space="preserve">Escalation</w:t>
+            </w:r>
+          </w:p>
+        </w:tc>
+        <w:tc>
+          <w:tcPr>
+            <w:shd w:fill="000000" w:val="clear"/>
+            <w:tcMar>
+              <w:top w:w="100.0" w:type="dxa"/>
+              <w:left w:w="100.0" w:type="dxa"/>
+              <w:bottom w:w="100.0" w:type="dxa"/>
+              <w:right w:w="100.0" w:type="dxa"/>
+            </w:tcMar>
+          </w:tcPr>
+          <w:p>
+            <w:pPr>
+              <w:widowControl w:val="0"/>
+              <w:spacing w:after="0" w:line="276" w:lineRule="auto"/>
+              <w:jc w:val="both"/>
+              <w:rPr>
+                <w:rFonts w:ascii="Century Gothic" w:cs="Century Gothic" w:eastAsia="Century Gothic" w:hAnsi="Century Gothic"/>
+                <w:b w:val="1"/>
+                <w:bCs w:val="1"/>
+                <w:color w:val="ffffff"/>
+                <w:sz w:val="20"/>
+                <w:szCs w:val="20"/>
+              </w:rPr>
+            </w:pPr>
+            <w:r>
+              <w:rPr>
+                <w:rFonts w:ascii="Century Gothic" w:cs="Century Gothic" w:eastAsia="Century Gothic" w:hAnsi="Century Gothic"/>
+                <w:b w:val="1"/>
+                <w:bCs w:val="1"/>
+                <w:color w:val="ffffff"/>
+                <w:sz w:val="20"/>
+                <w:szCs w:val="20"/>
+                <w:rtl w:val="0"/>
+              </w:rPr>
+              <w:t xml:space="preserve">Response Timelines</w:t>
+            </w:r>
+          </w:p>
+        </w:tc>
+        <w:tc>
+          <w:tcPr>
+            <w:shd w:fill="000000" w:val="clear"/>
+            <w:tcMar>
+              <w:top w:w="100.0" w:type="dxa"/>
+              <w:left w:w="100.0" w:type="dxa"/>
+              <w:bottom w:w="100.0" w:type="dxa"/>
+              <w:right w:w="100.0" w:type="dxa"/>
+            </w:tcMar>
+          </w:tcPr>
+          <w:p>
+            <w:pPr>
+              <w:widowControl w:val="0"/>
+              <w:spacing w:after="0" w:line="276" w:lineRule="auto"/>
+              <w:jc w:val="both"/>
+              <w:rPr>
+                <w:rFonts w:ascii="Century Gothic" w:cs="Century Gothic" w:eastAsia="Century Gothic" w:hAnsi="Century Gothic"/>
+                <w:b w:val="1"/>
+                <w:bCs w:val="1"/>
+                <w:color w:val="ffffff"/>
+                <w:sz w:val="20"/>
+                <w:szCs w:val="20"/>
+              </w:rPr>
+            </w:pPr>
+            <w:r>
+              <w:rPr>
+                <w:rFonts w:ascii="Century Gothic" w:cs="Century Gothic" w:eastAsia="Century Gothic" w:hAnsi="Century Gothic"/>
+                <w:b w:val="1"/>
+                <w:bCs w:val="1"/>
+                <w:color w:val="ffffff"/>
+                <w:sz w:val="20"/>
+                <w:szCs w:val="20"/>
+                <w:rtl w:val="0"/>
+              </w:rPr>
+              <w:t xml:space="preserve">Title</w:t>
+            </w:r>
+          </w:p>
+        </w:tc>
+        <w:tc>
+          <w:tcPr>
+            <w:shd w:fill="000000" w:val="clear"/>
+            <w:tcMar>
+              <w:top w:w="100.0" w:type="dxa"/>
+              <w:left w:w="100.0" w:type="dxa"/>
+              <w:bottom w:w="100.0" w:type="dxa"/>
+              <w:right w:w="100.0" w:type="dxa"/>
+            </w:tcMar>
+          </w:tcPr>
+          <w:p>
+            <w:pPr>
+              <w:widowControl w:val="0"/>
+              <w:spacing w:after="0" w:line="276" w:lineRule="auto"/>
+              <w:jc w:val="both"/>
+              <w:rPr>
+                <w:rFonts w:ascii="Century Gothic" w:cs="Century Gothic" w:eastAsia="Century Gothic" w:hAnsi="Century Gothic"/>
+                <w:b w:val="1"/>
+                <w:bCs w:val="1"/>
+                <w:color w:val="ffffff"/>
+                <w:sz w:val="20"/>
+                <w:szCs w:val="20"/>
+              </w:rPr>
+            </w:pPr>
+            <w:r>
+              <w:rPr>
+                <w:rFonts w:ascii="Century Gothic" w:cs="Century Gothic" w:eastAsia="Century Gothic" w:hAnsi="Century Gothic"/>
+                <w:b w:val="1"/>
+                <w:bCs w:val="1"/>
+                <w:color w:val="ffffff"/>
+                <w:sz w:val="20"/>
+                <w:szCs w:val="20"/>
+                <w:rtl w:val="0"/>
+              </w:rPr>
+              <w:t xml:space="preserve">Contact</w:t>
             </w:r>
           </w:p>
         </w:tc>
       </w:tr>
       <w:tr>
+        <w:trPr>
+          <w:cantSplit w:val="0"/>
+          <w:tblHeader w:val="0"/>
+        </w:trPr>
         <w:tc>
           <w:tcPr>
-            <w:tcW w:type="dxa" w:w="2160"/>
-            <w:shd w:fill="F8FAFC"/>
+            <w:shd w:fill="auto" w:val="clear"/>
             <w:tcMar>
-              <w:top w:w="90" w:type="dxa"/>
-              <w:bottom w:w="90" w:type="dxa"/>
-              <w:left w:w="140" w:type="dxa"/>
-              <w:right w:w="140" w:type="dxa"/>
+              <w:top w:w="100.0" w:type="dxa"/>
+              <w:left w:w="100.0" w:type="dxa"/>
+              <w:bottom w:w="100.0" w:type="dxa"/>
+              <w:right w:w="100.0" w:type="dxa"/>
             </w:tcMar>
           </w:tcPr>
           <w:p>
             <w:pPr>
-              <w:jc w:val="left"/>
+              <w:widowControl w:val="0"/>
+              <w:spacing w:after="0" w:line="276" w:lineRule="auto"/>
+              <w:jc w:val="both"/>
+              <w:rPr>
+                <w:rFonts w:ascii="Century Gothic" w:cs="Century Gothic" w:eastAsia="Century Gothic" w:hAnsi="Century Gothic"/>
+                <w:sz w:val="20"/>
+                <w:szCs w:val="20"/>
+              </w:rPr>
             </w:pPr>
             <w:r>
               <w:rPr>
-                <w:rFonts w:ascii="Calibri" w:hAnsi="Calibri"/>
-                <w:color w:val="1E293B"/>
-                <w:sz w:val="17"/>
-              </w:rPr>
-              <w:t>API Response Latency (P95)</w:t>
+                <w:rFonts w:ascii="Century Gothic" w:cs="Century Gothic" w:eastAsia="Century Gothic" w:hAnsi="Century Gothic"/>
+                <w:sz w:val="20"/>
+                <w:szCs w:val="20"/>
+                <w:rtl w:val="0"/>
+              </w:rPr>
+              <w:t xml:space="preserve">1</w:t>
             </w:r>
           </w:p>
         </w:tc>
         <w:tc>
           <w:tcPr>
-            <w:tcW w:type="dxa" w:w="1584"/>
-            <w:shd w:fill="F8FAFC"/>
+            <w:shd w:fill="auto" w:val="clear"/>
             <w:tcMar>
-              <w:top w:w="90" w:type="dxa"/>
-              <w:bottom w:w="90" w:type="dxa"/>
-              <w:left w:w="140" w:type="dxa"/>
-              <w:right w:w="140" w:type="dxa"/>
+              <w:top w:w="100.0" w:type="dxa"/>
+              <w:left w:w="100.0" w:type="dxa"/>
+              <w:bottom w:w="100.0" w:type="dxa"/>
+              <w:right w:w="100.0" w:type="dxa"/>
             </w:tcMar>
           </w:tcPr>
           <w:p>
             <w:pPr>
-              <w:jc w:val="left"/>
+              <w:widowControl w:val="0"/>
+              <w:spacing w:after="0" w:line="276" w:lineRule="auto"/>
+              <w:jc w:val="both"/>
+              <w:rPr>
+                <w:rFonts w:ascii="Century Gothic" w:cs="Century Gothic" w:eastAsia="Century Gothic" w:hAnsi="Century Gothic"/>
+                <w:sz w:val="20"/>
+                <w:szCs w:val="20"/>
+              </w:rPr>
             </w:pPr>
             <w:r>
               <w:rPr>
-                <w:rFonts w:ascii="Calibri" w:hAnsi="Calibri"/>
-                <w:color w:val="1E293B"/>
-                <w:sz w:val="17"/>
-              </w:rPr>
-              <w:t>≤ 500 ms</w:t>
+                <w:rFonts w:ascii="Century Gothic" w:cs="Century Gothic" w:eastAsia="Century Gothic" w:hAnsi="Century Gothic"/>
+                <w:sz w:val="20"/>
+                <w:szCs w:val="20"/>
+                <w:rtl w:val="0"/>
+              </w:rPr>
+              <w:t xml:space="preserve">Technical partnership support</w:t>
             </w:r>
           </w:p>
         </w:tc>
         <w:tc>
           <w:tcPr>
-            <w:tcW w:type="dxa" w:w="1584"/>
-            <w:shd w:fill="F8FAFC"/>
+            <w:shd w:fill="auto" w:val="clear"/>
             <w:tcMar>
-              <w:top w:w="90" w:type="dxa"/>
-              <w:bottom w:w="90" w:type="dxa"/>
-              <w:left w:w="140" w:type="dxa"/>
-              <w:right w:w="140" w:type="dxa"/>
+              <w:top w:w="100.0" w:type="dxa"/>
+              <w:left w:w="100.0" w:type="dxa"/>
+              <w:bottom w:w="100.0" w:type="dxa"/>
+              <w:right w:w="100.0" w:type="dxa"/>
             </w:tcMar>
           </w:tcPr>
           <w:p>
             <w:pPr>
-              <w:jc w:val="left"/>
+              <w:widowControl w:val="0"/>
+              <w:spacing w:after="0" w:line="276" w:lineRule="auto"/>
+              <w:jc w:val="both"/>
+              <w:rPr>
+                <w:rFonts w:ascii="Century Gothic" w:cs="Century Gothic" w:eastAsia="Century Gothic" w:hAnsi="Century Gothic"/>
+                <w:sz w:val="20"/>
+                <w:szCs w:val="20"/>
+              </w:rPr>
             </w:pPr>
             <w:r>
               <w:rPr>
-                <w:rFonts w:ascii="Calibri" w:hAnsi="Calibri"/>
-                <w:color w:val="1E293B"/>
-                <w:sz w:val="17"/>
-              </w:rPr>
-              <w:t>&gt; 1,500 ms</w:t>
+                <w:rFonts w:ascii="Century Gothic" w:cs="Century Gothic" w:eastAsia="Century Gothic" w:hAnsi="Century Gothic"/>
+                <w:sz w:val="20"/>
+                <w:szCs w:val="20"/>
+                <w:rtl w:val="0"/>
+              </w:rPr>
+              <w:t xml:space="preserve">12 hours </w:t>
             </w:r>
           </w:p>
         </w:tc>
         <w:tc>
           <w:tcPr>
-            <w:tcW w:type="dxa" w:w="1584"/>
-            <w:shd w:fill="F8FAFC"/>
+            <w:shd w:fill="auto" w:val="clear"/>
             <w:tcMar>
-              <w:top w:w="90" w:type="dxa"/>
-              <w:bottom w:w="90" w:type="dxa"/>
-              <w:left w:w="140" w:type="dxa"/>
-              <w:right w:w="140" w:type="dxa"/>
+              <w:top w:w="100.0" w:type="dxa"/>
+              <w:left w:w="100.0" w:type="dxa"/>
+              <w:bottom w:w="100.0" w:type="dxa"/>
+              <w:right w:w="100.0" w:type="dxa"/>
             </w:tcMar>
           </w:tcPr>
           <w:p>
             <w:pPr>
-              <w:jc w:val="left"/>
+              <w:widowControl w:val="0"/>
+              <w:spacing w:after="0" w:line="276" w:lineRule="auto"/>
+              <w:jc w:val="both"/>
+              <w:rPr>
+                <w:rFonts w:ascii="Century Gothic" w:cs="Century Gothic" w:eastAsia="Century Gothic" w:hAnsi="Century Gothic"/>
+                <w:sz w:val="20"/>
+                <w:szCs w:val="20"/>
+              </w:rPr>
             </w:pPr>
             <w:r>
               <w:rPr>
-                <w:rFonts w:ascii="Calibri" w:hAnsi="Calibri"/>
-                <w:color w:val="1E293B"/>
-                <w:sz w:val="17"/>
-              </w:rPr>
-              <w:t>&gt; 3,000 ms</w:t>
+                <w:rFonts w:ascii="Century Gothic" w:cs="Century Gothic" w:eastAsia="Century Gothic" w:hAnsi="Century Gothic"/>
+                <w:sz w:val="20"/>
+                <w:szCs w:val="20"/>
+                <w:rtl w:val="0"/>
+              </w:rPr>
+              <w:t xml:space="preserve">Technical Customer  Support</w:t>
             </w:r>
           </w:p>
         </w:tc>
         <w:tc>
           <w:tcPr>
-            <w:tcW w:type="dxa" w:w="2448"/>
-            <w:shd w:fill="F8FAFC"/>
+            <w:shd w:fill="auto" w:val="clear"/>
             <w:tcMar>
-              <w:top w:w="90" w:type="dxa"/>
-              <w:bottom w:w="90" w:type="dxa"/>
-              <w:left w:w="140" w:type="dxa"/>
-              <w:right w:w="140" w:type="dxa"/>
+              <w:top w:w="100.0" w:type="dxa"/>
+              <w:left w:w="100.0" w:type="dxa"/>
+              <w:bottom w:w="100.0" w:type="dxa"/>
+              <w:right w:w="100.0" w:type="dxa"/>
             </w:tcMar>
           </w:tcPr>
           <w:p>
             <w:pPr>
-              <w:jc w:val="left"/>
+              <w:widowControl w:val="0"/>
+              <w:spacing w:after="0" w:line="276" w:lineRule="auto"/>
+              <w:jc w:val="both"/>
+              <w:rPr>
+                <w:rFonts w:ascii="Century Gothic" w:cs="Century Gothic" w:eastAsia="Century Gothic" w:hAnsi="Century Gothic"/>
+                <w:sz w:val="20"/>
+                <w:szCs w:val="20"/>
+              </w:rPr>
             </w:pPr>
             <w:r>
               <w:rPr>
-                <w:rFonts w:ascii="Calibri" w:hAnsi="Calibri"/>
-                <w:color w:val="1E293B"/>
-                <w:sz w:val="17"/>
-              </w:rPr>
-              <w:t>95th percentile response time over 5-min rolling windows</w:t>
+                <w:rFonts w:ascii="Century Gothic" w:cs="Century Gothic" w:eastAsia="Century Gothic" w:hAnsi="Century Gothic"/>
+                <w:sz w:val="20"/>
+                <w:szCs w:val="20"/>
+                <w:rtl w:val="0"/>
+              </w:rPr>
+              <w:t xml:space="preserve">Name: Anchor Support</w:t>
+            </w:r>
+          </w:p>
+          <w:p>
+            <w:pPr>
+              <w:widowControl w:val="0"/>
+              <w:spacing w:after="0" w:line="276" w:lineRule="auto"/>
+              <w:jc w:val="both"/>
+              <w:rPr>
+                <w:rFonts w:ascii="Century Gothic" w:cs="Century Gothic" w:eastAsia="Century Gothic" w:hAnsi="Century Gothic"/>
+                <w:sz w:val="20"/>
+                <w:szCs w:val="20"/>
+              </w:rPr>
+            </w:pPr>
+            <w:r>
+              <w:rPr>
+                <w:rFonts w:ascii="Century Gothic" w:cs="Century Gothic" w:eastAsia="Century Gothic" w:hAnsi="Century Gothic"/>
+                <w:sz w:val="20"/>
+                <w:szCs w:val="20"/>
+                <w:rtl w:val="0"/>
+              </w:rPr>
+              <w:t xml:space="preserve">Email: support@getanchor.co</w:t>
             </w:r>
           </w:p>
         </w:tc>
       </w:tr>
       <w:tr>
+        <w:trPr>
+          <w:cantSplit w:val="0"/>
+          <w:tblHeader w:val="0"/>
+        </w:trPr>
         <w:tc>
           <w:tcPr>
-            <w:tcW w:type="dxa" w:w="2160"/>
-            <w:shd w:fill="FFFFFF"/>
+            <w:shd w:fill="auto" w:val="clear"/>
             <w:tcMar>
-              <w:top w:w="90" w:type="dxa"/>
-              <w:bottom w:w="90" w:type="dxa"/>
-              <w:left w:w="140" w:type="dxa"/>
-              <w:right w:w="140" w:type="dxa"/>
+              <w:top w:w="100.0" w:type="dxa"/>
+              <w:left w:w="100.0" w:type="dxa"/>
+              <w:bottom w:w="100.0" w:type="dxa"/>
+              <w:right w:w="100.0" w:type="dxa"/>
             </w:tcMar>
           </w:tcPr>
           <w:p>
             <w:pPr>
-              <w:jc w:val="left"/>
+              <w:widowControl w:val="0"/>
+              <w:spacing w:after="0" w:line="276" w:lineRule="auto"/>
+              <w:jc w:val="both"/>
+              <w:rPr>
+                <w:rFonts w:ascii="Century Gothic" w:cs="Century Gothic" w:eastAsia="Century Gothic" w:hAnsi="Century Gothic"/>
+                <w:sz w:val="20"/>
+                <w:szCs w:val="20"/>
+              </w:rPr>
             </w:pPr>
             <w:r>
               <w:rPr>
-                <w:rFonts w:ascii="Calibri" w:hAnsi="Calibri"/>
-                <w:color w:val="1E293B"/>
-                <w:sz w:val="17"/>
-              </w:rPr>
-              <w:t>Transaction Processing Time</w:t>
+                <w:rFonts w:ascii="Century Gothic" w:cs="Century Gothic" w:eastAsia="Century Gothic" w:hAnsi="Century Gothic"/>
+                <w:sz w:val="20"/>
+                <w:szCs w:val="20"/>
+                <w:rtl w:val="0"/>
+              </w:rPr>
+              <w:t xml:space="preserve">2</w:t>
             </w:r>
           </w:p>
         </w:tc>
         <w:tc>
           <w:tcPr>
-            <w:tcW w:type="dxa" w:w="1584"/>
-            <w:shd w:fill="FFFFFF"/>
+            <w:shd w:fill="auto" w:val="clear"/>
             <w:tcMar>
-              <w:top w:w="90" w:type="dxa"/>
-              <w:bottom w:w="90" w:type="dxa"/>
-              <w:left w:w="140" w:type="dxa"/>
-              <w:right w:w="140" w:type="dxa"/>
+              <w:top w:w="100.0" w:type="dxa"/>
+              <w:left w:w="100.0" w:type="dxa"/>
+              <w:bottom w:w="100.0" w:type="dxa"/>
+              <w:right w:w="100.0" w:type="dxa"/>
             </w:tcMar>
           </w:tcPr>
           <w:p>
             <w:pPr>
-              <w:jc w:val="left"/>
+              <w:widowControl w:val="0"/>
+              <w:spacing w:after="0" w:line="276" w:lineRule="auto"/>
+              <w:jc w:val="both"/>
+              <w:rPr>
+                <w:rFonts w:ascii="Century Gothic" w:cs="Century Gothic" w:eastAsia="Century Gothic" w:hAnsi="Century Gothic"/>
+                <w:sz w:val="20"/>
+                <w:szCs w:val="20"/>
+              </w:rPr>
             </w:pPr>
             <w:r>
               <w:rPr>
-                <w:rFonts w:ascii="Calibri" w:hAnsi="Calibri"/>
-                <w:color w:val="1E293B"/>
-                <w:sz w:val="17"/>
-              </w:rPr>
-              <w:t>≤ 3.0 seconds</w:t>
+                <w:rFonts w:ascii="Century Gothic" w:cs="Century Gothic" w:eastAsia="Century Gothic" w:hAnsi="Century Gothic"/>
+                <w:sz w:val="20"/>
+                <w:szCs w:val="20"/>
+                <w:rtl w:val="0"/>
+              </w:rPr>
+              <w:t xml:space="preserve">30% of stipulated resolution timeline</w:t>
             </w:r>
           </w:p>
         </w:tc>
         <w:tc>
           <w:tcPr>
-            <w:tcW w:type="dxa" w:w="1584"/>
-            <w:shd w:fill="FFFFFF"/>
+            <w:shd w:fill="auto" w:val="clear"/>
             <w:tcMar>
-              <w:top w:w="90" w:type="dxa"/>
-              <w:bottom w:w="90" w:type="dxa"/>
-              <w:left w:w="140" w:type="dxa"/>
-              <w:right w:w="140" w:type="dxa"/>
+              <w:top w:w="100.0" w:type="dxa"/>
+              <w:left w:w="100.0" w:type="dxa"/>
+              <w:bottom w:w="100.0" w:type="dxa"/>
+              <w:right w:w="100.0" w:type="dxa"/>
             </w:tcMar>
           </w:tcPr>
           <w:p>
             <w:pPr>
-              <w:jc w:val="left"/>
+              <w:widowControl w:val="0"/>
+              <w:spacing w:after="0" w:line="276" w:lineRule="auto"/>
+              <w:jc w:val="both"/>
+              <w:rPr>
+                <w:rFonts w:ascii="Century Gothic" w:cs="Century Gothic" w:eastAsia="Century Gothic" w:hAnsi="Century Gothic"/>
+                <w:sz w:val="20"/>
+                <w:szCs w:val="20"/>
+              </w:rPr>
             </w:pPr>
             <w:r>
               <w:rPr>
-                <w:rFonts w:ascii="Calibri" w:hAnsi="Calibri"/>
-                <w:color w:val="1E293B"/>
-                <w:sz w:val="17"/>
-              </w:rPr>
-              <w:t>&gt; 7.0 seconds</w:t>
+                <w:rFonts w:ascii="Century Gothic" w:cs="Century Gothic" w:eastAsia="Century Gothic" w:hAnsi="Century Gothic"/>
+                <w:sz w:val="20"/>
+                <w:szCs w:val="20"/>
+                <w:rtl w:val="0"/>
+              </w:rPr>
+              <w:t xml:space="preserve">24hours</w:t>
             </w:r>
           </w:p>
         </w:tc>
         <w:tc>
           <w:tcPr>
-            <w:tcW w:type="dxa" w:w="1584"/>
-            <w:shd w:fill="FFFFFF"/>
+            <w:shd w:fill="auto" w:val="clear"/>
             <w:tcMar>
-              <w:top w:w="90" w:type="dxa"/>
-              <w:bottom w:w="90" w:type="dxa"/>
-              <w:left w:w="140" w:type="dxa"/>
-              <w:right w:w="140" w:type="dxa"/>
+              <w:top w:w="100.0" w:type="dxa"/>
+              <w:left w:w="100.0" w:type="dxa"/>
+              <w:bottom w:w="100.0" w:type="dxa"/>
+              <w:right w:w="100.0" w:type="dxa"/>
             </w:tcMar>
           </w:tcPr>
           <w:p>
             <w:pPr>
-              <w:jc w:val="left"/>
+              <w:widowControl w:val="0"/>
+              <w:spacing w:after="0" w:line="276" w:lineRule="auto"/>
+              <w:jc w:val="both"/>
+              <w:rPr>
+                <w:rFonts w:ascii="Century Gothic" w:cs="Century Gothic" w:eastAsia="Century Gothic" w:hAnsi="Century Gothic"/>
+                <w:sz w:val="20"/>
+                <w:szCs w:val="20"/>
+              </w:rPr>
             </w:pPr>
             <w:r>
               <w:rPr>
-                <w:rFonts w:ascii="Calibri" w:hAnsi="Calibri"/>
-                <w:color w:val="1E293B"/>
-                <w:sz w:val="17"/>
-              </w:rPr>
-              <w:t>&gt; 15.0 seconds</w:t>
+                <w:rFonts w:ascii="Century Gothic" w:cs="Century Gothic" w:eastAsia="Century Gothic" w:hAnsi="Century Gothic"/>
+                <w:sz w:val="20"/>
+                <w:szCs w:val="20"/>
+                <w:rtl w:val="0"/>
+              </w:rPr>
+              <w:t xml:space="preserve">Operations Analyst</w:t>
             </w:r>
           </w:p>
         </w:tc>
         <w:tc>
           <w:tcPr>
-            <w:tcW w:type="dxa" w:w="2448"/>
-            <w:shd w:fill="FFFFFF"/>
+            <w:shd w:fill="auto" w:val="clear"/>
             <w:tcMar>
-              <w:top w:w="90" w:type="dxa"/>
-              <w:bottom w:w="90" w:type="dxa"/>
-              <w:left w:w="140" w:type="dxa"/>
-              <w:right w:w="140" w:type="dxa"/>
+              <w:top w:w="100.0" w:type="dxa"/>
+              <w:left w:w="100.0" w:type="dxa"/>
+              <w:bottom w:w="100.0" w:type="dxa"/>
+              <w:right w:w="100.0" w:type="dxa"/>
             </w:tcMar>
           </w:tcPr>
           <w:p>
             <w:pPr>
-              <w:jc w:val="left"/>
+              <w:widowControl w:val="0"/>
+              <w:spacing w:after="0" w:line="276" w:lineRule="auto"/>
+              <w:jc w:val="both"/>
+              <w:rPr>
+                <w:rFonts w:ascii="Century Gothic" w:cs="Century Gothic" w:eastAsia="Century Gothic" w:hAnsi="Century Gothic"/>
+                <w:sz w:val="20"/>
+                <w:szCs w:val="20"/>
+              </w:rPr>
             </w:pPr>
             <w:r>
               <w:rPr>
-                <w:rFonts w:ascii="Calibri" w:hAnsi="Calibri"/>
-                <w:color w:val="1E293B"/>
-                <w:sz w:val="17"/>
-              </w:rPr>
-              <w:t>End-to-end execution from API call to partner bank response</w:t>
+                <w:rFonts w:ascii="Century Gothic" w:cs="Century Gothic" w:eastAsia="Century Gothic" w:hAnsi="Century Gothic"/>
+                <w:sz w:val="20"/>
+                <w:szCs w:val="20"/>
+                <w:rtl w:val="0"/>
+              </w:rPr>
+              <w:t xml:space="preserve">Name: Precious Ehiwario</w:t>
+            </w:r>
+          </w:p>
+          <w:p>
+            <w:pPr>
+              <w:widowControl w:val="0"/>
+              <w:spacing w:after="0" w:line="276" w:lineRule="auto"/>
+              <w:jc w:val="both"/>
+              <w:rPr>
+                <w:rFonts w:ascii="Century Gothic" w:cs="Century Gothic" w:eastAsia="Century Gothic" w:hAnsi="Century Gothic"/>
+                <w:sz w:val="20"/>
+                <w:szCs w:val="20"/>
+              </w:rPr>
+            </w:pPr>
+            <w:r>
+              <w:rPr>
+                <w:rFonts w:ascii="Century Gothic" w:cs="Century Gothic" w:eastAsia="Century Gothic" w:hAnsi="Century Gothic"/>
+                <w:sz w:val="20"/>
+                <w:szCs w:val="20"/>
+                <w:rtl w:val="0"/>
+              </w:rPr>
+              <w:t xml:space="preserve">Email:precious@getanchor.co</w:t>
             </w:r>
           </w:p>
         </w:tc>
       </w:tr>
       <w:tr>
+        <w:trPr>
+          <w:cantSplit w:val="0"/>
+          <w:tblHeader w:val="0"/>
+        </w:trPr>
         <w:tc>
           <w:tcPr>
-            <w:tcW w:type="dxa" w:w="2160"/>
-            <w:shd w:fill="F8FAFC"/>
+            <w:shd w:fill="auto" w:val="clear"/>
             <w:tcMar>
-              <w:top w:w="90" w:type="dxa"/>
-              <w:bottom w:w="90" w:type="dxa"/>
-              <w:left w:w="140" w:type="dxa"/>
-              <w:right w:w="140" w:type="dxa"/>
+              <w:top w:w="100.0" w:type="dxa"/>
+              <w:left w:w="100.0" w:type="dxa"/>
+              <w:bottom w:w="100.0" w:type="dxa"/>
+              <w:right w:w="100.0" w:type="dxa"/>
             </w:tcMar>
           </w:tcPr>
           <w:p>
             <w:pPr>
-              <w:jc w:val="left"/>
+              <w:widowControl w:val="0"/>
+              <w:spacing w:after="0" w:line="276" w:lineRule="auto"/>
+              <w:jc w:val="both"/>
+              <w:rPr>
+                <w:rFonts w:ascii="Century Gothic" w:cs="Century Gothic" w:eastAsia="Century Gothic" w:hAnsi="Century Gothic"/>
+                <w:sz w:val="20"/>
+                <w:szCs w:val="20"/>
+              </w:rPr>
             </w:pPr>
             <w:r>
               <w:rPr>
-                <w:rFonts w:ascii="Calibri" w:hAnsi="Calibri"/>
-                <w:color w:val="1E293B"/>
-                <w:sz w:val="17"/>
-              </w:rPr>
-              <w:t>Transaction Success Rate</w:t>
+                <w:rFonts w:ascii="Century Gothic" w:cs="Century Gothic" w:eastAsia="Century Gothic" w:hAnsi="Century Gothic"/>
+                <w:sz w:val="20"/>
+                <w:szCs w:val="20"/>
+                <w:rtl w:val="0"/>
+              </w:rPr>
+              <w:t xml:space="preserve">3</w:t>
             </w:r>
           </w:p>
         </w:tc>
         <w:tc>
           <w:tcPr>
-            <w:tcW w:type="dxa" w:w="1584"/>
-            <w:shd w:fill="F8FAFC"/>
+            <w:shd w:fill="auto" w:val="clear"/>
             <w:tcMar>
-              <w:top w:w="90" w:type="dxa"/>
-              <w:bottom w:w="90" w:type="dxa"/>
-              <w:left w:w="140" w:type="dxa"/>
-              <w:right w:w="140" w:type="dxa"/>
+              <w:top w:w="100.0" w:type="dxa"/>
+              <w:left w:w="100.0" w:type="dxa"/>
+              <w:bottom w:w="100.0" w:type="dxa"/>
+              <w:right w:w="100.0" w:type="dxa"/>
             </w:tcMar>
           </w:tcPr>
           <w:p>
             <w:pPr>
-              <w:jc w:val="left"/>
+              <w:widowControl w:val="0"/>
+              <w:spacing w:after="0" w:line="276" w:lineRule="auto"/>
+              <w:jc w:val="both"/>
+              <w:rPr>
+                <w:rFonts w:ascii="Century Gothic" w:cs="Century Gothic" w:eastAsia="Century Gothic" w:hAnsi="Century Gothic"/>
+                <w:sz w:val="20"/>
+                <w:szCs w:val="20"/>
+              </w:rPr>
             </w:pPr>
             <w:r>
               <w:rPr>
-                <w:rFonts w:ascii="Calibri" w:hAnsi="Calibri"/>
-                <w:color w:val="1E293B"/>
-                <w:sz w:val="17"/>
-              </w:rPr>
-              <w:t>≥ 99.0%</w:t>
+                <w:rFonts w:ascii="Century Gothic" w:cs="Century Gothic" w:eastAsia="Century Gothic" w:hAnsi="Century Gothic"/>
+                <w:sz w:val="20"/>
+                <w:szCs w:val="20"/>
+                <w:rtl w:val="0"/>
+              </w:rPr>
+              <w:t xml:space="preserve">50% of stipulated resolution time</w:t>
             </w:r>
           </w:p>
         </w:tc>
         <w:tc>
           <w:tcPr>
-            <w:tcW w:type="dxa" w:w="1584"/>
-            <w:shd w:fill="F8FAFC"/>
+            <w:shd w:fill="auto" w:val="clear"/>
             <w:tcMar>
-              <w:top w:w="90" w:type="dxa"/>
-              <w:bottom w:w="90" w:type="dxa"/>
-              <w:left w:w="140" w:type="dxa"/>
-              <w:right w:w="140" w:type="dxa"/>
+              <w:top w:w="100.0" w:type="dxa"/>
+              <w:left w:w="100.0" w:type="dxa"/>
+              <w:bottom w:w="100.0" w:type="dxa"/>
+              <w:right w:w="100.0" w:type="dxa"/>
             </w:tcMar>
           </w:tcPr>
           <w:p>
             <w:pPr>
-              <w:jc w:val="left"/>
+              <w:widowControl w:val="0"/>
+              <w:spacing w:after="0" w:line="276" w:lineRule="auto"/>
+              <w:jc w:val="both"/>
+              <w:rPr>
+                <w:rFonts w:ascii="Century Gothic" w:cs="Century Gothic" w:eastAsia="Century Gothic" w:hAnsi="Century Gothic"/>
+                <w:sz w:val="20"/>
+                <w:szCs w:val="20"/>
+              </w:rPr>
             </w:pPr>
             <w:r>
               <w:rPr>
-                <w:rFonts w:ascii="Calibri" w:hAnsi="Calibri"/>
-                <w:color w:val="1E293B"/>
-                <w:sz w:val="17"/>
-              </w:rPr>
-              <w:t>&lt; 95.0%</w:t>
+                <w:rFonts w:ascii="Century Gothic" w:cs="Century Gothic" w:eastAsia="Century Gothic" w:hAnsi="Century Gothic"/>
+                <w:sz w:val="20"/>
+                <w:szCs w:val="20"/>
+                <w:rtl w:val="0"/>
+              </w:rPr>
+              <w:t xml:space="preserve">48hours</w:t>
             </w:r>
           </w:p>
         </w:tc>
         <w:tc>
           <w:tcPr>
-            <w:tcW w:type="dxa" w:w="1584"/>
-            <w:shd w:fill="F8FAFC"/>
+            <w:shd w:fill="auto" w:val="clear"/>
             <w:tcMar>
-              <w:top w:w="90" w:type="dxa"/>
-              <w:bottom w:w="90" w:type="dxa"/>
-              <w:left w:w="140" w:type="dxa"/>
-              <w:right w:w="140" w:type="dxa"/>
+              <w:top w:w="100.0" w:type="dxa"/>
+              <w:left w:w="100.0" w:type="dxa"/>
+              <w:bottom w:w="100.0" w:type="dxa"/>
+              <w:right w:w="100.0" w:type="dxa"/>
             </w:tcMar>
           </w:tcPr>
           <w:p>
             <w:pPr>
-              <w:jc w:val="left"/>
+              <w:widowControl w:val="0"/>
+              <w:spacing w:after="0" w:line="276" w:lineRule="auto"/>
+              <w:jc w:val="both"/>
+              <w:rPr>
+                <w:rFonts w:ascii="Century Gothic" w:cs="Century Gothic" w:eastAsia="Century Gothic" w:hAnsi="Century Gothic"/>
+                <w:sz w:val="20"/>
+                <w:szCs w:val="20"/>
+              </w:rPr>
             </w:pPr>
             <w:r>
               <w:rPr>
-                <w:rFonts w:ascii="Calibri" w:hAnsi="Calibri"/>
-                <w:color w:val="1E293B"/>
-                <w:sz w:val="17"/>
-              </w:rPr>
-              <w:t>&lt; 90.0%</w:t>
+                <w:rFonts w:ascii="Century Gothic" w:cs="Century Gothic" w:eastAsia="Century Gothic" w:hAnsi="Century Gothic"/>
+                <w:sz w:val="20"/>
+                <w:szCs w:val="20"/>
+                <w:rtl w:val="0"/>
+              </w:rPr>
+              <w:t xml:space="preserve">Head of Product</w:t>
             </w:r>
           </w:p>
         </w:tc>
         <w:tc>
           <w:tcPr>
-            <w:tcW w:type="dxa" w:w="2448"/>
-            <w:shd w:fill="F8FAFC"/>
+            <w:shd w:fill="auto" w:val="clear"/>
             <w:tcMar>
-              <w:top w:w="90" w:type="dxa"/>
-              <w:bottom w:w="90" w:type="dxa"/>
-              <w:left w:w="140" w:type="dxa"/>
-              <w:right w:w="140" w:type="dxa"/>
+              <w:top w:w="100.0" w:type="dxa"/>
+              <w:left w:w="100.0" w:type="dxa"/>
+              <w:bottom w:w="100.0" w:type="dxa"/>
+              <w:right w:w="100.0" w:type="dxa"/>
             </w:tcMar>
           </w:tcPr>
           <w:p>
             <w:pPr>
-              <w:jc w:val="left"/>
+              <w:widowControl w:val="0"/>
+              <w:spacing w:after="0" w:line="276" w:lineRule="auto"/>
+              <w:jc w:val="both"/>
+              <w:rPr>
+                <w:rFonts w:ascii="Century Gothic" w:cs="Century Gothic" w:eastAsia="Century Gothic" w:hAnsi="Century Gothic"/>
+                <w:sz w:val="20"/>
+                <w:szCs w:val="20"/>
+              </w:rPr>
             </w:pPr>
             <w:r>
               <w:rPr>
-                <w:rFonts w:ascii="Calibri" w:hAnsi="Calibri"/>
-                <w:color w:val="1E293B"/>
-                <w:sz w:val="17"/>
-              </w:rPr>
-              <w:t>Ratio of successful transactions vs valid processing attempts</w:t>
+                <w:rFonts w:ascii="Century Gothic" w:cs="Century Gothic" w:eastAsia="Century Gothic" w:hAnsi="Century Gothic"/>
+                <w:sz w:val="20"/>
+                <w:szCs w:val="20"/>
+                <w:rtl w:val="0"/>
+              </w:rPr>
+              <w:t xml:space="preserve">Name: Tayo Brahm</w:t>
+            </w:r>
+          </w:p>
+          <w:p>
+            <w:pPr>
+              <w:widowControl w:val="0"/>
+              <w:spacing w:after="0" w:line="276" w:lineRule="auto"/>
+              <w:jc w:val="both"/>
+              <w:rPr>
+                <w:rFonts w:ascii="Century Gothic" w:cs="Century Gothic" w:eastAsia="Century Gothic" w:hAnsi="Century Gothic"/>
+                <w:sz w:val="20"/>
+                <w:szCs w:val="20"/>
+              </w:rPr>
+            </w:pPr>
+            <w:r>
+              <w:rPr>
+                <w:rFonts w:ascii="Century Gothic" w:cs="Century Gothic" w:eastAsia="Century Gothic" w:hAnsi="Century Gothic"/>
+                <w:sz w:val="20"/>
+                <w:szCs w:val="20"/>
+                <w:rtl w:val="0"/>
+              </w:rPr>
+              <w:t xml:space="preserve">Email: tayo@getanchor.co</w:t>
             </w:r>
           </w:p>
         </w:tc>
       </w:tr>
       <w:tr>
+        <w:trPr>
+          <w:cantSplit w:val="0"/>
+          <w:tblHeader w:val="0"/>
+        </w:trPr>
         <w:tc>
           <w:tcPr>
-            <w:tcW w:type="dxa" w:w="2160"/>
-            <w:shd w:fill="FFFFFF"/>
+            <w:shd w:fill="auto" w:val="clear"/>
             <w:tcMar>
-              <w:top w:w="90" w:type="dxa"/>
-              <w:bottom w:w="90" w:type="dxa"/>
-              <w:left w:w="140" w:type="dxa"/>
-              <w:right w:w="140" w:type="dxa"/>
+              <w:top w:w="100.0" w:type="dxa"/>
+              <w:left w:w="100.0" w:type="dxa"/>
+              <w:bottom w:w="100.0" w:type="dxa"/>
+              <w:right w:w="100.0" w:type="dxa"/>
             </w:tcMar>
           </w:tcPr>
           <w:p>
             <w:pPr>
-              <w:jc w:val="left"/>
+              <w:widowControl w:val="0"/>
+              <w:spacing w:after="0" w:line="276" w:lineRule="auto"/>
+              <w:jc w:val="both"/>
+              <w:rPr>
+                <w:rFonts w:ascii="Century Gothic" w:cs="Century Gothic" w:eastAsia="Century Gothic" w:hAnsi="Century Gothic"/>
+                <w:sz w:val="20"/>
+                <w:szCs w:val="20"/>
+              </w:rPr>
             </w:pPr>
             <w:r>
               <w:rPr>
-                <w:rFonts w:ascii="Calibri" w:hAnsi="Calibri"/>
-                <w:color w:val="1E293B"/>
-                <w:sz w:val="17"/>
-              </w:rPr>
-              <w:t>Webhook Delivery Success Rate</w:t>
+                <w:rFonts w:ascii="Century Gothic" w:cs="Century Gothic" w:eastAsia="Century Gothic" w:hAnsi="Century Gothic"/>
+                <w:sz w:val="20"/>
+                <w:szCs w:val="20"/>
+                <w:rtl w:val="0"/>
+              </w:rPr>
+              <w:t xml:space="preserve">4</w:t>
             </w:r>
           </w:p>
         </w:tc>
         <w:tc>
           <w:tcPr>
-            <w:tcW w:type="dxa" w:w="1584"/>
-            <w:shd w:fill="FFFFFF"/>
+            <w:shd w:fill="auto" w:val="clear"/>
             <w:tcMar>
-              <w:top w:w="90" w:type="dxa"/>
-              <w:bottom w:w="90" w:type="dxa"/>
-              <w:left w:w="140" w:type="dxa"/>
-              <w:right w:w="140" w:type="dxa"/>
+              <w:top w:w="100.0" w:type="dxa"/>
+              <w:left w:w="100.0" w:type="dxa"/>
+              <w:bottom w:w="100.0" w:type="dxa"/>
+              <w:right w:w="100.0" w:type="dxa"/>
             </w:tcMar>
           </w:tcPr>
           <w:p>
             <w:pPr>
-              <w:jc w:val="left"/>
+              <w:widowControl w:val="0"/>
+              <w:spacing w:after="0" w:line="276" w:lineRule="auto"/>
+              <w:jc w:val="both"/>
+              <w:rPr>
+                <w:rFonts w:ascii="Century Gothic" w:cs="Century Gothic" w:eastAsia="Century Gothic" w:hAnsi="Century Gothic"/>
+                <w:sz w:val="20"/>
+                <w:szCs w:val="20"/>
+              </w:rPr>
             </w:pPr>
             <w:r>
               <w:rPr>
-                <w:rFonts w:ascii="Calibri" w:hAnsi="Calibri"/>
-                <w:color w:val="1E293B"/>
-                <w:sz w:val="17"/>
-              </w:rPr>
-              <w:t>≥ 99.9%</w:t>
+                <w:rFonts w:ascii="Century Gothic" w:cs="Century Gothic" w:eastAsia="Century Gothic" w:hAnsi="Century Gothic"/>
+                <w:sz w:val="20"/>
+                <w:szCs w:val="20"/>
+                <w:rtl w:val="0"/>
+              </w:rPr>
+              <w:t xml:space="preserve">75% of stipulated resolution time</w:t>
             </w:r>
           </w:p>
         </w:tc>
         <w:tc>
           <w:tcPr>
-            <w:tcW w:type="dxa" w:w="1584"/>
-            <w:shd w:fill="FFFFFF"/>
+            <w:shd w:fill="auto" w:val="clear"/>
             <w:tcMar>
-              <w:top w:w="90" w:type="dxa"/>
-              <w:bottom w:w="90" w:type="dxa"/>
-              <w:left w:w="140" w:type="dxa"/>
-              <w:right w:w="140" w:type="dxa"/>
+              <w:top w:w="100.0" w:type="dxa"/>
+              <w:left w:w="100.0" w:type="dxa"/>
+              <w:bottom w:w="100.0" w:type="dxa"/>
+              <w:right w:w="100.0" w:type="dxa"/>
             </w:tcMar>
           </w:tcPr>
           <w:p>
             <w:pPr>
-              <w:jc w:val="left"/>
+              <w:widowControl w:val="0"/>
+              <w:spacing w:after="0" w:line="276" w:lineRule="auto"/>
+              <w:jc w:val="both"/>
+              <w:rPr>
+                <w:rFonts w:ascii="Century Gothic" w:cs="Century Gothic" w:eastAsia="Century Gothic" w:hAnsi="Century Gothic"/>
+                <w:sz w:val="20"/>
+                <w:szCs w:val="20"/>
+              </w:rPr>
             </w:pPr>
             <w:r>
               <w:rPr>
-                <w:rFonts w:ascii="Calibri" w:hAnsi="Calibri"/>
-                <w:color w:val="1E293B"/>
-                <w:sz w:val="17"/>
-              </w:rPr>
-              <w:t>&lt; 98.0%</w:t>
+                <w:rFonts w:ascii="Century Gothic" w:cs="Century Gothic" w:eastAsia="Century Gothic" w:hAnsi="Century Gothic"/>
+                <w:sz w:val="20"/>
+                <w:szCs w:val="20"/>
+                <w:rtl w:val="0"/>
+              </w:rPr>
+              <w:t xml:space="preserve">72hours</w:t>
             </w:r>
           </w:p>
         </w:tc>
         <w:tc>
           <w:tcPr>
-            <w:tcW w:type="dxa" w:w="1584"/>
-            <w:shd w:fill="FFFFFF"/>
+            <w:shd w:fill="auto" w:val="clear"/>
             <w:tcMar>
-              <w:top w:w="90" w:type="dxa"/>
-              <w:bottom w:w="90" w:type="dxa"/>
-              <w:left w:w="140" w:type="dxa"/>
-              <w:right w:w="140" w:type="dxa"/>
+              <w:top w:w="100.0" w:type="dxa"/>
+              <w:left w:w="100.0" w:type="dxa"/>
+              <w:bottom w:w="100.0" w:type="dxa"/>
+              <w:right w:w="100.0" w:type="dxa"/>
             </w:tcMar>
           </w:tcPr>
           <w:p>
             <w:pPr>
-              <w:jc w:val="left"/>
+              <w:widowControl w:val="0"/>
+              <w:spacing w:after="0" w:line="276" w:lineRule="auto"/>
+              <w:jc w:val="both"/>
+              <w:rPr>
+                <w:rFonts w:ascii="Century Gothic" w:cs="Century Gothic" w:eastAsia="Century Gothic" w:hAnsi="Century Gothic"/>
+                <w:sz w:val="20"/>
+                <w:szCs w:val="20"/>
+              </w:rPr>
             </w:pPr>
             <w:r>
               <w:rPr>
-                <w:rFonts w:ascii="Calibri" w:hAnsi="Calibri"/>
-                <w:color w:val="1E293B"/>
-                <w:sz w:val="17"/>
-              </w:rPr>
-              <w:t>&lt; 95.0%</w:t>
+                <w:rFonts w:ascii="Century Gothic" w:cs="Century Gothic" w:eastAsia="Century Gothic" w:hAnsi="Century Gothic"/>
+                <w:sz w:val="20"/>
+                <w:szCs w:val="20"/>
+                <w:rtl w:val="0"/>
+              </w:rPr>
+              <w:t xml:space="preserve">CEO</w:t>
             </w:r>
           </w:p>
         </w:tc>
         <w:tc>
           <w:tcPr>
-            <w:tcW w:type="dxa" w:w="2448"/>
-            <w:shd w:fill="FFFFFF"/>
+            <w:shd w:fill="auto" w:val="clear"/>
             <w:tcMar>
-              <w:top w:w="90" w:type="dxa"/>
-              <w:bottom w:w="90" w:type="dxa"/>
-              <w:left w:w="140" w:type="dxa"/>
-              <w:right w:w="140" w:type="dxa"/>
+              <w:top w:w="100.0" w:type="dxa"/>
+              <w:left w:w="100.0" w:type="dxa"/>
+              <w:bottom w:w="100.0" w:type="dxa"/>
+              <w:right w:w="100.0" w:type="dxa"/>
             </w:tcMar>
           </w:tcPr>
           <w:p>
             <w:pPr>
-              <w:jc w:val="left"/>
+              <w:widowControl w:val="0"/>
+              <w:spacing w:after="0" w:line="276" w:lineRule="auto"/>
+              <w:jc w:val="both"/>
+              <w:rPr>
+                <w:rFonts w:ascii="Century Gothic" w:cs="Century Gothic" w:eastAsia="Century Gothic" w:hAnsi="Century Gothic"/>
+                <w:sz w:val="20"/>
+                <w:szCs w:val="20"/>
+              </w:rPr>
             </w:pPr>
             <w:r>
               <w:rPr>
-                <w:rFonts w:ascii="Calibri" w:hAnsi="Calibri"/>
-                <w:color w:val="1E293B"/>
-                <w:sz w:val="17"/>
-              </w:rPr>
-              <w:t>Successful webhook receipt within 3 retries over rolling 24h</w:t>
+                <w:rFonts w:ascii="Century Gothic" w:cs="Century Gothic" w:eastAsia="Century Gothic" w:hAnsi="Century Gothic"/>
+                <w:sz w:val="20"/>
+                <w:szCs w:val="20"/>
+                <w:rtl w:val="0"/>
+              </w:rPr>
+              <w:t xml:space="preserve">Name: Segun Adeyemi</w:t>
             </w:r>
           </w:p>
-        </w:tc>
-      </w:tr>
-      <w:tr>
-        <w:tc>
-          <w:tcPr>
-            <w:tcW w:type="dxa" w:w="2160"/>
-            <w:shd w:fill="F8FAFC"/>
-            <w:tcMar>
-              <w:top w:w="90" w:type="dxa"/>
-              <w:bottom w:w="90" w:type="dxa"/>
-              <w:left w:w="140" w:type="dxa"/>
-              <w:right w:w="140" w:type="dxa"/>
-            </w:tcMar>
-          </w:tcPr>
           <w:p>
             <w:pPr>
-              <w:jc w:val="left"/>
+              <w:widowControl w:val="0"/>
+              <w:spacing w:after="0" w:line="276" w:lineRule="auto"/>
+              <w:jc w:val="both"/>
+              <w:rPr>
+                <w:rFonts w:ascii="Century Gothic" w:cs="Century Gothic" w:eastAsia="Century Gothic" w:hAnsi="Century Gothic"/>
+                <w:sz w:val="20"/>
+                <w:szCs w:val="20"/>
+              </w:rPr>
             </w:pPr>
             <w:r>
               <w:rPr>
-                <w:rFonts w:ascii="Calibri" w:hAnsi="Calibri"/>
-                <w:color w:val="1E293B"/>
-                <w:sz w:val="17"/>
-              </w:rPr>
-              <w:t>Webhook Delivery Latency (P95)</w:t>
+                <w:rFonts w:ascii="Century Gothic" w:cs="Century Gothic" w:eastAsia="Century Gothic" w:hAnsi="Century Gothic"/>
+                <w:sz w:val="20"/>
+                <w:szCs w:val="20"/>
+                <w:rtl w:val="0"/>
+              </w:rPr>
+              <w:t xml:space="preserve">Email: </w:t>
             </w:r>
-          </w:p>
-        </w:tc>
-        <w:tc>
-          <w:tcPr>
-            <w:tcW w:type="dxa" w:w="1584"/>
-            <w:shd w:fill="F8FAFC"/>
-            <w:tcMar>
-              <w:top w:w="90" w:type="dxa"/>
-              <w:bottom w:w="90" w:type="dxa"/>
-              <w:left w:w="140" w:type="dxa"/>
-              <w:right w:w="140" w:type="dxa"/>
-            </w:tcMar>
-          </w:tcPr>
-          <w:p>
-            <w:pPr>
-              <w:jc w:val="left"/>
-            </w:pPr>
+            <w:hyperlink r:id="rId9">
+              <w:r>
+                <w:rPr>
+                  <w:rFonts w:ascii="Century Gothic" w:cs="Century Gothic" w:eastAsia="Century Gothic" w:hAnsi="Century Gothic"/>
+                  <w:color w:val="1155cc"/>
+                  <w:sz w:val="20"/>
+                  <w:szCs w:val="20"/>
+                  <w:u w:val="single"/>
+                  <w:rtl w:val="0"/>
+                </w:rPr>
+                <w:t xml:space="preserve">segun@getanchor.co</w:t>
+              </w:r>
+            </w:hyperlink>
             <w:r>
               <w:rPr>
-                <w:rFonts w:ascii="Calibri" w:hAnsi="Calibri"/>
-                <w:color w:val="1E293B"/>
-                <w:sz w:val="17"/>
-              </w:rPr>
-              <w:t>≤ 2.0 seconds</w:t>
-            </w:r>
-          </w:p>
-        </w:tc>
-        <w:tc>
-          <w:tcPr>
-            <w:tcW w:type="dxa" w:w="1584"/>
-            <w:shd w:fill="F8FAFC"/>
-            <w:tcMar>
-              <w:top w:w="90" w:type="dxa"/>
-              <w:bottom w:w="90" w:type="dxa"/>
-              <w:left w:w="140" w:type="dxa"/>
-              <w:right w:w="140" w:type="dxa"/>
-            </w:tcMar>
-          </w:tcPr>
-          <w:p>
-            <w:pPr>
-              <w:jc w:val="left"/>
-            </w:pPr>
-            <w:r>
-              <w:rPr>
-                <w:rFonts w:ascii="Calibri" w:hAnsi="Calibri"/>
-                <w:color w:val="1E293B"/>
-                <w:sz w:val="17"/>
-              </w:rPr>
-              <w:t>&gt; 10.0 seconds</w:t>
-            </w:r>
-          </w:p>
-        </w:tc>
-        <w:tc>
-          <w:tcPr>
-            <w:tcW w:type="dxa" w:w="1584"/>
-            <w:shd w:fill="F8FAFC"/>
-            <w:tcMar>
-              <w:top w:w="90" w:type="dxa"/>
-              <w:bottom w:w="90" w:type="dxa"/>
-              <w:left w:w="140" w:type="dxa"/>
-              <w:right w:w="140" w:type="dxa"/>
-            </w:tcMar>
-          </w:tcPr>
-          <w:p>
-            <w:pPr>
-              <w:jc w:val="left"/>
-            </w:pPr>
-            <w:r>
-              <w:rPr>
-                <w:rFonts w:ascii="Calibri" w:hAnsi="Calibri"/>
-                <w:color w:val="1E293B"/>
-                <w:sz w:val="17"/>
-              </w:rPr>
-              <w:t>&gt; 30.0 seconds</w:t>
-            </w:r>
-          </w:p>
-        </w:tc>
-        <w:tc>
-          <w:tcPr>
-            <w:tcW w:type="dxa" w:w="2448"/>
-            <w:shd w:fill="F8FAFC"/>
-            <w:tcMar>
-              <w:top w:w="90" w:type="dxa"/>
-              <w:bottom w:w="90" w:type="dxa"/>
-              <w:left w:w="140" w:type="dxa"/>
-              <w:right w:w="140" w:type="dxa"/>
-            </w:tcMar>
-          </w:tcPr>
-          <w:p>
-            <w:pPr>
-              <w:jc w:val="left"/>
-            </w:pPr>
-            <w:r>
-              <w:rPr>
-                <w:rFonts w:ascii="Calibri" w:hAnsi="Calibri"/>
-                <w:color w:val="1E293B"/>
-                <w:sz w:val="17"/>
-              </w:rPr>
-              <w:t>Time elapsed between core ledger event and webhook receipt</w:t>
-            </w:r>
-          </w:p>
-        </w:tc>
-      </w:tr>
-      <w:tr>
-        <w:tc>
-          <w:tcPr>
-            <w:tcW w:type="dxa" w:w="2160"/>
-            <w:shd w:fill="FFFFFF"/>
-            <w:tcMar>
-              <w:top w:w="90" w:type="dxa"/>
-              <w:bottom w:w="90" w:type="dxa"/>
-              <w:left w:w="140" w:type="dxa"/>
-              <w:right w:w="140" w:type="dxa"/>
-            </w:tcMar>
-          </w:tcPr>
-          <w:p>
-            <w:pPr>
-              <w:jc w:val="left"/>
-            </w:pPr>
-            <w:r>
-              <w:rPr>
-                <w:rFonts w:ascii="Calibri" w:hAnsi="Calibri"/>
-                <w:color w:val="1E293B"/>
-                <w:sz w:val="17"/>
-              </w:rPr>
-              <w:t>Daily Reconciliation Availability</w:t>
-            </w:r>
-          </w:p>
-        </w:tc>
-        <w:tc>
-          <w:tcPr>
-            <w:tcW w:type="dxa" w:w="1584"/>
-            <w:shd w:fill="FFFFFF"/>
-            <w:tcMar>
-              <w:top w:w="90" w:type="dxa"/>
-              <w:bottom w:w="90" w:type="dxa"/>
-              <w:left w:w="140" w:type="dxa"/>
-              <w:right w:w="140" w:type="dxa"/>
-            </w:tcMar>
-          </w:tcPr>
-          <w:p>
-            <w:pPr>
-              <w:jc w:val="left"/>
-            </w:pPr>
-            <w:r>
-              <w:rPr>
-                <w:rFonts w:ascii="Calibri" w:hAnsi="Calibri"/>
-                <w:color w:val="1E293B"/>
-                <w:sz w:val="17"/>
-              </w:rPr>
-              <w:t>By 06:00 WAT</w:t>
-            </w:r>
-          </w:p>
-        </w:tc>
-        <w:tc>
-          <w:tcPr>
-            <w:tcW w:type="dxa" w:w="1584"/>
-            <w:shd w:fill="FFFFFF"/>
-            <w:tcMar>
-              <w:top w:w="90" w:type="dxa"/>
-              <w:bottom w:w="90" w:type="dxa"/>
-              <w:left w:w="140" w:type="dxa"/>
-              <w:right w:w="140" w:type="dxa"/>
-            </w:tcMar>
-          </w:tcPr>
-          <w:p>
-            <w:pPr>
-              <w:jc w:val="left"/>
-            </w:pPr>
-            <w:r>
-              <w:rPr>
-                <w:rFonts w:ascii="Calibri" w:hAnsi="Calibri"/>
-                <w:color w:val="1E293B"/>
-                <w:sz w:val="17"/>
-              </w:rPr>
-              <w:t>By 09:00 WAT</w:t>
-            </w:r>
-          </w:p>
-        </w:tc>
-        <w:tc>
-          <w:tcPr>
-            <w:tcW w:type="dxa" w:w="1584"/>
-            <w:shd w:fill="FFFFFF"/>
-            <w:tcMar>
-              <w:top w:w="90" w:type="dxa"/>
-              <w:bottom w:w="90" w:type="dxa"/>
-              <w:left w:w="140" w:type="dxa"/>
-              <w:right w:w="140" w:type="dxa"/>
-            </w:tcMar>
-          </w:tcPr>
-          <w:p>
-            <w:pPr>
-              <w:jc w:val="left"/>
-            </w:pPr>
-            <w:r>
-              <w:rPr>
-                <w:rFonts w:ascii="Calibri" w:hAnsi="Calibri"/>
-                <w:color w:val="1E293B"/>
-                <w:sz w:val="17"/>
-              </w:rPr>
-              <w:t>After 12:00 WAT</w:t>
-            </w:r>
-          </w:p>
-        </w:tc>
-        <w:tc>
-          <w:tcPr>
-            <w:tcW w:type="dxa" w:w="2448"/>
-            <w:shd w:fill="FFFFFF"/>
-            <w:tcMar>
-              <w:top w:w="90" w:type="dxa"/>
-              <w:bottom w:w="90" w:type="dxa"/>
-              <w:left w:w="140" w:type="dxa"/>
-              <w:right w:w="140" w:type="dxa"/>
-            </w:tcMar>
-          </w:tcPr>
-          <w:p>
-            <w:pPr>
-              <w:jc w:val="left"/>
-            </w:pPr>
-            <w:r>
-              <w:rPr>
-                <w:rFonts w:ascii="Calibri" w:hAnsi="Calibri"/>
-                <w:color w:val="1E293B"/>
-                <w:sz w:val="17"/>
-              </w:rPr>
-              <w:t>Availability of daily transaction &amp; settlement clearance files</w:t>
+                <w:rtl w:val="0"/>
+              </w:rPr>
             </w:r>
           </w:p>
         </w:tc>
@@ -13770,27 +15578,7 @@
     </w:tbl>
     <w:p>
       <w:pPr>
-        <w:spacing w:after="200" w:line="276" w:lineRule="auto"/>
-        <w:rPr>
-          <w:rFonts w:ascii="Century Gothic" w:cs="Century Gothic" w:eastAsia="Century Gothic" w:hAnsi="Century Gothic"/>
-          <w:sz w:val="20"/>
-          <w:szCs w:val="20"/>
-        </w:rPr>
-      </w:pPr>
-      <w:r>
-        <w:rPr>
-          <w:rtl w:val="0"/>
-        </w:rPr>
-      </w:r>
-    </w:p>
-    <w:p>
-      <w:pPr>
-        <w:numPr>
-          <w:ilvl w:val="0"/>
-          <w:numId w:val="6"/>
-        </w:numPr>
-        <w:spacing w:after="200" w:line="276" w:lineRule="auto"/>
-        <w:ind w:left="720" w:hanging="360"/>
+        <w:spacing w:after="200" w:line="360" w:lineRule="auto"/>
         <w:rPr>
           <w:rFonts w:ascii="Century Gothic" w:cs="Century Gothic" w:eastAsia="Century Gothic" w:hAnsi="Century Gothic"/>
           <w:b w:val="1"/>
@@ -13801,706 +15589,35 @@
       </w:pPr>
       <w:r>
         <w:rPr>
+          <w:rtl w:val="0"/>
+        </w:rPr>
+      </w:r>
+    </w:p>
+    <w:p>
+      <w:pPr>
+        <w:spacing w:after="200" w:line="360" w:lineRule="auto"/>
+        <w:jc w:val="both"/>
+        <w:rPr>
           <w:rFonts w:ascii="Century Gothic" w:cs="Century Gothic" w:eastAsia="Century Gothic" w:hAnsi="Century Gothic"/>
           <w:b w:val="1"/>
           <w:bCs w:val="1"/>
           <w:sz w:val="20"/>
           <w:szCs w:val="20"/>
-          <w:rtl w:val="0"/>
-        </w:rPr>
-        <w:t xml:space="preserve">SEVERITY, INCIDENT RESPONSE AND RESOLUTION</w:t>
-      </w:r>
-      <w:r>
-        <w:rPr>
-          <w:rtl w:val="0"/>
-        </w:rPr>
-      </w:r>
-    </w:p>
-    <w:tbl>
-      <w:tblPr>
-        <w:tblW w:type="auto" w:w="0"/>
-        <w:jc w:val="center"/>
-        <w:tblLook w:firstColumn="1" w:firstRow="1" w:lastColumn="0" w:lastRow="0" w:noHBand="0" w:noVBand="1" w:val="04A0"/>
-        <w:tblBorders>
-          <w:top w:val="single" w:sz="4" w:space="0" w:color="CBD5E1"/>
-          <w:bottom w:val="single" w:sz="4" w:space="0" w:color="CBD5E1"/>
-          <w:left w:val="single" w:sz="4" w:space="0" w:color="CBD5E1"/>
-          <w:right w:val="single" w:sz="4" w:space="0" w:color="CBD5E1"/>
-          <w:insideH w:val="single" w:sz="4" w:space="0" w:color="CBD5E1"/>
-          <w:insideV w:val="single" w:sz="4" w:space="0" w:color="CBD5E1"/>
-        </w:tblBorders>
-      </w:tblPr>
-      <w:tblGrid>
-        <w:gridCol w:w="1872"/>
-        <w:gridCol w:w="1872"/>
-        <w:gridCol w:w="1872"/>
-        <w:gridCol w:w="1872"/>
-        <w:gridCol w:w="1872"/>
-      </w:tblGrid>
-      <w:tr>
-        <w:tc>
-          <w:tcPr>
-            <w:tcW w:type="dxa" w:w="1728"/>
-            <w:shd w:fill="1E293B"/>
-            <w:tcMar>
-              <w:top w:w="120" w:type="dxa"/>
-              <w:bottom w:w="120" w:type="dxa"/>
-              <w:left w:w="140" w:type="dxa"/>
-              <w:right w:w="140" w:type="dxa"/>
-            </w:tcMar>
-          </w:tcPr>
-          <w:p>
-            <w:pPr>
-              <w:jc w:val="left"/>
-            </w:pPr>
-            <w:r>
-              <w:rPr>
-                <w:rFonts w:ascii="Calibri" w:hAnsi="Calibri"/>
-                <w:b/>
-                <w:color w:val="FFFFFF"/>
-                <w:sz w:val="17"/>
-              </w:rPr>
-              <w:t>SEVERITY LEVEL</w:t>
-            </w:r>
-          </w:p>
-        </w:tc>
-        <w:tc>
-          <w:tcPr>
-            <w:tcW w:type="dxa" w:w="3600"/>
-            <w:shd w:fill="1E293B"/>
-            <w:tcMar>
-              <w:top w:w="120" w:type="dxa"/>
-              <w:bottom w:w="120" w:type="dxa"/>
-              <w:left w:w="140" w:type="dxa"/>
-              <w:right w:w="140" w:type="dxa"/>
-            </w:tcMar>
-          </w:tcPr>
-          <w:p>
-            <w:pPr>
-              <w:jc w:val="left"/>
-            </w:pPr>
-            <w:r>
-              <w:rPr>
-                <w:rFonts w:ascii="Calibri" w:hAnsi="Calibri"/>
-                <w:b/>
-                <w:color w:val="FFFFFF"/>
-                <w:sz w:val="17"/>
-              </w:rPr>
-              <w:t>BUSINESS IMPACT DEFINITION</w:t>
-            </w:r>
-          </w:p>
-        </w:tc>
-        <w:tc>
-          <w:tcPr>
-            <w:tcW w:type="dxa" w:w="1296"/>
-            <w:shd w:fill="1E293B"/>
-            <w:tcMar>
-              <w:top w:w="120" w:type="dxa"/>
-              <w:bottom w:w="120" w:type="dxa"/>
-              <w:left w:w="140" w:type="dxa"/>
-              <w:right w:w="140" w:type="dxa"/>
-            </w:tcMar>
-          </w:tcPr>
-          <w:p>
-            <w:pPr>
-              <w:jc w:val="left"/>
-            </w:pPr>
-            <w:r>
-              <w:rPr>
-                <w:rFonts w:ascii="Calibri" w:hAnsi="Calibri"/>
-                <w:b/>
-                <w:color w:val="FFFFFF"/>
-                <w:sz w:val="17"/>
-              </w:rPr>
-              <w:t>INITIAL RESPONSE</w:t>
-            </w:r>
-          </w:p>
-        </w:tc>
-        <w:tc>
-          <w:tcPr>
-            <w:tcW w:type="dxa" w:w="1296"/>
-            <w:shd w:fill="1E293B"/>
-            <w:tcMar>
-              <w:top w:w="120" w:type="dxa"/>
-              <w:bottom w:w="120" w:type="dxa"/>
-              <w:left w:w="140" w:type="dxa"/>
-              <w:right w:w="140" w:type="dxa"/>
-            </w:tcMar>
-          </w:tcPr>
-          <w:p>
-            <w:pPr>
-              <w:jc w:val="left"/>
-            </w:pPr>
-            <w:r>
-              <w:rPr>
-                <w:rFonts w:ascii="Calibri" w:hAnsi="Calibri"/>
-                <w:b/>
-                <w:color w:val="FFFFFF"/>
-                <w:sz w:val="17"/>
-              </w:rPr>
-              <w:t>UPDATE FREQUENCY</w:t>
-            </w:r>
-          </w:p>
-        </w:tc>
-        <w:tc>
-          <w:tcPr>
-            <w:tcW w:type="dxa" w:w="1440"/>
-            <w:shd w:fill="1E293B"/>
-            <w:tcMar>
-              <w:top w:w="120" w:type="dxa"/>
-              <w:bottom w:w="120" w:type="dxa"/>
-              <w:left w:w="140" w:type="dxa"/>
-              <w:right w:w="140" w:type="dxa"/>
-            </w:tcMar>
-          </w:tcPr>
-          <w:p>
-            <w:pPr>
-              <w:jc w:val="left"/>
-            </w:pPr>
-            <w:r>
-              <w:rPr>
-                <w:rFonts w:ascii="Calibri" w:hAnsi="Calibri"/>
-                <w:b/>
-                <w:color w:val="FFFFFF"/>
-                <w:sz w:val="17"/>
-              </w:rPr>
-              <w:t>TARGET RESOLUTION</w:t>
-            </w:r>
-          </w:p>
-        </w:tc>
-      </w:tr>
-      <w:tr>
-        <w:tc>
-          <w:tcPr>
-            <w:tcW w:type="dxa" w:w="1728"/>
-            <w:shd w:fill="FFFFFF"/>
-            <w:tcMar>
-              <w:top w:w="90" w:type="dxa"/>
-              <w:bottom w:w="90" w:type="dxa"/>
-              <w:left w:w="140" w:type="dxa"/>
-              <w:right w:w="140" w:type="dxa"/>
-            </w:tcMar>
-          </w:tcPr>
-          <w:p>
-            <w:pPr>
-              <w:jc w:val="left"/>
-            </w:pPr>
-            <w:r>
-              <w:rPr>
-                <w:rFonts w:ascii="Calibri" w:hAnsi="Calibri"/>
-                <w:color w:val="1E293B"/>
-                <w:sz w:val="17"/>
-              </w:rPr>
-              <w:t>P1 – CRITICAL (Emergency)</w:t>
-            </w:r>
-          </w:p>
-        </w:tc>
-        <w:tc>
-          <w:tcPr>
-            <w:tcW w:type="dxa" w:w="3600"/>
-            <w:shd w:fill="FFFFFF"/>
-            <w:tcMar>
-              <w:top w:w="90" w:type="dxa"/>
-              <w:bottom w:w="90" w:type="dxa"/>
-              <w:left w:w="140" w:type="dxa"/>
-              <w:right w:w="140" w:type="dxa"/>
-            </w:tcMar>
-          </w:tcPr>
-          <w:p>
-            <w:pPr>
-              <w:jc w:val="left"/>
-            </w:pPr>
-            <w:r>
-              <w:rPr>
-                <w:rFonts w:ascii="Calibri" w:hAnsi="Calibri"/>
-                <w:color w:val="1E293B"/>
-                <w:sz w:val="17"/>
-              </w:rPr>
-              <w:t>Complete service outage, core BaaS API failure, total virtual account provisioning failure, or systemic NIP transfer outage affecting all end-users with severe financial/regulatory risk.</w:t>
-            </w:r>
-          </w:p>
-        </w:tc>
-        <w:tc>
-          <w:tcPr>
-            <w:tcW w:type="dxa" w:w="1296"/>
-            <w:shd w:fill="FFFFFF"/>
-            <w:tcMar>
-              <w:top w:w="90" w:type="dxa"/>
-              <w:bottom w:w="90" w:type="dxa"/>
-              <w:left w:w="140" w:type="dxa"/>
-              <w:right w:w="140" w:type="dxa"/>
-            </w:tcMar>
-          </w:tcPr>
-          <w:p>
-            <w:pPr>
-              <w:jc w:val="left"/>
-            </w:pPr>
-            <w:r>
-              <w:rPr>
-                <w:rFonts w:ascii="Calibri" w:hAnsi="Calibri"/>
-                <w:color w:val="1E293B"/>
-                <w:sz w:val="17"/>
-              </w:rPr>
-              <w:t>15 minutes (24/7/365)</w:t>
-            </w:r>
-          </w:p>
-        </w:tc>
-        <w:tc>
-          <w:tcPr>
-            <w:tcW w:type="dxa" w:w="1296"/>
-            <w:shd w:fill="FFFFFF"/>
-            <w:tcMar>
-              <w:top w:w="90" w:type="dxa"/>
-              <w:bottom w:w="90" w:type="dxa"/>
-              <w:left w:w="140" w:type="dxa"/>
-              <w:right w:w="140" w:type="dxa"/>
-            </w:tcMar>
-          </w:tcPr>
-          <w:p>
-            <w:pPr>
-              <w:jc w:val="left"/>
-            </w:pPr>
-            <w:r>
-              <w:rPr>
-                <w:rFonts w:ascii="Calibri" w:hAnsi="Calibri"/>
-                <w:color w:val="1E293B"/>
-                <w:sz w:val="17"/>
-              </w:rPr>
-              <w:t>Every 30 mins</w:t>
-            </w:r>
-          </w:p>
-        </w:tc>
-        <w:tc>
-          <w:tcPr>
-            <w:tcW w:type="dxa" w:w="1440"/>
-            <w:shd w:fill="FFFFFF"/>
-            <w:tcMar>
-              <w:top w:w="90" w:type="dxa"/>
-              <w:bottom w:w="90" w:type="dxa"/>
-              <w:left w:w="140" w:type="dxa"/>
-              <w:right w:w="140" w:type="dxa"/>
-            </w:tcMar>
-          </w:tcPr>
-          <w:p>
-            <w:pPr>
-              <w:jc w:val="left"/>
-            </w:pPr>
-            <w:r>
-              <w:rPr>
-                <w:rFonts w:ascii="Calibri" w:hAnsi="Calibri"/>
-                <w:color w:val="1E293B"/>
-                <w:sz w:val="17"/>
-              </w:rPr>
-              <w:t>Within 2 hours</w:t>
-            </w:r>
-          </w:p>
-        </w:tc>
-      </w:tr>
-      <w:tr>
-        <w:tc>
-          <w:tcPr>
-            <w:tcW w:type="dxa" w:w="1728"/>
-            <w:shd w:fill="F8FAFC"/>
-            <w:tcMar>
-              <w:top w:w="90" w:type="dxa"/>
-              <w:bottom w:w="90" w:type="dxa"/>
-              <w:left w:w="140" w:type="dxa"/>
-              <w:right w:w="140" w:type="dxa"/>
-            </w:tcMar>
-          </w:tcPr>
-          <w:p>
-            <w:pPr>
-              <w:jc w:val="left"/>
-            </w:pPr>
-            <w:r>
-              <w:rPr>
-                <w:rFonts w:ascii="Calibri" w:hAnsi="Calibri"/>
-                <w:color w:val="1E293B"/>
-                <w:sz w:val="17"/>
-              </w:rPr>
-              <w:t>P2 – MAJOR (High Impact)</w:t>
-            </w:r>
-          </w:p>
-        </w:tc>
-        <w:tc>
-          <w:tcPr>
-            <w:tcW w:type="dxa" w:w="3600"/>
-            <w:shd w:fill="F8FAFC"/>
-            <w:tcMar>
-              <w:top w:w="90" w:type="dxa"/>
-              <w:bottom w:w="90" w:type="dxa"/>
-              <w:left w:w="140" w:type="dxa"/>
-              <w:right w:w="140" w:type="dxa"/>
-            </w:tcMar>
-          </w:tcPr>
-          <w:p>
-            <w:pPr>
-              <w:jc w:val="left"/>
-            </w:pPr>
-            <w:r>
-              <w:rPr>
-                <w:rFonts w:ascii="Calibri" w:hAnsi="Calibri"/>
-                <w:color w:val="1E293B"/>
-                <w:sz w:val="17"/>
-              </w:rPr>
-              <w:t>Partial service disruption, delayed webhook delivery, single bank partner degradation, or transaction latency affecting a significant portion of user transactions with no immediate workaround.</w:t>
-            </w:r>
-          </w:p>
-        </w:tc>
-        <w:tc>
-          <w:tcPr>
-            <w:tcW w:type="dxa" w:w="1296"/>
-            <w:shd w:fill="F8FAFC"/>
-            <w:tcMar>
-              <w:top w:w="90" w:type="dxa"/>
-              <w:bottom w:w="90" w:type="dxa"/>
-              <w:left w:w="140" w:type="dxa"/>
-              <w:right w:w="140" w:type="dxa"/>
-            </w:tcMar>
-          </w:tcPr>
-          <w:p>
-            <w:pPr>
-              <w:jc w:val="left"/>
-            </w:pPr>
-            <w:r>
-              <w:rPr>
-                <w:rFonts w:ascii="Calibri" w:hAnsi="Calibri"/>
-                <w:color w:val="1E293B"/>
-                <w:sz w:val="17"/>
-              </w:rPr>
-              <w:t>30 minutes</w:t>
-            </w:r>
-          </w:p>
-        </w:tc>
-        <w:tc>
-          <w:tcPr>
-            <w:tcW w:type="dxa" w:w="1296"/>
-            <w:shd w:fill="F8FAFC"/>
-            <w:tcMar>
-              <w:top w:w="90" w:type="dxa"/>
-              <w:bottom w:w="90" w:type="dxa"/>
-              <w:left w:w="140" w:type="dxa"/>
-              <w:right w:w="140" w:type="dxa"/>
-            </w:tcMar>
-          </w:tcPr>
-          <w:p>
-            <w:pPr>
-              <w:jc w:val="left"/>
-            </w:pPr>
-            <w:r>
-              <w:rPr>
-                <w:rFonts w:ascii="Calibri" w:hAnsi="Calibri"/>
-                <w:color w:val="1E293B"/>
-                <w:sz w:val="17"/>
-              </w:rPr>
-              <w:t>Every 1 hour</w:t>
-            </w:r>
-          </w:p>
-        </w:tc>
-        <w:tc>
-          <w:tcPr>
-            <w:tcW w:type="dxa" w:w="1440"/>
-            <w:shd w:fill="F8FAFC"/>
-            <w:tcMar>
-              <w:top w:w="90" w:type="dxa"/>
-              <w:bottom w:w="90" w:type="dxa"/>
-              <w:left w:w="140" w:type="dxa"/>
-              <w:right w:w="140" w:type="dxa"/>
-            </w:tcMar>
-          </w:tcPr>
-          <w:p>
-            <w:pPr>
-              <w:jc w:val="left"/>
-            </w:pPr>
-            <w:r>
-              <w:rPr>
-                <w:rFonts w:ascii="Calibri" w:hAnsi="Calibri"/>
-                <w:color w:val="1E293B"/>
-                <w:sz w:val="17"/>
-              </w:rPr>
-              <w:t>Within 6 hours</w:t>
-            </w:r>
-          </w:p>
-        </w:tc>
-      </w:tr>
-      <w:tr>
-        <w:tc>
-          <w:tcPr>
-            <w:tcW w:type="dxa" w:w="1728"/>
-            <w:shd w:fill="FFFFFF"/>
-            <w:tcMar>
-              <w:top w:w="90" w:type="dxa"/>
-              <w:bottom w:w="90" w:type="dxa"/>
-              <w:left w:w="140" w:type="dxa"/>
-              <w:right w:w="140" w:type="dxa"/>
-            </w:tcMar>
-          </w:tcPr>
-          <w:p>
-            <w:pPr>
-              <w:jc w:val="left"/>
-            </w:pPr>
-            <w:r>
-              <w:rPr>
-                <w:rFonts w:ascii="Calibri" w:hAnsi="Calibri"/>
-                <w:color w:val="1E293B"/>
-                <w:sz w:val="17"/>
-              </w:rPr>
-              <w:t>P3 – MINOR (Medium Impact)</w:t>
-            </w:r>
-          </w:p>
-        </w:tc>
-        <w:tc>
-          <w:tcPr>
-            <w:tcW w:type="dxa" w:w="3600"/>
-            <w:shd w:fill="FFFFFF"/>
-            <w:tcMar>
-              <w:top w:w="90" w:type="dxa"/>
-              <w:bottom w:w="90" w:type="dxa"/>
-              <w:left w:w="140" w:type="dxa"/>
-              <w:right w:w="140" w:type="dxa"/>
-            </w:tcMar>
-          </w:tcPr>
-          <w:p>
-            <w:pPr>
-              <w:jc w:val="left"/>
-            </w:pPr>
-            <w:r>
-              <w:rPr>
-                <w:rFonts w:ascii="Calibri" w:hAnsi="Calibri"/>
-                <w:color w:val="1E293B"/>
-                <w:sz w:val="17"/>
-              </w:rPr>
-              <w:t>Non-critical feature impairment, minor reporting/dashboard delay, sporadic latency on non-vital endpoints, or individual account query issue where an acceptable workaround exists.</w:t>
-            </w:r>
-          </w:p>
-        </w:tc>
-        <w:tc>
-          <w:tcPr>
-            <w:tcW w:type="dxa" w:w="1296"/>
-            <w:shd w:fill="FFFFFF"/>
-            <w:tcMar>
-              <w:top w:w="90" w:type="dxa"/>
-              <w:bottom w:w="90" w:type="dxa"/>
-              <w:left w:w="140" w:type="dxa"/>
-              <w:right w:w="140" w:type="dxa"/>
-            </w:tcMar>
-          </w:tcPr>
-          <w:p>
-            <w:pPr>
-              <w:jc w:val="left"/>
-            </w:pPr>
-            <w:r>
-              <w:rPr>
-                <w:rFonts w:ascii="Calibri" w:hAnsi="Calibri"/>
-                <w:color w:val="1E293B"/>
-                <w:sz w:val="17"/>
-              </w:rPr>
-              <w:t>2 hours (Business Hours)</w:t>
-            </w:r>
-          </w:p>
-        </w:tc>
-        <w:tc>
-          <w:tcPr>
-            <w:tcW w:type="dxa" w:w="1296"/>
-            <w:shd w:fill="FFFFFF"/>
-            <w:tcMar>
-              <w:top w:w="90" w:type="dxa"/>
-              <w:bottom w:w="90" w:type="dxa"/>
-              <w:left w:w="140" w:type="dxa"/>
-              <w:right w:w="140" w:type="dxa"/>
-            </w:tcMar>
-          </w:tcPr>
-          <w:p>
-            <w:pPr>
-              <w:jc w:val="left"/>
-            </w:pPr>
-            <w:r>
-              <w:rPr>
-                <w:rFonts w:ascii="Calibri" w:hAnsi="Calibri"/>
-                <w:color w:val="1E293B"/>
-                <w:sz w:val="17"/>
-              </w:rPr>
-              <w:t>Every 4 hours</w:t>
-            </w:r>
-          </w:p>
-        </w:tc>
-        <w:tc>
-          <w:tcPr>
-            <w:tcW w:type="dxa" w:w="1440"/>
-            <w:shd w:fill="FFFFFF"/>
-            <w:tcMar>
-              <w:top w:w="90" w:type="dxa"/>
-              <w:bottom w:w="90" w:type="dxa"/>
-              <w:left w:w="140" w:type="dxa"/>
-              <w:right w:w="140" w:type="dxa"/>
-            </w:tcMar>
-          </w:tcPr>
-          <w:p>
-            <w:pPr>
-              <w:jc w:val="left"/>
-            </w:pPr>
-            <w:r>
-              <w:rPr>
-                <w:rFonts w:ascii="Calibri" w:hAnsi="Calibri"/>
-                <w:color w:val="1E293B"/>
-                <w:sz w:val="17"/>
-              </w:rPr>
-              <w:t>Within 24 hours</w:t>
-            </w:r>
-          </w:p>
-        </w:tc>
-      </w:tr>
-      <w:tr>
-        <w:tc>
-          <w:tcPr>
-            <w:tcW w:type="dxa" w:w="1728"/>
-            <w:shd w:fill="F8FAFC"/>
-            <w:tcMar>
-              <w:top w:w="90" w:type="dxa"/>
-              <w:bottom w:w="90" w:type="dxa"/>
-              <w:left w:w="140" w:type="dxa"/>
-              <w:right w:w="140" w:type="dxa"/>
-            </w:tcMar>
-          </w:tcPr>
-          <w:p>
-            <w:pPr>
-              <w:jc w:val="left"/>
-            </w:pPr>
-            <w:r>
-              <w:rPr>
-                <w:rFonts w:ascii="Calibri" w:hAnsi="Calibri"/>
-                <w:color w:val="1E293B"/>
-                <w:sz w:val="17"/>
-              </w:rPr>
-              <w:t>P4 – LOW (Informational / Enhancement)</w:t>
-            </w:r>
-          </w:p>
-        </w:tc>
-        <w:tc>
-          <w:tcPr>
-            <w:tcW w:type="dxa" w:w="3600"/>
-            <w:shd w:fill="F8FAFC"/>
-            <w:tcMar>
-              <w:top w:w="90" w:type="dxa"/>
-              <w:bottom w:w="90" w:type="dxa"/>
-              <w:left w:w="140" w:type="dxa"/>
-              <w:right w:w="140" w:type="dxa"/>
-            </w:tcMar>
-          </w:tcPr>
-          <w:p>
-            <w:pPr>
-              <w:jc w:val="left"/>
-            </w:pPr>
-            <w:r>
-              <w:rPr>
-                <w:rFonts w:ascii="Calibri" w:hAnsi="Calibri"/>
-                <w:color w:val="1E293B"/>
-                <w:sz w:val="17"/>
-              </w:rPr>
-              <w:t>Cosmetic UI/documentation issues, minor inquiry, enhancement request, or general technical clarification with zero operational impact on active transactions.</w:t>
-            </w:r>
-          </w:p>
-        </w:tc>
-        <w:tc>
-          <w:tcPr>
-            <w:tcW w:type="dxa" w:w="1296"/>
-            <w:shd w:fill="F8FAFC"/>
-            <w:tcMar>
-              <w:top w:w="90" w:type="dxa"/>
-              <w:bottom w:w="90" w:type="dxa"/>
-              <w:left w:w="140" w:type="dxa"/>
-              <w:right w:w="140" w:type="dxa"/>
-            </w:tcMar>
-          </w:tcPr>
-          <w:p>
-            <w:pPr>
-              <w:jc w:val="left"/>
-            </w:pPr>
-            <w:r>
-              <w:rPr>
-                <w:rFonts w:ascii="Calibri" w:hAnsi="Calibri"/>
-                <w:color w:val="1E293B"/>
-                <w:sz w:val="17"/>
-              </w:rPr>
-              <w:t>4 hours (Business Hours)</w:t>
-            </w:r>
-          </w:p>
-        </w:tc>
-        <w:tc>
-          <w:tcPr>
-            <w:tcW w:type="dxa" w:w="1296"/>
-            <w:shd w:fill="F8FAFC"/>
-            <w:tcMar>
-              <w:top w:w="90" w:type="dxa"/>
-              <w:bottom w:w="90" w:type="dxa"/>
-              <w:left w:w="140" w:type="dxa"/>
-              <w:right w:w="140" w:type="dxa"/>
-            </w:tcMar>
-          </w:tcPr>
-          <w:p>
-            <w:pPr>
-              <w:jc w:val="left"/>
-            </w:pPr>
-            <w:r>
-              <w:rPr>
-                <w:rFonts w:ascii="Calibri" w:hAnsi="Calibri"/>
-                <w:color w:val="1E293B"/>
-                <w:sz w:val="17"/>
-              </w:rPr>
-              <w:t>Every 24 hours</w:t>
-            </w:r>
-          </w:p>
-        </w:tc>
-        <w:tc>
-          <w:tcPr>
-            <w:tcW w:type="dxa" w:w="1440"/>
-            <w:shd w:fill="F8FAFC"/>
-            <w:tcMar>
-              <w:top w:w="90" w:type="dxa"/>
-              <w:bottom w:w="90" w:type="dxa"/>
-              <w:left w:w="140" w:type="dxa"/>
-              <w:right w:w="140" w:type="dxa"/>
-            </w:tcMar>
-          </w:tcPr>
-          <w:p>
-            <w:pPr>
-              <w:jc w:val="left"/>
-            </w:pPr>
-            <w:r>
-              <w:rPr>
-                <w:rFonts w:ascii="Calibri" w:hAnsi="Calibri"/>
-                <w:color w:val="1E293B"/>
-                <w:sz w:val="17"/>
-              </w:rPr>
-              <w:t>Within 48 hours / Next Release</w:t>
-            </w:r>
-          </w:p>
-        </w:tc>
-      </w:tr>
-    </w:tbl>
-    <w:p>
-      <w:pPr>
-        <w:spacing w:after="200" w:line="276" w:lineRule="auto"/>
-        <w:rPr>
-          <w:rFonts w:ascii="Century Gothic" w:cs="Century Gothic" w:eastAsia="Century Gothic" w:hAnsi="Century Gothic"/>
-          <w:sz w:val="20"/>
-          <w:szCs w:val="20"/>
-        </w:rPr>
-      </w:pPr>
-      <w:r>
-        <w:rPr>
-          <w:rtl w:val="0"/>
-        </w:rPr>
-      </w:r>
-    </w:p>
-    <w:p>
-      <w:pPr>
-        <w:numPr>
-          <w:ilvl w:val="0"/>
-          <w:numId w:val="9"/>
-        </w:numPr>
-        <w:spacing w:after="200" w:line="276" w:lineRule="auto"/>
-        <w:ind w:left="720" w:hanging="360"/>
+        </w:rPr>
+      </w:pPr>
+      <w:r>
+        <w:br w:type="page"/>
+      </w:r>
+      <w:r>
+        <w:rPr>
+          <w:rtl w:val="0"/>
+        </w:rPr>
+      </w:r>
+    </w:p>
+    <w:p>
+      <w:pPr>
+        <w:spacing w:after="200" w:line="360" w:lineRule="auto"/>
+        <w:jc w:val="both"/>
         <w:rPr>
           <w:rFonts w:ascii="Century Gothic" w:cs="Century Gothic" w:eastAsia="Century Gothic" w:hAnsi="Century Gothic"/>
           <w:b w:val="1"/>
@@ -14518,727 +15635,13 @@
           <w:szCs w:val="20"/>
           <w:rtl w:val="0"/>
         </w:rPr>
-        <w:t xml:space="preserve"> ESCALATION CHANNELS </w:t>
-      </w:r>
-    </w:p>
-    <w:p>
-      <w:pPr>
-        <w:spacing w:after="200" w:line="276" w:lineRule="auto"/>
-        <w:rPr>
-          <w:rFonts w:ascii="Century Gothic" w:cs="Century Gothic" w:eastAsia="Century Gothic" w:hAnsi="Century Gothic"/>
-          <w:sz w:val="20"/>
-          <w:szCs w:val="20"/>
-        </w:rPr>
-      </w:pPr>
-      <w:r>
-        <w:rPr>
-          <w:rFonts w:ascii="Century Gothic" w:cs="Century Gothic" w:eastAsia="Century Gothic" w:hAnsi="Century Gothic"/>
-          <w:sz w:val="20"/>
-          <w:szCs w:val="20"/>
-          <w:rtl w:val="0"/>
-        </w:rPr>
-        <w:t xml:space="preserve">Where the issue is not resolved based on the above service levels, the issue may be escalated to the following contacts; </w:t>
-      </w:r>
-    </w:p>
-    <w:tbl>
-      <w:tblPr>
-        <w:tblW w:type="auto" w:w="0"/>
-        <w:jc w:val="center"/>
-        <w:tblLook w:firstColumn="1" w:firstRow="1" w:lastColumn="0" w:lastRow="0" w:noHBand="0" w:noVBand="1" w:val="04A0"/>
-        <w:tblBorders>
-          <w:top w:val="single" w:sz="4" w:space="0" w:color="CBD5E1"/>
-          <w:bottom w:val="single" w:sz="4" w:space="0" w:color="CBD5E1"/>
-          <w:left w:val="single" w:sz="4" w:space="0" w:color="CBD5E1"/>
-          <w:right w:val="single" w:sz="4" w:space="0" w:color="CBD5E1"/>
-          <w:insideH w:val="single" w:sz="4" w:space="0" w:color="CBD5E1"/>
-          <w:insideV w:val="single" w:sz="4" w:space="0" w:color="CBD5E1"/>
-        </w:tblBorders>
-      </w:tblPr>
-      <w:tblGrid>
-        <w:gridCol w:w="1872"/>
-        <w:gridCol w:w="1872"/>
-        <w:gridCol w:w="1872"/>
-        <w:gridCol w:w="1872"/>
-        <w:gridCol w:w="1872"/>
-      </w:tblGrid>
-      <w:tr>
-        <w:tc>
-          <w:tcPr>
-            <w:tcW w:type="dxa" w:w="864"/>
-            <w:shd w:fill="1E293B"/>
-            <w:tcMar>
-              <w:top w:w="120" w:type="dxa"/>
-              <w:bottom w:w="120" w:type="dxa"/>
-              <w:left w:w="140" w:type="dxa"/>
-              <w:right w:w="140" w:type="dxa"/>
-            </w:tcMar>
-          </w:tcPr>
-          <w:p>
-            <w:pPr>
-              <w:jc w:val="left"/>
-            </w:pPr>
-            <w:r>
-              <w:rPr>
-                <w:rFonts w:ascii="Calibri" w:hAnsi="Calibri"/>
-                <w:b/>
-                <w:color w:val="FFFFFF"/>
-                <w:sz w:val="17"/>
-              </w:rPr>
-              <w:t>LEVEL</w:t>
-            </w:r>
-          </w:p>
-        </w:tc>
-        <w:tc>
-          <w:tcPr>
-            <w:tcW w:type="dxa" w:w="2016"/>
-            <w:shd w:fill="1E293B"/>
-            <w:tcMar>
-              <w:top w:w="120" w:type="dxa"/>
-              <w:bottom w:w="120" w:type="dxa"/>
-              <w:left w:w="140" w:type="dxa"/>
-              <w:right w:w="140" w:type="dxa"/>
-            </w:tcMar>
-          </w:tcPr>
-          <w:p>
-            <w:pPr>
-              <w:jc w:val="left"/>
-            </w:pPr>
-            <w:r>
-              <w:rPr>
-                <w:rFonts w:ascii="Calibri" w:hAnsi="Calibri"/>
-                <w:b/>
-                <w:color w:val="FFFFFF"/>
-                <w:sz w:val="17"/>
-              </w:rPr>
-              <w:t>ESCALATION TIER &amp; ROLE</w:t>
-            </w:r>
-          </w:p>
-        </w:tc>
-        <w:tc>
-          <w:tcPr>
-            <w:tcW w:type="dxa" w:w="1728"/>
-            <w:shd w:fill="1E293B"/>
-            <w:tcMar>
-              <w:top w:w="120" w:type="dxa"/>
-              <w:bottom w:w="120" w:type="dxa"/>
-              <w:left w:w="140" w:type="dxa"/>
-              <w:right w:w="140" w:type="dxa"/>
-            </w:tcMar>
-          </w:tcPr>
-          <w:p>
-            <w:pPr>
-              <w:jc w:val="left"/>
-            </w:pPr>
-            <w:r>
-              <w:rPr>
-                <w:rFonts w:ascii="Calibri" w:hAnsi="Calibri"/>
-                <w:b/>
-                <w:color w:val="FFFFFF"/>
-                <w:sz w:val="17"/>
-              </w:rPr>
-              <w:t>RESPONSE SLA &amp; TRIGGER</w:t>
-            </w:r>
-          </w:p>
-        </w:tc>
-        <w:tc>
-          <w:tcPr>
-            <w:tcW w:type="dxa" w:w="2448"/>
-            <w:shd w:fill="1E293B"/>
-            <w:tcMar>
-              <w:top w:w="120" w:type="dxa"/>
-              <w:bottom w:w="120" w:type="dxa"/>
-              <w:left w:w="140" w:type="dxa"/>
-              <w:right w:w="140" w:type="dxa"/>
-            </w:tcMar>
-          </w:tcPr>
-          <w:p>
-            <w:pPr>
-              <w:jc w:val="left"/>
-            </w:pPr>
-            <w:r>
-              <w:rPr>
-                <w:rFonts w:ascii="Calibri" w:hAnsi="Calibri"/>
-                <w:b/>
-                <w:color w:val="FFFFFF"/>
-                <w:sz w:val="17"/>
-              </w:rPr>
-              <w:t>ANCHOR CONTACT DETAILS</w:t>
-            </w:r>
-          </w:p>
-        </w:tc>
-        <w:tc>
-          <w:tcPr>
-            <w:tcW w:type="dxa" w:w="2304"/>
-            <w:shd w:fill="1E293B"/>
-            <w:tcMar>
-              <w:top w:w="120" w:type="dxa"/>
-              <w:bottom w:w="120" w:type="dxa"/>
-              <w:left w:w="140" w:type="dxa"/>
-              <w:right w:w="140" w:type="dxa"/>
-            </w:tcMar>
-          </w:tcPr>
-          <w:p>
-            <w:pPr>
-              <w:jc w:val="left"/>
-            </w:pPr>
-            <w:r>
-              <w:rPr>
-                <w:rFonts w:ascii="Calibri" w:hAnsi="Calibri"/>
-                <w:b/>
-                <w:color w:val="FFFFFF"/>
-                <w:sz w:val="17"/>
-              </w:rPr>
-              <w:t>CLIENT (NOTESTANDARD) CONTACT</w:t>
-            </w:r>
-          </w:p>
-        </w:tc>
-      </w:tr>
-      <w:tr>
-        <w:tc>
-          <w:tcPr>
-            <w:tcW w:type="dxa" w:w="864"/>
-            <w:shd w:fill="FFFFFF"/>
-            <w:tcMar>
-              <w:top w:w="90" w:type="dxa"/>
-              <w:bottom w:w="90" w:type="dxa"/>
-              <w:left w:w="140" w:type="dxa"/>
-              <w:right w:w="140" w:type="dxa"/>
-            </w:tcMar>
-          </w:tcPr>
-          <w:p>
-            <w:pPr>
-              <w:jc w:val="left"/>
-            </w:pPr>
-            <w:r>
-              <w:rPr>
-                <w:rFonts w:ascii="Calibri" w:hAnsi="Calibri"/>
-                <w:color w:val="1E293B"/>
-                <w:sz w:val="17"/>
-              </w:rPr>
-              <w:t>Level 1</w:t>
-            </w:r>
-          </w:p>
-        </w:tc>
-        <w:tc>
-          <w:tcPr>
-            <w:tcW w:type="dxa" w:w="2016"/>
-            <w:shd w:fill="FFFFFF"/>
-            <w:tcMar>
-              <w:top w:w="90" w:type="dxa"/>
-              <w:bottom w:w="90" w:type="dxa"/>
-              <w:left w:w="140" w:type="dxa"/>
-              <w:right w:w="140" w:type="dxa"/>
-            </w:tcMar>
-          </w:tcPr>
-          <w:p>
-            <w:pPr>
-              <w:jc w:val="left"/>
-            </w:pPr>
-            <w:r>
-              <w:rPr>
-                <w:rFonts w:ascii="Calibri" w:hAnsi="Calibri"/>
-                <w:color w:val="1E293B"/>
-                <w:sz w:val="17"/>
-              </w:rPr>
-              <w:t>Technical Support &amp; Incident Intake</w:t>
-            </w:r>
-          </w:p>
-        </w:tc>
-        <w:tc>
-          <w:tcPr>
-            <w:tcW w:type="dxa" w:w="1728"/>
-            <w:shd w:fill="FFFFFF"/>
-            <w:tcMar>
-              <w:top w:w="90" w:type="dxa"/>
-              <w:bottom w:w="90" w:type="dxa"/>
-              <w:left w:w="140" w:type="dxa"/>
-              <w:right w:w="140" w:type="dxa"/>
-            </w:tcMar>
-          </w:tcPr>
-          <w:p>
-            <w:pPr>
-              <w:jc w:val="left"/>
-            </w:pPr>
-            <w:r>
-              <w:rPr>
-                <w:rFonts w:ascii="Calibri" w:hAnsi="Calibri"/>
-                <w:color w:val="1E293B"/>
-                <w:sz w:val="17"/>
-              </w:rPr>
-              <w:t>15 mins (P1/P2) / 1 hr (P3/P4)</w:t>
-            </w:r>
-          </w:p>
-        </w:tc>
-        <w:tc>
-          <w:tcPr>
-            <w:tcW w:type="dxa" w:w="2448"/>
-            <w:shd w:fill="FFFFFF"/>
-            <w:tcMar>
-              <w:top w:w="90" w:type="dxa"/>
-              <w:bottom w:w="90" w:type="dxa"/>
-              <w:left w:w="140" w:type="dxa"/>
-              <w:right w:w="140" w:type="dxa"/>
-            </w:tcMar>
-          </w:tcPr>
-          <w:p>
-            <w:pPr>
-              <w:jc w:val="left"/>
-            </w:pPr>
-            <w:r>
-              <w:rPr>
-                <w:rFonts w:ascii="Calibri" w:hAnsi="Calibri"/>
-                <w:color w:val="1E293B"/>
-                <w:sz w:val="17"/>
-              </w:rPr>
-              <w:t>Technical Partnership Support</w:t>
-              <w:br/>
-              <w:t>Email: support@getanchor.co / hello@getanchor.co</w:t>
-              <w:br/>
-              <w:t>Slack: #notestandard-anchor-support</w:t>
-            </w:r>
-          </w:p>
-        </w:tc>
-        <w:tc>
-          <w:tcPr>
-            <w:tcW w:type="dxa" w:w="2304"/>
-            <w:shd w:fill="FFFFFF"/>
-            <w:tcMar>
-              <w:top w:w="90" w:type="dxa"/>
-              <w:bottom w:w="90" w:type="dxa"/>
-              <w:left w:w="140" w:type="dxa"/>
-              <w:right w:w="140" w:type="dxa"/>
-            </w:tcMar>
-          </w:tcPr>
-          <w:p>
-            <w:pPr>
-              <w:jc w:val="left"/>
-            </w:pPr>
-            <w:r>
-              <w:rPr>
-                <w:rFonts w:ascii="Calibri" w:hAnsi="Calibri"/>
-                <w:color w:val="1E293B"/>
-                <w:sz w:val="17"/>
-              </w:rPr>
-              <w:t>Engineering Support Lead</w:t>
-              <w:br/>
-              <w:t>Email: support@notestandard.com / tech@notestandard.com</w:t>
-              <w:br/>
-              <w:t>Phone: +234 705 182 4027</w:t>
-            </w:r>
-          </w:p>
-        </w:tc>
-      </w:tr>
-      <w:tr>
-        <w:tc>
-          <w:tcPr>
-            <w:tcW w:type="dxa" w:w="864"/>
-            <w:shd w:fill="F8FAFC"/>
-            <w:tcMar>
-              <w:top w:w="90" w:type="dxa"/>
-              <w:bottom w:w="90" w:type="dxa"/>
-              <w:left w:w="140" w:type="dxa"/>
-              <w:right w:w="140" w:type="dxa"/>
-            </w:tcMar>
-          </w:tcPr>
-          <w:p>
-            <w:pPr>
-              <w:jc w:val="left"/>
-            </w:pPr>
-            <w:r>
-              <w:rPr>
-                <w:rFonts w:ascii="Calibri" w:hAnsi="Calibri"/>
-                <w:color w:val="1E293B"/>
-                <w:sz w:val="17"/>
-              </w:rPr>
-              <w:t>Level 2</w:t>
-            </w:r>
-          </w:p>
-        </w:tc>
-        <w:tc>
-          <w:tcPr>
-            <w:tcW w:type="dxa" w:w="2016"/>
-            <w:shd w:fill="F8FAFC"/>
-            <w:tcMar>
-              <w:top w:w="90" w:type="dxa"/>
-              <w:bottom w:w="90" w:type="dxa"/>
-              <w:left w:w="140" w:type="dxa"/>
-              <w:right w:w="140" w:type="dxa"/>
-            </w:tcMar>
-          </w:tcPr>
-          <w:p>
-            <w:pPr>
-              <w:jc w:val="left"/>
-            </w:pPr>
-            <w:r>
-              <w:rPr>
-                <w:rFonts w:ascii="Calibri" w:hAnsi="Calibri"/>
-                <w:color w:val="1E293B"/>
-                <w:sz w:val="17"/>
-              </w:rPr>
-              <w:t>Operations Analyst &amp; Infrastructure Lead</w:t>
-            </w:r>
-          </w:p>
-        </w:tc>
-        <w:tc>
-          <w:tcPr>
-            <w:tcW w:type="dxa" w:w="1728"/>
-            <w:shd w:fill="F8FAFC"/>
-            <w:tcMar>
-              <w:top w:w="90" w:type="dxa"/>
-              <w:bottom w:w="90" w:type="dxa"/>
-              <w:left w:w="140" w:type="dxa"/>
-              <w:right w:w="140" w:type="dxa"/>
-            </w:tcMar>
-          </w:tcPr>
-          <w:p>
-            <w:pPr>
-              <w:jc w:val="left"/>
-            </w:pPr>
-            <w:r>
-              <w:rPr>
-                <w:rFonts w:ascii="Calibri" w:hAnsi="Calibri"/>
-                <w:color w:val="1E293B"/>
-                <w:sz w:val="17"/>
-              </w:rPr>
-              <w:t>30 mins (P1) / 2 hrs (P2/P3)</w:t>
-              <w:br/>
-              <w:t>(30% of SLA elapsed)</w:t>
-            </w:r>
-          </w:p>
-        </w:tc>
-        <w:tc>
-          <w:tcPr>
-            <w:tcW w:type="dxa" w:w="2448"/>
-            <w:shd w:fill="F8FAFC"/>
-            <w:tcMar>
-              <w:top w:w="90" w:type="dxa"/>
-              <w:bottom w:w="90" w:type="dxa"/>
-              <w:left w:w="140" w:type="dxa"/>
-              <w:right w:w="140" w:type="dxa"/>
-            </w:tcMar>
-          </w:tcPr>
-          <w:p>
-            <w:pPr>
-              <w:jc w:val="left"/>
-            </w:pPr>
-            <w:r>
-              <w:rPr>
-                <w:rFonts w:ascii="Calibri" w:hAnsi="Calibri"/>
-                <w:color w:val="1E293B"/>
-                <w:sz w:val="17"/>
-              </w:rPr>
-              <w:t>Precious Ehiwario (Operations Lead)</w:t>
-              <w:br/>
-              <w:t>Email: precious@getanchor.co</w:t>
-            </w:r>
-          </w:p>
-        </w:tc>
-        <w:tc>
-          <w:tcPr>
-            <w:tcW w:type="dxa" w:w="2304"/>
-            <w:shd w:fill="F8FAFC"/>
-            <w:tcMar>
-              <w:top w:w="90" w:type="dxa"/>
-              <w:bottom w:w="90" w:type="dxa"/>
-              <w:left w:w="140" w:type="dxa"/>
-              <w:right w:w="140" w:type="dxa"/>
-            </w:tcMar>
-          </w:tcPr>
-          <w:p>
-            <w:pPr>
-              <w:jc w:val="left"/>
-            </w:pPr>
-            <w:r>
-              <w:rPr>
-                <w:rFonts w:ascii="Calibri" w:hAnsi="Calibri"/>
-                <w:color w:val="1E293B"/>
-                <w:sz w:val="17"/>
-              </w:rPr>
-              <w:t>Head of Fintech Operations &amp; Infrastructure</w:t>
-              <w:br/>
-              <w:t>Email: ops@notestandard.com</w:t>
-              <w:br/>
-              <w:t>Phone: +234 705 182 4027</w:t>
-            </w:r>
-          </w:p>
-        </w:tc>
-      </w:tr>
-      <w:tr>
-        <w:tc>
-          <w:tcPr>
-            <w:tcW w:type="dxa" w:w="864"/>
-            <w:shd w:fill="FFFFFF"/>
-            <w:tcMar>
-              <w:top w:w="90" w:type="dxa"/>
-              <w:bottom w:w="90" w:type="dxa"/>
-              <w:left w:w="140" w:type="dxa"/>
-              <w:right w:w="140" w:type="dxa"/>
-            </w:tcMar>
-          </w:tcPr>
-          <w:p>
-            <w:pPr>
-              <w:jc w:val="left"/>
-            </w:pPr>
-            <w:r>
-              <w:rPr>
-                <w:rFonts w:ascii="Calibri" w:hAnsi="Calibri"/>
-                <w:color w:val="1E293B"/>
-                <w:sz w:val="17"/>
-              </w:rPr>
-              <w:t>Level 3</w:t>
-            </w:r>
-          </w:p>
-        </w:tc>
-        <w:tc>
-          <w:tcPr>
-            <w:tcW w:type="dxa" w:w="2016"/>
-            <w:shd w:fill="FFFFFF"/>
-            <w:tcMar>
-              <w:top w:w="90" w:type="dxa"/>
-              <w:bottom w:w="90" w:type="dxa"/>
-              <w:left w:w="140" w:type="dxa"/>
-              <w:right w:w="140" w:type="dxa"/>
-            </w:tcMar>
-          </w:tcPr>
-          <w:p>
-            <w:pPr>
-              <w:jc w:val="left"/>
-            </w:pPr>
-            <w:r>
-              <w:rPr>
-                <w:rFonts w:ascii="Calibri" w:hAnsi="Calibri"/>
-                <w:color w:val="1E293B"/>
-                <w:sz w:val="17"/>
-              </w:rPr>
-              <w:t>Head of Product &amp; Technical Operations</w:t>
-            </w:r>
-          </w:p>
-        </w:tc>
-        <w:tc>
-          <w:tcPr>
-            <w:tcW w:type="dxa" w:w="1728"/>
-            <w:shd w:fill="FFFFFF"/>
-            <w:tcMar>
-              <w:top w:w="90" w:type="dxa"/>
-              <w:bottom w:w="90" w:type="dxa"/>
-              <w:left w:w="140" w:type="dxa"/>
-              <w:right w:w="140" w:type="dxa"/>
-            </w:tcMar>
-          </w:tcPr>
-          <w:p>
-            <w:pPr>
-              <w:jc w:val="left"/>
-            </w:pPr>
-            <w:r>
-              <w:rPr>
-                <w:rFonts w:ascii="Calibri" w:hAnsi="Calibri"/>
-                <w:color w:val="1E293B"/>
-                <w:sz w:val="17"/>
-              </w:rPr>
-              <w:t>1 hr (P1) / 4 hrs (P2/P3)</w:t>
-              <w:br/>
-              <w:t>(50% of SLA elapsed)</w:t>
-            </w:r>
-          </w:p>
-        </w:tc>
-        <w:tc>
-          <w:tcPr>
-            <w:tcW w:type="dxa" w:w="2448"/>
-            <w:shd w:fill="FFFFFF"/>
-            <w:tcMar>
-              <w:top w:w="90" w:type="dxa"/>
-              <w:bottom w:w="90" w:type="dxa"/>
-              <w:left w:w="140" w:type="dxa"/>
-              <w:right w:w="140" w:type="dxa"/>
-            </w:tcMar>
-          </w:tcPr>
-          <w:p>
-            <w:pPr>
-              <w:jc w:val="left"/>
-            </w:pPr>
-            <w:r>
-              <w:rPr>
-                <w:rFonts w:ascii="Calibri" w:hAnsi="Calibri"/>
-                <w:color w:val="1E293B"/>
-                <w:sz w:val="17"/>
-              </w:rPr>
-              <w:t>Tayo Brahm (Head of Product) / Olamide Sobowale</w:t>
-              <w:br/>
-              <w:t>Email: tayo@getanchor.co / olamide@getanchor.co</w:t>
-            </w:r>
-          </w:p>
-        </w:tc>
-        <w:tc>
-          <w:tcPr>
-            <w:tcW w:type="dxa" w:w="2304"/>
-            <w:shd w:fill="FFFFFF"/>
-            <w:tcMar>
-              <w:top w:w="90" w:type="dxa"/>
-              <w:bottom w:w="90" w:type="dxa"/>
-              <w:left w:w="140" w:type="dxa"/>
-              <w:right w:w="140" w:type="dxa"/>
-            </w:tcMar>
-          </w:tcPr>
-          <w:p>
-            <w:pPr>
-              <w:jc w:val="left"/>
-            </w:pPr>
-            <w:r>
-              <w:rPr>
-                <w:rFonts w:ascii="Calibri" w:hAnsi="Calibri"/>
-                <w:color w:val="1E293B"/>
-                <w:sz w:val="17"/>
-              </w:rPr>
-              <w:t>Chief Technology Officer / Product Lead</w:t>
-              <w:br/>
-              <w:t>Email: admin@notestandard.com</w:t>
-              <w:br/>
-              <w:t>Phone: +234 705 182 4027</w:t>
-            </w:r>
-          </w:p>
-        </w:tc>
-      </w:tr>
-      <w:tr>
-        <w:tc>
-          <w:tcPr>
-            <w:tcW w:type="dxa" w:w="864"/>
-            <w:shd w:fill="F8FAFC"/>
-            <w:tcMar>
-              <w:top w:w="90" w:type="dxa"/>
-              <w:bottom w:w="90" w:type="dxa"/>
-              <w:left w:w="140" w:type="dxa"/>
-              <w:right w:w="140" w:type="dxa"/>
-            </w:tcMar>
-          </w:tcPr>
-          <w:p>
-            <w:pPr>
-              <w:jc w:val="left"/>
-            </w:pPr>
-            <w:r>
-              <w:rPr>
-                <w:rFonts w:ascii="Calibri" w:hAnsi="Calibri"/>
-                <w:color w:val="1E293B"/>
-                <w:sz w:val="17"/>
-              </w:rPr>
-              <w:t>Level 4</w:t>
-            </w:r>
-          </w:p>
-        </w:tc>
-        <w:tc>
-          <w:tcPr>
-            <w:tcW w:type="dxa" w:w="2016"/>
-            <w:shd w:fill="F8FAFC"/>
-            <w:tcMar>
-              <w:top w:w="90" w:type="dxa"/>
-              <w:bottom w:w="90" w:type="dxa"/>
-              <w:left w:w="140" w:type="dxa"/>
-              <w:right w:w="140" w:type="dxa"/>
-            </w:tcMar>
-          </w:tcPr>
-          <w:p>
-            <w:pPr>
-              <w:jc w:val="left"/>
-            </w:pPr>
-            <w:r>
-              <w:rPr>
-                <w:rFonts w:ascii="Calibri" w:hAnsi="Calibri"/>
-                <w:color w:val="1E293B"/>
-                <w:sz w:val="17"/>
-              </w:rPr>
-              <w:t>Emergency / Executive C-Suite (24/7)</w:t>
-            </w:r>
-          </w:p>
-        </w:tc>
-        <w:tc>
-          <w:tcPr>
-            <w:tcW w:type="dxa" w:w="1728"/>
-            <w:shd w:fill="F8FAFC"/>
-            <w:tcMar>
-              <w:top w:w="90" w:type="dxa"/>
-              <w:bottom w:w="90" w:type="dxa"/>
-              <w:left w:w="140" w:type="dxa"/>
-              <w:right w:w="140" w:type="dxa"/>
-            </w:tcMar>
-          </w:tcPr>
-          <w:p>
-            <w:pPr>
-              <w:jc w:val="left"/>
-            </w:pPr>
-            <w:r>
-              <w:rPr>
-                <w:rFonts w:ascii="Calibri" w:hAnsi="Calibri"/>
-                <w:color w:val="1E293B"/>
-                <w:sz w:val="17"/>
-              </w:rPr>
-              <w:t>Immediate / 24/7</w:t>
-              <w:br/>
-              <w:t>(75% of SLA elapsed or P1 Emergency)</w:t>
-            </w:r>
-          </w:p>
-        </w:tc>
-        <w:tc>
-          <w:tcPr>
-            <w:tcW w:type="dxa" w:w="2448"/>
-            <w:shd w:fill="F8FAFC"/>
-            <w:tcMar>
-              <w:top w:w="90" w:type="dxa"/>
-              <w:bottom w:w="90" w:type="dxa"/>
-              <w:left w:w="140" w:type="dxa"/>
-              <w:right w:w="140" w:type="dxa"/>
-            </w:tcMar>
-          </w:tcPr>
-          <w:p>
-            <w:pPr>
-              <w:jc w:val="left"/>
-            </w:pPr>
-            <w:r>
-              <w:rPr>
-                <w:rFonts w:ascii="Calibri" w:hAnsi="Calibri"/>
-                <w:color w:val="1E293B"/>
-                <w:sz w:val="17"/>
-              </w:rPr>
-              <w:t>Segun Adeyemi (Chief Executive Officer)</w:t>
-              <w:br/>
-              <w:t>Email: segun@getanchor.co</w:t>
-              <w:br/>
-              <w:t>Line: 24/7 Emergency Line</w:t>
-            </w:r>
-          </w:p>
-        </w:tc>
-        <w:tc>
-          <w:tcPr>
-            <w:tcW w:type="dxa" w:w="2304"/>
-            <w:shd w:fill="F8FAFC"/>
-            <w:tcMar>
-              <w:top w:w="90" w:type="dxa"/>
-              <w:bottom w:w="90" w:type="dxa"/>
-              <w:left w:w="140" w:type="dxa"/>
-              <w:right w:w="140" w:type="dxa"/>
-            </w:tcMar>
-          </w:tcPr>
-          <w:p>
-            <w:pPr>
-              <w:jc w:val="left"/>
-            </w:pPr>
-            <w:r>
-              <w:rPr>
-                <w:rFonts w:ascii="Calibri" w:hAnsi="Calibri"/>
-                <w:color w:val="1E293B"/>
-                <w:sz w:val="17"/>
-              </w:rPr>
-              <w:t>Oboh Aghogho Jossy (Founder &amp; CEO)</w:t>
-              <w:br/>
-              <w:t>Email: admin@notestandard.com / jossy@notestandard.com</w:t>
-              <w:br/>
-              <w:t>Phone: +234 705 182 4027 (24/7)</w:t>
-            </w:r>
-          </w:p>
-        </w:tc>
-      </w:tr>
-    </w:tbl>
-    <w:p>
-      <w:pPr>
-        <w:spacing w:after="200" w:line="360" w:lineRule="auto"/>
+        <w:t xml:space="preserve">SCHEDULE C</w:t>
+      </w:r>
+    </w:p>
+    <w:p>
+      <w:pPr>
+        <w:spacing w:after="200" w:line="360" w:lineRule="auto"/>
+        <w:jc w:val="both"/>
         <w:rPr>
           <w:rFonts w:ascii="Century Gothic" w:cs="Century Gothic" w:eastAsia="Century Gothic" w:hAnsi="Century Gothic"/>
           <w:b w:val="1"/>
@@ -15249,29 +15652,56 @@
       </w:pPr>
       <w:r>
         <w:rPr>
-          <w:rtl w:val="0"/>
-        </w:rPr>
-      </w:r>
-    </w:p>
-    <w:p>
-      <w:pPr>
-        <w:spacing w:after="200" w:line="360" w:lineRule="auto"/>
-        <w:jc w:val="both"/>
-        <w:rPr>
           <w:rFonts w:ascii="Century Gothic" w:cs="Century Gothic" w:eastAsia="Century Gothic" w:hAnsi="Century Gothic"/>
           <w:b w:val="1"/>
           <w:bCs w:val="1"/>
           <w:sz w:val="20"/>
           <w:szCs w:val="20"/>
-        </w:rPr>
-      </w:pPr>
-      <w:r>
-        <w:br w:type="page"/>
-      </w:r>
-      <w:r>
-        <w:rPr>
-          <w:rtl w:val="0"/>
-        </w:rPr>
+          <w:rtl w:val="0"/>
+        </w:rPr>
+        <w:t xml:space="preserve">HIGH-RISK AND PROHIBITED CUSTOMERS</w:t>
+      </w:r>
+    </w:p>
+    <w:p>
+      <w:pPr>
+        <w:spacing w:after="200" w:line="360" w:lineRule="auto"/>
+        <w:jc w:val="both"/>
+        <w:rPr>
+          <w:rFonts w:ascii="Century Gothic" w:cs="Century Gothic" w:eastAsia="Century Gothic" w:hAnsi="Century Gothic"/>
+          <w:sz w:val="20"/>
+          <w:szCs w:val="20"/>
+        </w:rPr>
+      </w:pPr>
+      <w:r>
+        <w:rPr>
+          <w:rFonts w:ascii="Century Gothic" w:cs="Century Gothic" w:eastAsia="Century Gothic" w:hAnsi="Century Gothic"/>
+          <w:sz w:val="20"/>
+          <w:szCs w:val="20"/>
+          <w:rtl w:val="0"/>
+        </w:rPr>
+        <w:t xml:space="preserve">Please find attached a </w:t>
+      </w:r>
+      <w:hyperlink r:id="rId10">
+        <w:r>
+          <w:rPr>
+            <w:rFonts w:ascii="Century Gothic" w:cs="Century Gothic" w:eastAsia="Century Gothic" w:hAnsi="Century Gothic"/>
+            <w:color w:val="1155cc"/>
+            <w:sz w:val="20"/>
+            <w:szCs w:val="20"/>
+            <w:u w:val="single"/>
+            <w:rtl w:val="0"/>
+          </w:rPr>
+          <w:t xml:space="preserve">list</w:t>
+        </w:r>
+      </w:hyperlink>
+      <w:r>
+        <w:rPr>
+          <w:rFonts w:ascii="Century Gothic" w:cs="Century Gothic" w:eastAsia="Century Gothic" w:hAnsi="Century Gothic"/>
+          <w:sz w:val="20"/>
+          <w:szCs w:val="20"/>
+          <w:rtl w:val="0"/>
+        </w:rPr>
+        <w:t xml:space="preserve"> of our high risk and prohibited Customers</w:t>
       </w:r>
     </w:p>
     <w:p>
@@ -15295,7 +15725,7 @@
           <w:szCs w:val="20"/>
           <w:rtl w:val="0"/>
         </w:rPr>
-        <w:t xml:space="preserve">SCHEDULE C</w:t>
+        <w:t xml:space="preserve">SCHEDULE D</w:t>
       </w:r>
     </w:p>
     <w:p>
@@ -15319,21 +15749,7 @@
           <w:szCs w:val="20"/>
           <w:rtl w:val="0"/>
         </w:rPr>
-        <w:t xml:space="preserve">HIGH-RISK AND PROHIBITED CUSTOMERS</w:t>
-      </w:r>
-    </w:p>
-    <w:p>
-      <w:pPr>
-        <w:spacing w:after="200" w:line="360" w:lineRule="auto"/>
-        <w:jc w:val="both"/>
-        <w:rPr>
-          <w:rFonts w:ascii="Century Gothic" w:cs="Century Gothic" w:eastAsia="Century Gothic" w:hAnsi="Century Gothic"/>
-          <w:sz w:val="20"/>
-          <w:szCs w:val="20"/>
-        </w:rPr>
-      </w:pPr>
-      <w:r>
-        <w:t>NoteStandard prohibits onboarding high-risk/restricted entities including sanctions-listed persons, un-hosted gambling operators, adult content services, and unregulated darknet vendors.</w:t>
+        <w:t xml:space="preserve">HIGH RISK AND PROHIBITED JURISDICTIONS</w:t>
       </w:r>
     </w:p>
     <w:p>
@@ -15351,53 +15767,38 @@
       <w:r>
         <w:rPr>
           <w:rFonts w:ascii="Century Gothic" w:cs="Century Gothic" w:eastAsia="Century Gothic" w:hAnsi="Century Gothic"/>
-          <w:b w:val="1"/>
-          <w:bCs w:val="1"/>
-          <w:sz w:val="20"/>
-          <w:szCs w:val="20"/>
-          <w:rtl w:val="0"/>
-        </w:rPr>
-        <w:t xml:space="preserve">SCHEDULE D</w:t>
-      </w:r>
-    </w:p>
-    <w:p>
-      <w:pPr>
-        <w:spacing w:after="200" w:line="360" w:lineRule="auto"/>
-        <w:jc w:val="both"/>
-        <w:rPr>
-          <w:rFonts w:ascii="Century Gothic" w:cs="Century Gothic" w:eastAsia="Century Gothic" w:hAnsi="Century Gothic"/>
-          <w:b w:val="1"/>
-          <w:bCs w:val="1"/>
-          <w:sz w:val="20"/>
-          <w:szCs w:val="20"/>
-        </w:rPr>
-      </w:pPr>
-      <w:r>
-        <w:rPr>
-          <w:rFonts w:ascii="Century Gothic" w:cs="Century Gothic" w:eastAsia="Century Gothic" w:hAnsi="Century Gothic"/>
-          <w:b w:val="1"/>
-          <w:bCs w:val="1"/>
-          <w:sz w:val="20"/>
-          <w:szCs w:val="20"/>
-          <w:rtl w:val="0"/>
-        </w:rPr>
-        <w:t xml:space="preserve">HIGH RISK AND PROHIBITED JURISDICTIONS</w:t>
-      </w:r>
-    </w:p>
-    <w:p>
-      <w:pPr>
-        <w:spacing w:after="200" w:line="360" w:lineRule="auto"/>
-        <w:jc w:val="both"/>
-        <w:rPr>
-          <w:rFonts w:ascii="Century Gothic" w:cs="Century Gothic" w:eastAsia="Century Gothic" w:hAnsi="Century Gothic"/>
-          <w:b w:val="1"/>
-          <w:bCs w:val="1"/>
-          <w:sz w:val="20"/>
-          <w:szCs w:val="20"/>
-        </w:rPr>
-      </w:pPr>
-      <w:r>
-        <w:t>NoteStandard enforces FATF and OFAC high-risk and non-cooperative jurisdiction blacklists including North Korea (DPRK), Iran, Myanmar, Syria, and Cuba.</w:t>
+          <w:sz w:val="20"/>
+          <w:szCs w:val="20"/>
+          <w:rtl w:val="0"/>
+        </w:rPr>
+        <w:t xml:space="preserve">Please find attached a </w:t>
+      </w:r>
+      <w:hyperlink r:id="rId11">
+        <w:r>
+          <w:rPr>
+            <w:rFonts w:ascii="Century Gothic" w:cs="Century Gothic" w:eastAsia="Century Gothic" w:hAnsi="Century Gothic"/>
+            <w:color w:val="1155cc"/>
+            <w:sz w:val="20"/>
+            <w:szCs w:val="20"/>
+            <w:u w:val="single"/>
+            <w:rtl w:val="0"/>
+          </w:rPr>
+          <w:t xml:space="preserve">list</w:t>
+        </w:r>
+      </w:hyperlink>
+      <w:r>
+        <w:rPr>
+          <w:rFonts w:ascii="Century Gothic" w:cs="Century Gothic" w:eastAsia="Century Gothic" w:hAnsi="Century Gothic"/>
+          <w:sz w:val="20"/>
+          <w:szCs w:val="20"/>
+          <w:rtl w:val="0"/>
+        </w:rPr>
+        <w:t xml:space="preserve"> of our high risk and prohibited Jurisdictions</w:t>
+      </w:r>
+      <w:r>
+        <w:rPr>
+          <w:rtl w:val="0"/>
+        </w:rPr>
       </w:r>
     </w:p>
     <w:p>
